--- a/manuscript/manuscript_NEE_final.docx
+++ b/manuscript/manuscript_NEE_final.docx
@@ -2,7 +2,7 @@
 <file path=word/document.xml><?xml version="1.0" encoding="utf-8"?>
 <w:document xmlns:w="http://schemas.openxmlformats.org/wordprocessingml/2006/main" xmlns:m="http://schemas.openxmlformats.org/officeDocument/2006/math" xmlns:r="http://schemas.openxmlformats.org/officeDocument/2006/relationships" xmlns:o="urn:schemas-microsoft-com:office:office" xmlns:v="urn:schemas-microsoft-com:vml" xmlns:w10="urn:schemas-microsoft-com:office:word" xmlns:a="http://schemas.openxmlformats.org/drawingml/2006/main" xmlns:pic="http://schemas.openxmlformats.org/drawingml/2006/picture" xmlns:wp="http://schemas.openxmlformats.org/drawingml/2006/wordprocessingDrawing">
   <w:body>
-    <w:bookmarkStart w:id="35" w:name="X732cd088e663900491583918cdf8fca26c5e5f1"/>
+    <w:bookmarkStart w:id="38" w:name="X732cd088e663900491583918cdf8fca26c5e5f1"/>
     <w:p>
       <w:pPr>
         <w:pStyle w:val="Heading1"/>
@@ -116,79 +116,113 @@
         <w:t xml:space="preserve"> </w:t>
       </w:r>
       <w:r>
-        <w:t xml:space="preserve">Whether survey effort merely scales how many records appear, or actively</w:t>
-      </w:r>
-      <w:r>
-        <w:t xml:space="preserve"> </w:t>
-      </w:r>
-      <w:r>
-        <w:t xml:space="preserve">conditions whether climate-driven change becomes detectable at all, is untested.</w:t>
-      </w:r>
-      <w:r>
-        <w:t xml:space="preserve"> </w:t>
-      </w:r>
-      <w:r>
-        <w:t xml:space="preserve">Using 12,813 species-by-province-by-year risk-set rows for 333 birds reported as</w:t>
-      </w:r>
-      <w:r>
-        <w:t xml:space="preserve"> </w:t>
-      </w:r>
-      <w:r>
-        <w:t xml:space="preserve">new distribution records across mainland China (2002–2024), we show with</w:t>
-      </w:r>
-      <w:r>
-        <w:t xml:space="preserve"> </w:t>
-      </w:r>
-      <w:r>
-        <w:t xml:space="preserve">discrete-time hazard models that climate exposure and effort combine</w:t>
-      </w:r>
-      <w:r>
-        <w:t xml:space="preserve"> </w:t>
-      </w:r>
-      <w:r>
-        <w:t xml:space="preserve">multiplicatively: their interaction is positive across four effort metrics</w:t>
-      </w:r>
-      <w:r>
-        <w:t xml:space="preserve"> </w:t>
-      </w:r>
-      <w:r>
-        <w:t xml:space="preserve">(hazard ratio 1.18–1.30) and decisively outperforms both an additive model and a</w:t>
-      </w:r>
-      <w:r>
-        <w:t xml:space="preserve"> </w:t>
-      </w:r>
-      <w:r>
-        <w:t xml:space="preserve">raw-effort offset, identifying effort as a moderator rather than a scaling term.</w:t>
-      </w:r>
-      <w:r>
-        <w:t xml:space="preserve"> </w:t>
-      </w:r>
-      <w:r>
-        <w:t xml:space="preserve">The interaction persists when effort is lagged a year, is strongest in resident</w:t>
-      </w:r>
-      <w:r>
-        <w:t xml:space="preserve"> </w:t>
-      </w:r>
-      <w:r>
-        <w:t xml:space="preserve">species, and survives a fifteen-fold risk-set expansion, but dissolves beyond a</w:t>
-      </w:r>
-      <w:r>
-        <w:t xml:space="preserve"> </w:t>
-      </w:r>
-      <w:r>
-        <w:t xml:space="preserve">well-modelled species core and transfers poorly across regions. We argue that new</w:t>
-      </w:r>
-      <w:r>
-        <w:t xml:space="preserve"> </w:t>
-      </w:r>
-      <w:r>
-        <w:t xml:space="preserve">records are effort-moderated visibility events, reframing how range-shift evidence</w:t>
-      </w:r>
-      <w:r>
-        <w:t xml:space="preserve"> </w:t>
-      </w:r>
-      <w:r>
-        <w:t xml:space="preserve">should be read and prioritised.</w:t>
+        <w:t xml:space="preserve">Whether survey effort merely scales how many records appear, or actively conditions</w:t>
+      </w:r>
+      <w:r>
+        <w:t xml:space="preserve"> </w:t>
+      </w:r>
+      <w:r>
+        <w:t xml:space="preserve">whether climate-driven change becomes detectable, is untested. Using complete</w:t>
+      </w:r>
+      <w:r>
+        <w:t xml:space="preserve"> </w:t>
+      </w:r>
+      <w:r>
+        <w:t xml:space="preserve">discrete-time risk sets for 463 birds newly recorded across mainland China</w:t>
+      </w:r>
+      <w:r>
+        <w:t xml:space="preserve"> </w:t>
+      </w:r>
+      <w:r>
+        <w:t xml:space="preserve">(2002–2024; 188,870 species-by-province-by-year rows, 817 first records), we show</w:t>
+      </w:r>
+      <w:r>
+        <w:t xml:space="preserve"> </w:t>
+      </w:r>
+      <w:r>
+        <w:t xml:space="preserve">that climate exposure and effort combine multiplicatively. Their interaction is</w:t>
+      </w:r>
+      <w:r>
+        <w:t xml:space="preserve"> </w:t>
+      </w:r>
+      <w:r>
+        <w:t xml:space="preserve">positive and invariant across three species-distribution-model thresholds</w:t>
+      </w:r>
+      <w:r>
+        <w:t xml:space="preserve"> </w:t>
+      </w:r>
+      <w:r>
+        <w:t xml:space="preserve">(hazard ratio 1.274–1.290), and the interaction model outperforms both an additive</w:t>
+      </w:r>
+      <w:r>
+        <w:t xml:space="preserve"> </w:t>
+      </w:r>
+      <w:r>
+        <w:t xml:space="preserve">model and a raw-effort offset at every threshold — identifying effort as a</w:t>
+      </w:r>
+      <w:r>
+        <w:t xml:space="preserve"> </w:t>
+      </w:r>
+      <w:r>
+        <w:t xml:space="preserve">moderator rather than a scaling term. Partitioning explained deviance, effort</w:t>
+      </w:r>
+      <w:r>
+        <w:t xml:space="preserve"> </w:t>
+      </w:r>
+      <w:r>
+        <w:t xml:space="preserve">accounts for ~79 %, the interaction 12–30 % and climate alone under 6 %: climate</w:t>
+      </w:r>
+      <w:r>
+        <w:t xml:space="preserve"> </w:t>
+      </w:r>
+      <w:r>
+        <w:t xml:space="preserve">enters the record process chiefly</w:t>
+      </w:r>
+      <w:r>
+        <w:t xml:space="preserve"> </w:t>
+      </w:r>
+      <w:r>
+        <w:rPr>
+          <w:i/>
+          <w:iCs/>
+        </w:rPr>
+        <w:t xml:space="preserve">through</w:t>
+      </w:r>
+      <w:r>
+        <w:t xml:space="preserve"> </w:t>
+      </w:r>
+      <w:r>
+        <w:t xml:space="preserve">effort. The interaction is carried</w:t>
+      </w:r>
+      <w:r>
+        <w:t xml:space="preserve"> </w:t>
+      </w:r>
+      <w:r>
+        <w:t xml:space="preserve">specifically by thermal anomalies, is present in every migratory strategy and</w:t>
+      </w:r>
+      <w:r>
+        <w:t xml:space="preserve"> </w:t>
+      </w:r>
+      <w:r>
+        <w:t xml:space="preserve">strongest in long-distance migrants, and survives lagging effort by a year.</w:t>
+      </w:r>
+      <w:r>
+        <w:t xml:space="preserve"> </w:t>
+      </w:r>
+      <w:r>
+        <w:t xml:space="preserve">Mechanistic and machine-learning projections agree until covariates leave the</w:t>
+      </w:r>
+      <w:r>
+        <w:t xml:space="preserve"> </w:t>
+      </w:r>
+      <w:r>
+        <w:t xml:space="preserve">training domain and then diverge sharply, bounding credible forecasts near 2050.</w:t>
+      </w:r>
+      <w:r>
+        <w:t xml:space="preserve"> </w:t>
+      </w:r>
+      <w:r>
+        <w:t xml:space="preserve">New records are best read as effort-moderated visibility events.</w:t>
       </w:r>
     </w:p>
     <w:p>
@@ -199,7 +233,7 @@
       </w:r>
     </w:p>
     <w:bookmarkEnd w:id="10"/>
-    <w:bookmarkStart w:id="18" w:name="main"/>
+    <w:bookmarkStart w:id="19" w:name="main"/>
     <w:p>
       <w:pPr>
         <w:pStyle w:val="Heading2"/>
@@ -213,7 +247,7 @@
         <w:pStyle w:val="FirstParagraph"/>
       </w:pPr>
       <w:r>
-        <w:t xml:space="preserve">The redistribution of life under climate change is now among the most consequential</w:t>
+        <w:t xml:space="preserve">The redistribution of life under climate change is among the most consequential</w:t>
       </w:r>
       <w:r>
         <w:t xml:space="preserve"> </w:t>
@@ -231,31 +265,31 @@
         <w:t xml:space="preserve"> </w:t>
       </w:r>
       <w:r>
-        <w:t xml:space="preserve">seen before¹,². Such records anchor estimates of range-shift velocity, forecasts</w:t>
-      </w:r>
-      <w:r>
-        <w:t xml:space="preserve"> </w:t>
-      </w:r>
-      <w:r>
-        <w:t xml:space="preserve">of biodiversity turnover, and the spatial targeting of conservation. They are also</w:t>
-      </w:r>
-      <w:r>
-        <w:t xml:space="preserve"> </w:t>
-      </w:r>
-      <w:r>
-        <w:t xml:space="preserve">deeply ambiguous. A new record is not produced by ecology alone: it requires that</w:t>
-      </w:r>
-      <w:r>
-        <w:t xml:space="preserve"> </w:t>
-      </w:r>
-      <w:r>
-        <w:t xml:space="preserve">a species become present or detectable, that observers visit the right place in the</w:t>
-      </w:r>
-      <w:r>
-        <w:t xml:space="preserve"> </w:t>
-      </w:r>
-      <w:r>
-        <w:t xml:space="preserve">right season, and that a reporting system captures the encounter. The ecological</w:t>
+        <w:t xml:space="preserve">seen before¹,². Such records anchor estimates of range-shift velocity, forecasts of</w:t>
+      </w:r>
+      <w:r>
+        <w:t xml:space="preserve"> </w:t>
+      </w:r>
+      <w:r>
+        <w:t xml:space="preserve">biodiversity turnover and the spatial targeting of conservation. They are also</w:t>
+      </w:r>
+      <w:r>
+        <w:t xml:space="preserve"> </w:t>
+      </w:r>
+      <w:r>
+        <w:t xml:space="preserve">deeply ambiguous. A new record is not produced by ecology alone: it requires that a</w:t>
+      </w:r>
+      <w:r>
+        <w:t xml:space="preserve"> </w:t>
+      </w:r>
+      <w:r>
+        <w:t xml:space="preserve">species become present or detectable, that observers visit the right place in the</w:t>
+      </w:r>
+      <w:r>
+        <w:t xml:space="preserve"> </w:t>
+      </w:r>
+      <w:r>
+        <w:t xml:space="preserve">right season, and that a reporting system capture the encounter. The ecological</w:t>
       </w:r>
       <w:r>
         <w:t xml:space="preserve"> </w:t>
@@ -275,37 +309,37 @@
         <w:pStyle w:val="BodyText"/>
       </w:pPr>
       <w:r>
-        <w:t xml:space="preserve">This entanglement is not random noise. Occurrence data are concentrated in</w:t>
-      </w:r>
-      <w:r>
-        <w:t xml:space="preserve"> </w:t>
-      </w:r>
-      <w:r>
-        <w:t xml:space="preserve">accessible, populous and repeatedly visited landscapes, and the explosive growth of</w:t>
-      </w:r>
-      <w:r>
-        <w:t xml:space="preserve"> </w:t>
-      </w:r>
-      <w:r>
-        <w:t xml:space="preserve">citizen science can manufacture the appearance of biodiversity change where</w:t>
-      </w:r>
-      <w:r>
-        <w:t xml:space="preserve"> </w:t>
-      </w:r>
-      <w:r>
-        <w:t xml:space="preserve">ecological change is slight³⁻⁵. The standard remedy is to treat survey effort as an</w:t>
-      </w:r>
-      <w:r>
-        <w:t xml:space="preserve"> </w:t>
-      </w:r>
-      <w:r>
-        <w:t xml:space="preserve">additive covariate or as an offset that rescales expected counts. Both share a</w:t>
-      </w:r>
-      <w:r>
-        <w:t xml:space="preserve"> </w:t>
-      </w:r>
-      <w:r>
-        <w:t xml:space="preserve">hidden assumption: that effort changes the</w:t>
+        <w:t xml:space="preserve">This entanglement is not random noise. Occurrence data concentrate in accessible,</w:t>
+      </w:r>
+      <w:r>
+        <w:t xml:space="preserve"> </w:t>
+      </w:r>
+      <w:r>
+        <w:t xml:space="preserve">populous and repeatedly visited landscapes, and the explosive growth of citizen</w:t>
+      </w:r>
+      <w:r>
+        <w:t xml:space="preserve"> </w:t>
+      </w:r>
+      <w:r>
+        <w:t xml:space="preserve">science can manufacture the appearance of biodiversity change where ecological</w:t>
+      </w:r>
+      <w:r>
+        <w:t xml:space="preserve"> </w:t>
+      </w:r>
+      <w:r>
+        <w:t xml:space="preserve">change is slight³⁻⁵. The standard remedy is to treat survey effort as an additive</w:t>
+      </w:r>
+      <w:r>
+        <w:t xml:space="preserve"> </w:t>
+      </w:r>
+      <w:r>
+        <w:t xml:space="preserve">covariate or as an offset that rescales expected counts. Both share a hidden</w:t>
+      </w:r>
+      <w:r>
+        <w:t xml:space="preserve"> </w:t>
+      </w:r>
+      <w:r>
+        <w:t xml:space="preserve">assumption: that effort changes the</w:t>
       </w:r>
       <w:r>
         <w:t xml:space="preserve"> </w:t>
@@ -321,25 +355,25 @@
         <w:t xml:space="preserve"> </w:t>
       </w:r>
       <w:r>
-        <w:t xml:space="preserve">of records independently of</w:t>
-      </w:r>
-      <w:r>
-        <w:t xml:space="preserve"> </w:t>
-      </w:r>
-      <w:r>
-        <w:t xml:space="preserve">ecological exposure. For new distribution records, that assumption is unlikely to</w:t>
-      </w:r>
-      <w:r>
-        <w:t xml:space="preserve"> </w:t>
-      </w:r>
-      <w:r>
-        <w:t xml:space="preserve">hold. Climatic exposure may raise the probability that a species reaches or</w:t>
-      </w:r>
-      <w:r>
-        <w:t xml:space="preserve"> </w:t>
-      </w:r>
-      <w:r>
-        <w:t xml:space="preserve">persists in a new place, but the colonisation becomes a</w:t>
+        <w:t xml:space="preserve">of records independently of ecological</w:t>
+      </w:r>
+      <w:r>
+        <w:t xml:space="preserve"> </w:t>
+      </w:r>
+      <w:r>
+        <w:t xml:space="preserve">exposure. For new distribution records that assumption is unlikely to hold.</w:t>
+      </w:r>
+      <w:r>
+        <w:t xml:space="preserve"> </w:t>
+      </w:r>
+      <w:r>
+        <w:t xml:space="preserve">Climatic exposure may raise the probability that a species reaches or persists in a</w:t>
+      </w:r>
+      <w:r>
+        <w:t xml:space="preserve"> </w:t>
+      </w:r>
+      <w:r>
+        <w:t xml:space="preserve">new place, but the colonisation becomes a</w:t>
       </w:r>
       <w:r>
         <w:t xml:space="preserve"> </w:t>
@@ -355,19 +389,19 @@
         <w:t xml:space="preserve"> </w:t>
       </w:r>
       <w:r>
-        <w:t xml:space="preserve">only where</w:t>
-      </w:r>
-      <w:r>
-        <w:t xml:space="preserve"> </w:t>
-      </w:r>
-      <w:r>
-        <w:t xml:space="preserve">observation pressure is sufficient to register it. If so, climate and effort should</w:t>
-      </w:r>
-      <w:r>
-        <w:t xml:space="preserve"> </w:t>
-      </w:r>
-      <w:r>
-        <w:t xml:space="preserve">act on records multiplicatively, and effort should behave as a</w:t>
+        <w:t xml:space="preserve">only where observation pressure</w:t>
+      </w:r>
+      <w:r>
+        <w:t xml:space="preserve"> </w:t>
+      </w:r>
+      <w:r>
+        <w:t xml:space="preserve">suffices to register it. If so, climate and effort should act on records</w:t>
+      </w:r>
+      <w:r>
+        <w:t xml:space="preserve"> </w:t>
+      </w:r>
+      <w:r>
+        <w:t xml:space="preserve">multiplicatively, and effort should behave as a</w:t>
       </w:r>
       <w:r>
         <w:t xml:space="preserve"> </w:t>
@@ -383,13 +417,13 @@
         <w:t xml:space="preserve"> </w:t>
       </w:r>
       <w:r>
-        <w:t xml:space="preserve">of the</w:t>
-      </w:r>
-      <w:r>
-        <w:t xml:space="preserve"> </w:t>
-      </w:r>
-      <w:r>
-        <w:t xml:space="preserve">climate signal rather than as a uniform multiplier.</w:t>
+        <w:t xml:space="preserve">of the climate signal</w:t>
+      </w:r>
+      <w:r>
+        <w:t xml:space="preserve"> </w:t>
+      </w:r>
+      <w:r>
+        <w:t xml:space="preserve">rather than as a uniform multiplier.</w:t>
       </w:r>
     </w:p>
     <w:p>
@@ -397,43 +431,43 @@
         <w:pStyle w:val="BodyText"/>
       </w:pPr>
       <w:r>
-        <w:t xml:space="preserve">The distinction is not semantic; it determines what a new-record map means. If</w:t>
-      </w:r>
-      <w:r>
-        <w:t xml:space="preserve"> </w:t>
-      </w:r>
-      <w:r>
-        <w:t xml:space="preserve">effort is additive, correcting for it recovers the climate signal and predicted</w:t>
-      </w:r>
-      <w:r>
-        <w:t xml:space="preserve"> </w:t>
-      </w:r>
-      <w:r>
-        <w:t xml:space="preserve">records track climatic exposure. If effort is a moderator, identical exposure</w:t>
-      </w:r>
-      <w:r>
-        <w:t xml:space="preserve"> </w:t>
-      </w:r>
-      <w:r>
-        <w:t xml:space="preserve">yields records in well-watched landscapes and silence elsewhere, so any map of</w:t>
-      </w:r>
-      <w:r>
-        <w:t xml:space="preserve"> </w:t>
-      </w:r>
-      <w:r>
-        <w:t xml:space="preserve">"where ranges are shifting" is partly a map of where people look — and any</w:t>
-      </w:r>
-      <w:r>
-        <w:t xml:space="preserve"> </w:t>
-      </w:r>
-      <w:r>
-        <w:t xml:space="preserve">conservation priority built on it inherits that bias. Despite its importance, the</w:t>
-      </w:r>
-      <w:r>
-        <w:t xml:space="preserve"> </w:t>
-      </w:r>
-      <w:r>
-        <w:t xml:space="preserve">moderator-versus-scaling question has not been posed as a direct, falsifiable test.</w:t>
+        <w:t xml:space="preserve">The distinction determines what a new-record map means. If effort is additive,</w:t>
+      </w:r>
+      <w:r>
+        <w:t xml:space="preserve"> </w:t>
+      </w:r>
+      <w:r>
+        <w:t xml:space="preserve">correcting for it recovers the climate signal and predicted records track climatic</w:t>
+      </w:r>
+      <w:r>
+        <w:t xml:space="preserve"> </w:t>
+      </w:r>
+      <w:r>
+        <w:t xml:space="preserve">exposure. If effort is a moderator, identical exposure yields records in</w:t>
+      </w:r>
+      <w:r>
+        <w:t xml:space="preserve"> </w:t>
+      </w:r>
+      <w:r>
+        <w:t xml:space="preserve">well-watched landscapes and silence elsewhere, so any map of "where ranges are</w:t>
+      </w:r>
+      <w:r>
+        <w:t xml:space="preserve"> </w:t>
+      </w:r>
+      <w:r>
+        <w:t xml:space="preserve">shifting" is partly a map of where people look — and any conservation priority</w:t>
+      </w:r>
+      <w:r>
+        <w:t xml:space="preserve"> </w:t>
+      </w:r>
+      <w:r>
+        <w:t xml:space="preserve">built on it inherits that bias. Despite its importance, the moderator-versus-scaling</w:t>
+      </w:r>
+      <w:r>
+        <w:t xml:space="preserve"> </w:t>
+      </w:r>
+      <w:r>
+        <w:t xml:space="preserve">question has not been posed as a direct, falsifiable test.</w:t>
       </w:r>
     </w:p>
     <w:p>
@@ -441,43 +475,37 @@
         <w:pStyle w:val="BodyText"/>
       </w:pPr>
       <w:r>
-        <w:t xml:space="preserve">China offers a uniquely demanding arena in which to pose it. The country spans</w:t>
-      </w:r>
-      <w:r>
-        <w:t xml:space="preserve"> </w:t>
-      </w:r>
-      <w:r>
-        <w:t xml:space="preserve">tropical, temperate, arid, plateau and high-mountain biomes across steep climatic</w:t>
-      </w:r>
-      <w:r>
-        <w:t xml:space="preserve"> </w:t>
-      </w:r>
-      <w:r>
-        <w:t xml:space="preserve">gradients, and bird recording has grown by more than an order of magnitude since</w:t>
-      </w:r>
-      <w:r>
-        <w:t xml:space="preserve"> </w:t>
-      </w:r>
-      <w:r>
-        <w:t xml:space="preserve">2002. New bird records here may reflect genuine redistribution, intensifying</w:t>
-      </w:r>
-      <w:r>
-        <w:t xml:space="preserve"> </w:t>
-      </w:r>
-      <w:r>
-        <w:t xml:space="preserve">observation, or both, and the two are spatially confounded. Resolving them is a</w:t>
-      </w:r>
-      <w:r>
-        <w:t xml:space="preserve"> </w:t>
-      </w:r>
-      <w:r>
-        <w:t xml:space="preserve">precondition for using new-record data to infer range shifts or to design</w:t>
-      </w:r>
-      <w:r>
-        <w:t xml:space="preserve"> </w:t>
-      </w:r>
-      <w:r>
-        <w:t xml:space="preserve">monitoring.</w:t>
+        <w:t xml:space="preserve">China offers a demanding arena in which to pose it. The country spans tropical,</w:t>
+      </w:r>
+      <w:r>
+        <w:t xml:space="preserve"> </w:t>
+      </w:r>
+      <w:r>
+        <w:t xml:space="preserve">temperate, arid, plateau and high-mountain biomes across steep climatic gradients,</w:t>
+      </w:r>
+      <w:r>
+        <w:t xml:space="preserve"> </w:t>
+      </w:r>
+      <w:r>
+        <w:t xml:space="preserve">and bird recording has grown by more than an order of magnitude since 2002. New</w:t>
+      </w:r>
+      <w:r>
+        <w:t xml:space="preserve"> </w:t>
+      </w:r>
+      <w:r>
+        <w:t xml:space="preserve">bird records here may reflect genuine redistribution, intensifying observation, or</w:t>
+      </w:r>
+      <w:r>
+        <w:t xml:space="preserve"> </w:t>
+      </w:r>
+      <w:r>
+        <w:t xml:space="preserve">both, and the two are spatially confounded. Resolving them is a precondition for</w:t>
+      </w:r>
+      <w:r>
+        <w:t xml:space="preserve"> </w:t>
+      </w:r>
+      <w:r>
+        <w:t xml:space="preserve">using new-record data to infer range shifts or to design monitoring.</w:t>
       </w:r>
     </w:p>
     <w:p>
@@ -485,13 +513,7 @@
         <w:pStyle w:val="BodyText"/>
       </w:pPr>
       <w:r>
-        <w:t xml:space="preserve">We develop a multi-scale, discrete-time hazard framework for new bird records and</w:t>
-      </w:r>
-      <w:r>
-        <w:t xml:space="preserve"> </w:t>
-      </w:r>
-      <w:r>
-        <w:t xml:space="preserve">use it to test four hypotheses.</w:t>
+        <w:t xml:space="preserve">We develop a multi-scale, discrete-time hazard framework and test four hypotheses.</w:t>
       </w:r>
       <w:r>
         <w:t xml:space="preserve"> </w:t>
@@ -504,13 +526,7 @@
         <w:t xml:space="preserve">H1</w:t>
       </w:r>
       <w:r>
-        <w:t xml:space="preserve">: climate exposure and survey effort combine</w:t>
-      </w:r>
-      <w:r>
-        <w:t xml:space="preserve"> </w:t>
-      </w:r>
-      <w:r>
-        <w:t xml:space="preserve">interactively, not additively.</w:t>
+        <w:t xml:space="preserve">: climate exposure and survey effort combine interactively, not additively.</w:t>
       </w:r>
       <w:r>
         <w:t xml:space="preserve"> </w:t>
@@ -523,25 +539,19 @@
         <w:t xml:space="preserve">H2</w:t>
       </w:r>
       <w:r>
-        <w:t xml:space="preserve">: effort moderates the climate–hazard</w:t>
-      </w:r>
-      <w:r>
-        <w:t xml:space="preserve"> </w:t>
-      </w:r>
-      <w:r>
-        <w:t xml:space="preserve">relationship rather than scaling record counts — a contrast we operationalise as an</w:t>
-      </w:r>
-      <w:r>
-        <w:t xml:space="preserve"> </w:t>
-      </w:r>
-      <w:r>
-        <w:t xml:space="preserve">interaction model versus a raw-effort offset model, and defend against reverse</w:t>
-      </w:r>
-      <w:r>
-        <w:t xml:space="preserve"> </w:t>
-      </w:r>
-      <w:r>
-        <w:t xml:space="preserve">causation by lagging effort.</w:t>
+        <w:t xml:space="preserve">: effort moderates the climate–hazard relationship rather than scaling record</w:t>
+      </w:r>
+      <w:r>
+        <w:t xml:space="preserve"> </w:t>
+      </w:r>
+      <w:r>
+        <w:t xml:space="preserve">counts — operationalised as an interaction model versus a raw-effort offset model,</w:t>
+      </w:r>
+      <w:r>
+        <w:t xml:space="preserve"> </w:t>
+      </w:r>
+      <w:r>
+        <w:t xml:space="preserve">and defended against reverse causation by lagging effort.</w:t>
       </w:r>
       <w:r>
         <w:t xml:space="preserve"> </w:t>
@@ -554,19 +564,19 @@
         <w:t xml:space="preserve">H3</w:t>
       </w:r>
       <w:r>
-        <w:t xml:space="preserve">: the interaction is general across effort</w:t>
-      </w:r>
-      <w:r>
-        <w:t xml:space="preserve"> </w:t>
-      </w:r>
-      <w:r>
-        <w:t xml:space="preserve">metrics, life histories, risk-set definitions and spatial scales, while its</w:t>
-      </w:r>
-      <w:r>
-        <w:t xml:space="preserve"> </w:t>
-      </w:r>
-      <w:r>
-        <w:t xml:space="preserve">strength is trait- and scale-dependent.</w:t>
+        <w:t xml:space="preserve">: the interaction is</w:t>
+      </w:r>
+      <w:r>
+        <w:t xml:space="preserve"> </w:t>
+      </w:r>
+      <w:r>
+        <w:t xml:space="preserve">general across climate and effort proxies, life histories, risk-set definitions and</w:t>
+      </w:r>
+      <w:r>
+        <w:t xml:space="preserve"> </w:t>
+      </w:r>
+      <w:r>
+        <w:t xml:space="preserve">spatial scales, while its strength is proxy-, trait- and scale-dependent.</w:t>
       </w:r>
       <w:r>
         <w:t xml:space="preserve"> </w:t>
@@ -579,34 +589,34 @@
         <w:t xml:space="preserve">H4</w:t>
       </w:r>
       <w:r>
-        <w:t xml:space="preserve">: because the process is partly an</w:t>
-      </w:r>
-      <w:r>
-        <w:t xml:space="preserve"> </w:t>
-      </w:r>
-      <w:r>
-        <w:t xml:space="preserve">observation process, the framework is informative for inference and temporal</w:t>
-      </w:r>
-      <w:r>
-        <w:t xml:space="preserve"> </w:t>
-      </w:r>
-      <w:r>
-        <w:t xml:space="preserve">projection but bounded for spatial extrapolation, with direct consequences for</w:t>
-      </w:r>
-      <w:r>
-        <w:t xml:space="preserve"> </w:t>
-      </w:r>
-      <w:r>
-        <w:t xml:space="preserve">monitoring design.</w:t>
-      </w:r>
-    </w:p>
-    <w:bookmarkStart w:id="11" w:name="X91a9897828d852a91450995d6f6350d912180c4"/>
+        <w:t xml:space="preserve">:</w:t>
+      </w:r>
+      <w:r>
+        <w:t xml:space="preserve"> </w:t>
+      </w:r>
+      <w:r>
+        <w:t xml:space="preserve">because the process is partly an observation process, the framework is informative</w:t>
+      </w:r>
+      <w:r>
+        <w:t xml:space="preserve"> </w:t>
+      </w:r>
+      <w:r>
+        <w:t xml:space="preserve">for inference and near-term projection but bounded for extrapolation, with direct</w:t>
+      </w:r>
+      <w:r>
+        <w:t xml:space="preserve"> </w:t>
+      </w:r>
+      <w:r>
+        <w:t xml:space="preserve">consequences for monitoring design.</w:t>
+      </w:r>
+    </w:p>
+    <w:bookmarkStart w:id="11" w:name="Xd73a9a77072de6512b529d7d331366c3c789bf3"/>
     <w:p>
       <w:pPr>
         <w:pStyle w:val="Heading3"/>
       </w:pPr>
       <w:r>
-        <w:t xml:space="preserve">A discrete-time hazard framework for new records</w:t>
+        <w:t xml:space="preserve">Complete risk sets across species-distribution-model thresholds</w:t>
       </w:r>
     </w:p>
     <w:p>
@@ -614,73 +624,542 @@
         <w:pStyle w:val="FirstParagraph"/>
       </w:pPr>
       <w:r>
-        <w:t xml:space="preserve">We cast each potential new record as a survival problem. A row in the risk set is a</w:t>
-      </w:r>
-      <w:r>
-        <w:t xml:space="preserve"> </w:t>
-      </w:r>
-      <w:r>
-        <w:t xml:space="preserve">species-by-spatial-unit-by-year combination that was at risk of a first record</w:t>
-      </w:r>
-      <w:r>
-        <w:t xml:space="preserve"> </w:t>
-      </w:r>
-      <w:r>
-        <w:t xml:space="preserve">before the event year; the response is the binary first arrival. Our conservative</w:t>
-      </w:r>
-      <w:r>
-        <w:t xml:space="preserve"> </w:t>
-      </w:r>
-      <w:r>
-        <w:t xml:space="preserve">(headline) province risk set comprised 12,813 rows for 333 species and 512</w:t>
-      </w:r>
-      <w:r>
-        <w:t xml:space="preserve"> </w:t>
-      </w:r>
-      <w:r>
-        <w:t xml:space="preserve">first-arrival events across 32 mainland provincial units, 2002–2024, with each</w:t>
-      </w:r>
-      <w:r>
-        <w:t xml:space="preserve"> </w:t>
-      </w:r>
-      <w:r>
-        <w:t xml:space="preserve">species considered at risk only where a species distribution model judged its</w:t>
-      </w:r>
-      <w:r>
-        <w:t xml:space="preserve"> </w:t>
-      </w:r>
-      <w:r>
-        <w:t xml:space="preserve">presence plausible. We fitted a nested family of complementary log-log hazard</w:t>
-      </w:r>
-      <w:r>
-        <w:t xml:space="preserve"> </w:t>
-      </w:r>
-      <w:r>
-        <w:t xml:space="preserve">models with crossed random intercepts for species and spatial unit (Methods): a</w:t>
-      </w:r>
-      <w:r>
-        <w:t xml:space="preserve"> </w:t>
-      </w:r>
-      <w:r>
-        <w:t xml:space="preserve">null model, effort-only, climate-only, an additive climate-plus-effort model</w:t>
-      </w:r>
-      <w:r>
-        <w:t xml:space="preserve"> </w:t>
-      </w:r>
-      <w:r>
-        <w:t xml:space="preserve">(M3), a climate-by-effort interaction (M4), and a climate-plus-raw-effort-offset</w:t>
-      </w:r>
-      <w:r>
-        <w:t xml:space="preserve"> </w:t>
-      </w:r>
-      <w:r>
-        <w:t xml:space="preserve">model (M5). Two contrasts carry the argument — M4 against M3 (interaction versus</w:t>
-      </w:r>
-      <w:r>
-        <w:t xml:space="preserve"> </w:t>
-      </w:r>
-      <w:r>
-        <w:t xml:space="preserve">addition) and M4 against M5 (moderation versus scaling).</w:t>
+        <w:t xml:space="preserve">We cast each potential new record as a survival problem: a row is a</w:t>
+      </w:r>
+      <w:r>
+        <w:t xml:space="preserve"> </w:t>
+      </w:r>
+      <w:r>
+        <w:t xml:space="preserve">species-by-province-by-year combination at risk of a first record before the event</w:t>
+      </w:r>
+      <w:r>
+        <w:t xml:space="preserve"> </w:t>
+      </w:r>
+      <w:r>
+        <w:t xml:space="preserve">year, and the response is the binary first arrival. Crucially, we analyse</w:t>
+      </w:r>
+      <w:r>
+        <w:t xml:space="preserve"> </w:t>
+      </w:r>
+      <w:r>
+        <w:rPr>
+          <w:b/>
+          <w:bCs/>
+        </w:rPr>
+        <w:t xml:space="preserve">complete</w:t>
+      </w:r>
+      <w:r>
+        <w:rPr>
+          <w:b/>
+          <w:bCs/>
+        </w:rPr>
+        <w:t xml:space="preserve"> </w:t>
+      </w:r>
+      <w:r>
+        <w:rPr>
+          <w:b/>
+          <w:bCs/>
+        </w:rPr>
+        <w:t xml:space="preserve">risk sets</w:t>
+      </w:r>
+      <w:r>
+        <w:t xml:space="preserve"> </w:t>
+      </w:r>
+      <w:r>
+        <w:t xml:space="preserve">— no complete-case truncation and no case-control subsampling — and we</w:t>
+      </w:r>
+      <w:r>
+        <w:t xml:space="preserve"> </w:t>
+      </w:r>
+      <w:r>
+        <w:t xml:space="preserve">rebuild them at three thresholds of the species-distribution model that defines</w:t>
+      </w:r>
+      <w:r>
+        <w:t xml:space="preserve"> </w:t>
+      </w:r>
+      <w:r>
+        <w:t xml:space="preserve">which species are considered at risk where. Every observed event is force-included,</w:t>
+      </w:r>
+      <w:r>
+        <w:t xml:space="preserve"> </w:t>
+      </w:r>
+      <w:r>
+        <w:t xml:space="preserve">so the threshold changes the candidate (non-event) denominator without altering the</w:t>
+      </w:r>
+      <w:r>
+        <w:t xml:space="preserve"> </w:t>
+      </w:r>
+      <w:r>
+        <w:t xml:space="preserve">numerator (Table 1). The three sets contain 188,870, 174,859 and 164,050 rows for</w:t>
+      </w:r>
+      <w:r>
+        <w:t xml:space="preserve"> </w:t>
+      </w:r>
+      <w:r>
+        <w:t xml:space="preserve">463 species and 817 events each; an earlier, complete-case-truncated set of 12,813</w:t>
+      </w:r>
+      <w:r>
+        <w:t xml:space="preserve"> </w:t>
+      </w:r>
+      <w:r>
+        <w:t xml:space="preserve">rows and 512 events is retained only as a reference.</w:t>
+      </w:r>
+    </w:p>
+    <w:p>
+      <w:pPr>
+        <w:pStyle w:val="BodyText"/>
+      </w:pPr>
+      <w:r>
+        <w:rPr>
+          <w:b/>
+          <w:bCs/>
+        </w:rPr>
+        <w:t xml:space="preserve">Table 1 | Complete risk sets across species-distribution-model thresholds.</w:t>
+      </w:r>
+    </w:p>
+    <w:tbl>
+      <w:tblPr>
+        <w:tblStyle w:val="Table"/>
+        <w:tblW w:type="auto" w:w="0"/>
+        <w:tblLook w:firstRow="1" w:lastRow="0" w:firstColumn="0" w:lastColumn="0" w:noHBand="0" w:noVBand="0" w:val="0020"/>
+      </w:tblPr>
+      <w:tblGrid>
+        <w:gridCol w:w="1320"/>
+        <w:gridCol w:w="1320"/>
+        <w:gridCol w:w="1320"/>
+        <w:gridCol w:w="1320"/>
+        <w:gridCol w:w="1320"/>
+        <w:gridCol w:w="1320"/>
+      </w:tblGrid>
+      <w:tr>
+        <w:trPr>
+          <w:tblHeader w:val="on"/>
+        </w:trPr>
+        <w:tc>
+          <w:tcPr/>
+          <w:p>
+            <w:pPr>
+              <w:pStyle w:val="Compact"/>
+            </w:pPr>
+            <w:r>
+              <w:t xml:space="preserve">Threshold</w:t>
+            </w:r>
+          </w:p>
+        </w:tc>
+        <w:tc>
+          <w:tcPr/>
+          <w:p>
+            <w:pPr>
+              <w:pStyle w:val="Compact"/>
+              <w:jc w:val="right"/>
+            </w:pPr>
+            <w:r>
+              <w:t xml:space="preserve">Candidate pairs</w:t>
+            </w:r>
+          </w:p>
+        </w:tc>
+        <w:tc>
+          <w:tcPr/>
+          <w:p>
+            <w:pPr>
+              <w:pStyle w:val="Compact"/>
+              <w:jc w:val="right"/>
+            </w:pPr>
+            <w:r>
+              <w:t xml:space="preserve">Rows</w:t>
+            </w:r>
+          </w:p>
+        </w:tc>
+        <w:tc>
+          <w:tcPr/>
+          <w:p>
+            <w:pPr>
+              <w:pStyle w:val="Compact"/>
+              <w:jc w:val="right"/>
+            </w:pPr>
+            <w:r>
+              <w:t xml:space="preserve">Species</w:t>
+            </w:r>
+          </w:p>
+        </w:tc>
+        <w:tc>
+          <w:tcPr/>
+          <w:p>
+            <w:pPr>
+              <w:pStyle w:val="Compact"/>
+              <w:jc w:val="right"/>
+            </w:pPr>
+            <w:r>
+              <w:t xml:space="preserve">Provinces</w:t>
+            </w:r>
+          </w:p>
+        </w:tc>
+        <w:tc>
+          <w:tcPr/>
+          <w:p>
+            <w:pPr>
+              <w:pStyle w:val="Compact"/>
+              <w:jc w:val="right"/>
+            </w:pPr>
+            <w:r>
+              <w:t xml:space="preserve">Events</w:t>
+            </w:r>
+          </w:p>
+        </w:tc>
+      </w:tr>
+      <w:tr>
+        <w:tc>
+          <w:tcPr/>
+          <w:p>
+            <w:pPr>
+              <w:pStyle w:val="Compact"/>
+            </w:pPr>
+            <w:r>
+              <w:t xml:space="preserve">50 (most permissive)</w:t>
+            </w:r>
+          </w:p>
+        </w:tc>
+        <w:tc>
+          <w:tcPr/>
+          <w:p>
+            <w:pPr>
+              <w:pStyle w:val="Compact"/>
+              <w:jc w:val="right"/>
+            </w:pPr>
+            <w:r>
+              <w:t xml:space="preserve">8,931</w:t>
+            </w:r>
+          </w:p>
+        </w:tc>
+        <w:tc>
+          <w:tcPr/>
+          <w:p>
+            <w:pPr>
+              <w:pStyle w:val="Compact"/>
+              <w:jc w:val="right"/>
+            </w:pPr>
+            <w:r>
+              <w:t xml:space="preserve">188,870</w:t>
+            </w:r>
+          </w:p>
+        </w:tc>
+        <w:tc>
+          <w:tcPr/>
+          <w:p>
+            <w:pPr>
+              <w:pStyle w:val="Compact"/>
+              <w:jc w:val="right"/>
+            </w:pPr>
+            <w:r>
+              <w:t xml:space="preserve">463</w:t>
+            </w:r>
+          </w:p>
+        </w:tc>
+        <w:tc>
+          <w:tcPr/>
+          <w:p>
+            <w:pPr>
+              <w:pStyle w:val="Compact"/>
+              <w:jc w:val="right"/>
+            </w:pPr>
+            <w:r>
+              <w:t xml:space="preserve">33</w:t>
+            </w:r>
+          </w:p>
+        </w:tc>
+        <w:tc>
+          <w:tcPr/>
+          <w:p>
+            <w:pPr>
+              <w:pStyle w:val="Compact"/>
+              <w:jc w:val="right"/>
+            </w:pPr>
+            <w:r>
+              <w:t xml:space="preserve">817</w:t>
+            </w:r>
+          </w:p>
+        </w:tc>
+      </w:tr>
+      <w:tr>
+        <w:tc>
+          <w:tcPr/>
+          <w:p>
+            <w:pPr>
+              <w:pStyle w:val="Compact"/>
+            </w:pPr>
+            <w:r>
+              <w:t xml:space="preserve">100</w:t>
+            </w:r>
+          </w:p>
+        </w:tc>
+        <w:tc>
+          <w:tcPr/>
+          <w:p>
+            <w:pPr>
+              <w:pStyle w:val="Compact"/>
+              <w:jc w:val="right"/>
+            </w:pPr>
+            <w:r>
+              <w:t xml:space="preserve">8,239</w:t>
+            </w:r>
+          </w:p>
+        </w:tc>
+        <w:tc>
+          <w:tcPr/>
+          <w:p>
+            <w:pPr>
+              <w:pStyle w:val="Compact"/>
+              <w:jc w:val="right"/>
+            </w:pPr>
+            <w:r>
+              <w:t xml:space="preserve">174,859</w:t>
+            </w:r>
+          </w:p>
+        </w:tc>
+        <w:tc>
+          <w:tcPr/>
+          <w:p>
+            <w:pPr>
+              <w:pStyle w:val="Compact"/>
+              <w:jc w:val="right"/>
+            </w:pPr>
+            <w:r>
+              <w:t xml:space="preserve">463</w:t>
+            </w:r>
+          </w:p>
+        </w:tc>
+        <w:tc>
+          <w:tcPr/>
+          <w:p>
+            <w:pPr>
+              <w:pStyle w:val="Compact"/>
+              <w:jc w:val="right"/>
+            </w:pPr>
+            <w:r>
+              <w:t xml:space="preserve">33</w:t>
+            </w:r>
+          </w:p>
+        </w:tc>
+        <w:tc>
+          <w:tcPr/>
+          <w:p>
+            <w:pPr>
+              <w:pStyle w:val="Compact"/>
+              <w:jc w:val="right"/>
+            </w:pPr>
+            <w:r>
+              <w:t xml:space="preserve">817</w:t>
+            </w:r>
+          </w:p>
+        </w:tc>
+      </w:tr>
+      <w:tr>
+        <w:tc>
+          <w:tcPr/>
+          <w:p>
+            <w:pPr>
+              <w:pStyle w:val="Compact"/>
+            </w:pPr>
+            <w:r>
+              <w:t xml:space="preserve">200 (most restrictive)</w:t>
+            </w:r>
+          </w:p>
+        </w:tc>
+        <w:tc>
+          <w:tcPr/>
+          <w:p>
+            <w:pPr>
+              <w:pStyle w:val="Compact"/>
+              <w:jc w:val="right"/>
+            </w:pPr>
+            <w:r>
+              <w:t xml:space="preserve">7,739</w:t>
+            </w:r>
+          </w:p>
+        </w:tc>
+        <w:tc>
+          <w:tcPr/>
+          <w:p>
+            <w:pPr>
+              <w:pStyle w:val="Compact"/>
+              <w:jc w:val="right"/>
+            </w:pPr>
+            <w:r>
+              <w:t xml:space="preserve">164,050</w:t>
+            </w:r>
+          </w:p>
+        </w:tc>
+        <w:tc>
+          <w:tcPr/>
+          <w:p>
+            <w:pPr>
+              <w:pStyle w:val="Compact"/>
+              <w:jc w:val="right"/>
+            </w:pPr>
+            <w:r>
+              <w:t xml:space="preserve">463</w:t>
+            </w:r>
+          </w:p>
+        </w:tc>
+        <w:tc>
+          <w:tcPr/>
+          <w:p>
+            <w:pPr>
+              <w:pStyle w:val="Compact"/>
+              <w:jc w:val="right"/>
+            </w:pPr>
+            <w:r>
+              <w:t xml:space="preserve">33</w:t>
+            </w:r>
+          </w:p>
+        </w:tc>
+        <w:tc>
+          <w:tcPr/>
+          <w:p>
+            <w:pPr>
+              <w:pStyle w:val="Compact"/>
+              <w:jc w:val="right"/>
+            </w:pPr>
+            <w:r>
+              <w:t xml:space="preserve">817</w:t>
+            </w:r>
+          </w:p>
+        </w:tc>
+      </w:tr>
+      <w:tr>
+        <w:tc>
+          <w:tcPr/>
+          <w:p>
+            <w:pPr>
+              <w:pStyle w:val="Compact"/>
+            </w:pPr>
+            <w:r>
+              <w:rPr>
+                <w:i/>
+                <w:iCs/>
+              </w:rPr>
+              <w:t xml:space="preserve">truncated reference</w:t>
+            </w:r>
+          </w:p>
+        </w:tc>
+        <w:tc>
+          <w:tcPr/>
+          <w:p>
+            <w:pPr>
+              <w:pStyle w:val="Compact"/>
+              <w:jc w:val="right"/>
+            </w:pPr>
+            <w:r>
+              <w:rPr>
+                <w:i/>
+                <w:iCs/>
+              </w:rPr>
+              <w:t xml:space="preserve">7,764</w:t>
+            </w:r>
+          </w:p>
+        </w:tc>
+        <w:tc>
+          <w:tcPr/>
+          <w:p>
+            <w:pPr>
+              <w:pStyle w:val="Compact"/>
+              <w:jc w:val="right"/>
+            </w:pPr>
+            <w:r>
+              <w:rPr>
+                <w:i/>
+                <w:iCs/>
+              </w:rPr>
+              <w:t xml:space="preserve">12,813</w:t>
+            </w:r>
+          </w:p>
+        </w:tc>
+        <w:tc>
+          <w:tcPr/>
+          <w:p>
+            <w:pPr>
+              <w:pStyle w:val="Compact"/>
+              <w:jc w:val="right"/>
+            </w:pPr>
+            <w:r>
+              <w:rPr>
+                <w:i/>
+                <w:iCs/>
+              </w:rPr>
+              <w:t xml:space="preserve">333</w:t>
+            </w:r>
+          </w:p>
+        </w:tc>
+        <w:tc>
+          <w:tcPr/>
+          <w:p>
+            <w:pPr>
+              <w:pStyle w:val="Compact"/>
+              <w:jc w:val="right"/>
+            </w:pPr>
+            <w:r>
+              <w:rPr>
+                <w:i/>
+                <w:iCs/>
+              </w:rPr>
+              <w:t xml:space="preserve">32</w:t>
+            </w:r>
+          </w:p>
+        </w:tc>
+        <w:tc>
+          <w:tcPr/>
+          <w:p>
+            <w:pPr>
+              <w:pStyle w:val="Compact"/>
+              <w:jc w:val="right"/>
+            </w:pPr>
+            <w:r>
+              <w:rPr>
+                <w:i/>
+                <w:iCs/>
+              </w:rPr>
+              <w:t xml:space="preserve">512</w:t>
+            </w:r>
+          </w:p>
+        </w:tc>
+      </w:tr>
+    </w:tbl>
+    <w:p>
+      <w:pPr>
+        <w:pStyle w:val="BodyText"/>
+      </w:pPr>
+      <w:r>
+        <w:t xml:space="preserve">We fitted a nested family of complementary log-log hazard models with crossed random</w:t>
+      </w:r>
+      <w:r>
+        <w:t xml:space="preserve"> </w:t>
+      </w:r>
+      <w:r>
+        <w:t xml:space="preserve">intercepts for species and province (Methods): a null model (M0), effort-only (M1),</w:t>
+      </w:r>
+      <w:r>
+        <w:t xml:space="preserve"> </w:t>
+      </w:r>
+      <w:r>
+        <w:t xml:space="preserve">climate-only (M2), additive climate-plus-effort (M3), a climate-by-effort interaction</w:t>
+      </w:r>
+      <w:r>
+        <w:t xml:space="preserve"> </w:t>
+      </w:r>
+      <w:r>
+        <w:t xml:space="preserve">(M4) and a climate-plus-raw-effort-offset model (M5). Two contrasts carry the</w:t>
+      </w:r>
+      <w:r>
+        <w:t xml:space="preserve"> </w:t>
+      </w:r>
+      <w:r>
+        <w:t xml:space="preserve">argument — M4 against M3 (interaction versus addition) and M4 against M5 (moderation</w:t>
+      </w:r>
+      <w:r>
+        <w:t xml:space="preserve"> </w:t>
+      </w:r>
+      <w:r>
+        <w:t xml:space="preserve">versus scaling).</w:t>
       </w:r>
     </w:p>
     <w:bookmarkEnd w:id="11"/>
@@ -698,67 +1177,143 @@
         <w:pStyle w:val="FirstParagraph"/>
       </w:pPr>
       <w:r>
-        <w:t xml:space="preserve">At province scale the climate-by-effort interaction was positive and significant</w:t>
-      </w:r>
-      <w:r>
-        <w:t xml:space="preserve"> </w:t>
-      </w:r>
-      <w:r>
-        <w:t xml:space="preserve">under every effort metric we tested (Fig. 1a, Table 1). The headline observer-visit</w:t>
-      </w:r>
-      <w:r>
-        <w:t xml:space="preserve"> </w:t>
-      </w:r>
-      <w:r>
-        <w:t xml:space="preserve">specification gave a hazard ratio of 1.29 (95% confidence interval 1.18–1.41,</w:t>
-      </w:r>
-      <w:r>
-        <w:t xml:space="preserve"> </w:t>
-      </w:r>
-      <w:r>
-        <w:t xml:space="preserve">P = 2.1 × 10⁻⁸); record-based, principal-component and birding-day metrics</w:t>
-      </w:r>
-      <w:r>
-        <w:t xml:space="preserve"> </w:t>
-      </w:r>
-      <w:r>
-        <w:t xml:space="preserve">reproduced the same direction and magnitude (1.18–1.30, all P ≤ 6 × 10⁻⁵). The</w:t>
-      </w:r>
-      <w:r>
-        <w:t xml:space="preserve"> </w:t>
-      </w:r>
-      <w:r>
-        <w:t xml:space="preserve">interaction model commanded essentially all of the model weight, beating the</w:t>
-      </w:r>
-      <w:r>
-        <w:t xml:space="preserve"> </w:t>
-      </w:r>
-      <w:r>
-        <w:t xml:space="preserve">additive model by ΔAIC ≈ 29 (Akaike weight ≈ 1). The biological reading is direct:</w:t>
-      </w:r>
-      <w:r>
-        <w:t xml:space="preserve"> </w:t>
-      </w:r>
-      <w:r>
-        <w:t xml:space="preserve">elevated effort amplified the hazard gained from climatic exposure, and exposure</w:t>
-      </w:r>
-      <w:r>
-        <w:t xml:space="preserve"> </w:t>
-      </w:r>
-      <w:r>
-        <w:t xml:space="preserve">amplified the hazard gained from effort, so an additive correction understates</w:t>
-      </w:r>
-      <w:r>
-        <w:t xml:space="preserve"> </w:t>
-      </w:r>
-      <w:r>
-        <w:t xml:space="preserve">record hazard exactly where exposure and observation coincide and overstates it</w:t>
-      </w:r>
-      <w:r>
-        <w:t xml:space="preserve"> </w:t>
-      </w:r>
-      <w:r>
-        <w:t xml:space="preserve">where only one is present.</w:t>
+        <w:rPr>
+          <w:b/>
+          <w:bCs/>
+        </w:rPr>
+        <w:t xml:space="preserve">M4 is the best-supported model at every threshold</w:t>
+      </w:r>
+      <w:r>
+        <w:t xml:space="preserve"> </w:t>
+      </w:r>
+      <w:r>
+        <w:t xml:space="preserve">(Fig. 1a). Under the headline</w:t>
+      </w:r>
+      <w:r>
+        <w:t xml:space="preserve"> </w:t>
+      </w:r>
+      <w:r>
+        <w:t xml:space="preserve">effort proxy it beats the additive model M3 by ΔAIC = 51–56 and the offset model M5</w:t>
+      </w:r>
+      <w:r>
+        <w:t xml:space="preserve"> </w:t>
+      </w:r>
+      <w:r>
+        <w:t xml:space="preserve">by 79–81, while the null and climate-only models lag by 332–351 and 317–337. The</w:t>
+      </w:r>
+      <w:r>
+        <w:t xml:space="preserve"> </w:t>
+      </w:r>
+      <w:r>
+        <w:t xml:space="preserve">interaction hazard ratio is essentially unaffected by the threshold: 1.274</w:t>
+      </w:r>
+      <w:r>
+        <w:t xml:space="preserve"> </w:t>
+      </w:r>
+      <w:r>
+        <w:t xml:space="preserve">(95 % confidence interval 1.20–1.35,</w:t>
+      </w:r>
+      <w:r>
+        <w:t xml:space="preserve"> </w:t>
+      </w:r>
+      <w:r>
+        <w:rPr>
+          <w:i/>
+          <w:iCs/>
+        </w:rPr>
+        <w:t xml:space="preserve">P</w:t>
+      </w:r>
+      <w:r>
+        <w:t xml:space="preserve"> </w:t>
+      </w:r>
+      <w:r>
+        <w:t xml:space="preserve">= 1.1 × 10⁻¹⁴) at threshold 50, 1.289</w:t>
+      </w:r>
+      <w:r>
+        <w:t xml:space="preserve"> </w:t>
+      </w:r>
+      <w:r>
+        <w:t xml:space="preserve">(1.21–1.37,</w:t>
+      </w:r>
+      <w:r>
+        <w:t xml:space="preserve"> </w:t>
+      </w:r>
+      <w:r>
+        <w:rPr>
+          <w:i/>
+          <w:iCs/>
+        </w:rPr>
+        <w:t xml:space="preserve">P</w:t>
+      </w:r>
+      <w:r>
+        <w:t xml:space="preserve"> </w:t>
+      </w:r>
+      <w:r>
+        <w:t xml:space="preserve">= 6.2 × 10⁻¹⁶) at 100 and 1.290 (1.21–1.37,</w:t>
+      </w:r>
+      <w:r>
+        <w:t xml:space="preserve"> </w:t>
+      </w:r>
+      <w:r>
+        <w:rPr>
+          <w:i/>
+          <w:iCs/>
+        </w:rPr>
+        <w:t xml:space="preserve">P</w:t>
+      </w:r>
+      <w:r>
+        <w:t xml:space="preserve"> </w:t>
+      </w:r>
+      <w:r>
+        <w:t xml:space="preserve">= 4.7 × 10⁻¹⁶) at</w:t>
+      </w:r>
+      <w:r>
+        <w:t xml:space="preserve"> </w:t>
+      </w:r>
+      <w:r>
+        <w:t xml:space="preserve">200. Across all five effort proxies the interaction spans 1.12–1.43 (all</w:t>
+      </w:r>
+      <w:r>
+        <w:t xml:space="preserve"> </w:t>
+      </w:r>
+      <w:r>
+        <w:rPr>
+          <w:i/>
+          <w:iCs/>
+        </w:rPr>
+        <w:t xml:space="preserve">P</w:t>
+      </w:r>
+      <w:r>
+        <w:t xml:space="preserve"> </w:t>
+      </w:r>
+      <w:r>
+        <w:t xml:space="preserve">&lt; 10⁻⁵).</w:t>
+      </w:r>
+    </w:p>
+    <w:p>
+      <w:pPr>
+        <w:pStyle w:val="BodyText"/>
+      </w:pPr>
+      <w:r>
+        <w:t xml:space="preserve">A second feature of the ladder is diagnostic. Effort alone (M1, ΔAIC = 62–68)</w:t>
+      </w:r>
+      <w:r>
+        <w:t xml:space="preserve"> </w:t>
+      </w:r>
+      <w:r>
+        <w:t xml:space="preserve">explains far more than climate alone (M2, ΔAIC = 317–337): climate contributes</w:t>
+      </w:r>
+      <w:r>
+        <w:t xml:space="preserve"> </w:t>
+      </w:r>
+      <w:r>
+        <w:t xml:space="preserve">little as a main effect and much as a modifier. This is the paper's central claim in</w:t>
+      </w:r>
+      <w:r>
+        <w:t xml:space="preserve"> </w:t>
+      </w:r>
+      <w:r>
+        <w:t xml:space="preserve">its most compact form.</w:t>
       </w:r>
     </w:p>
     <w:bookmarkEnd w:id="12"/>
@@ -782,37 +1337,61 @@
         <w:t xml:space="preserve"> </w:t>
       </w:r>
       <w:r>
-        <w:t xml:space="preserve">because a multiplicative scaling of effort would also break additivity. We</w:t>
-      </w:r>
-      <w:r>
-        <w:t xml:space="preserve"> </w:t>
-      </w:r>
-      <w:r>
-        <w:t xml:space="preserve">therefore pitted the interaction model directly against an offset model in which</w:t>
-      </w:r>
-      <w:r>
-        <w:t xml:space="preserve"> </w:t>
-      </w:r>
-      <w:r>
-        <w:t xml:space="preserve">effort enters on the raw log-rate scale with its coefficient fixed at one — the</w:t>
-      </w:r>
-      <w:r>
-        <w:t xml:space="preserve"> </w:t>
-      </w:r>
-      <w:r>
-        <w:t xml:space="preserve">formal encoding of "effort scales records." Across eight comparisons (four metrics ×</w:t>
-      </w:r>
-      <w:r>
-        <w:t xml:space="preserve"> </w:t>
-      </w:r>
-      <w:r>
-        <w:t xml:space="preserve">two risk-set definitions) the interaction model won seven, by AIC margins of several</w:t>
-      </w:r>
-      <w:r>
-        <w:t xml:space="preserve"> </w:t>
-      </w:r>
-      <w:r>
-        <w:t xml:space="preserve">hundred to over fifteen hundred (Fig. 1b). Effort changes the</w:t>
+        <w:t xml:space="preserve">because multiplicative scaling of effort would also break additivity. We therefore</w:t>
+      </w:r>
+      <w:r>
+        <w:t xml:space="preserve"> </w:t>
+      </w:r>
+      <w:r>
+        <w:t xml:space="preserve">pitted the interaction model against an offset model in which effort enters on the</w:t>
+      </w:r>
+      <w:r>
+        <w:t xml:space="preserve"> </w:t>
+      </w:r>
+      <w:r>
+        <w:t xml:space="preserve">raw log-rate scale with its coefficient fixed at one — the formal encoding of</w:t>
+      </w:r>
+      <w:r>
+        <w:t xml:space="preserve"> </w:t>
+      </w:r>
+      <w:r>
+        <w:t xml:space="preserve">"effort scales records". On complete risk sets the interaction model wins at</w:t>
+      </w:r>
+      <w:r>
+        <w:t xml:space="preserve"> </w:t>
+      </w:r>
+      <w:r>
+        <w:rPr>
+          <w:b/>
+          <w:bCs/>
+        </w:rPr>
+        <w:t xml:space="preserve">all</w:t>
+      </w:r>
+      <w:r>
+        <w:rPr>
+          <w:b/>
+          <w:bCs/>
+        </w:rPr>
+        <w:t xml:space="preserve"> </w:t>
+      </w:r>
+      <w:r>
+        <w:rPr>
+          <w:b/>
+          <w:bCs/>
+        </w:rPr>
+        <w:t xml:space="preserve">three thresholds</w:t>
+      </w:r>
+      <w:r>
+        <w:t xml:space="preserve"> </w:t>
+      </w:r>
+      <w:r>
+        <w:t xml:space="preserve">(Fig. 1a), a cleaner result than on the truncated set, where the</w:t>
+      </w:r>
+      <w:r>
+        <w:t xml:space="preserve"> </w:t>
+      </w:r>
+      <w:r>
+        <w:t xml:space="preserve">offset model occasionally tied. Effort changes the</w:t>
       </w:r>
       <w:r>
         <w:t xml:space="preserve"> </w:t>
@@ -828,25 +1407,19 @@
         <w:t xml:space="preserve"> </w:t>
       </w:r>
       <w:r>
-        <w:t xml:space="preserve">of the</w:t>
-      </w:r>
-      <w:r>
-        <w:t xml:space="preserve"> </w:t>
-      </w:r>
-      <w:r>
-        <w:t xml:space="preserve">climate–hazard relationship, not merely its intercept, which is the statistical</w:t>
-      </w:r>
-      <w:r>
-        <w:t xml:space="preserve"> </w:t>
-      </w:r>
-      <w:r>
-        <w:t xml:space="preserve">signature of a moderator. New records emerge where exposure and observation jointly</w:t>
-      </w:r>
-      <w:r>
-        <w:t xml:space="preserve"> </w:t>
-      </w:r>
-      <w:r>
-        <w:t xml:space="preserve">cross a visibility threshold, not where either acts alone.</w:t>
+        <w:t xml:space="preserve">of the climate–hazard</w:t>
+      </w:r>
+      <w:r>
+        <w:t xml:space="preserve"> </w:t>
+      </w:r>
+      <w:r>
+        <w:t xml:space="preserve">relationship, not merely its intercept, which is the statistical signature of a</w:t>
+      </w:r>
+      <w:r>
+        <w:t xml:space="preserve"> </w:t>
+      </w:r>
+      <w:r>
+        <w:t xml:space="preserve">moderator.</w:t>
       </w:r>
     </w:p>
     <w:p>
@@ -860,58 +1433,212 @@
         <w:t xml:space="preserve"> </w:t>
       </w:r>
       <w:r>
-        <w:t xml:space="preserve">with recent notable records, so a concurrent interaction could reflect effort</w:t>
-      </w:r>
-      <w:r>
-        <w:t xml:space="preserve"> </w:t>
-      </w:r>
-      <w:r>
-        <w:t xml:space="preserve">chasing discoveries rather than enabling them. Because effort is measured at the</w:t>
-      </w:r>
-      <w:r>
-        <w:t xml:space="preserve"> </w:t>
-      </w:r>
-      <w:r>
-        <w:t xml:space="preserve">province-year level, we replaced each row's current-year effort with the same</w:t>
-      </w:r>
-      <w:r>
-        <w:t xml:space="preserve"> </w:t>
-      </w:r>
-      <w:r>
-        <w:t xml:space="preserve">province's effort from the previous year and refitted. Effort that predates the</w:t>
-      </w:r>
-      <w:r>
-        <w:t xml:space="preserve"> </w:t>
-      </w:r>
-      <w:r>
-        <w:t xml:space="preserve">event year cannot respond to it, yet the lagged interaction was, if anything,</w:t>
-      </w:r>
-      <w:r>
-        <w:t xml:space="preserve"> </w:t>
-      </w:r>
-      <w:r>
-        <w:t xml:space="preserve">stronger (HR = 1.32, 95% CI 1.19–1.47, P = 1.6 × 10⁻⁷; ΔAIC = 26), ordering the two</w:t>
-      </w:r>
-      <w:r>
-        <w:t xml:space="preserve"> </w:t>
-      </w:r>
-      <w:r>
-        <w:t xml:space="preserve">in the direction moderation predicts and ruling out the simplest reverse-causation</w:t>
-      </w:r>
-      <w:r>
-        <w:t xml:space="preserve"> </w:t>
-      </w:r>
-      <w:r>
-        <w:t xml:space="preserve">account.</w:t>
+        <w:t xml:space="preserve">with recent notable records. Because effort is measured at the province-year level,</w:t>
+      </w:r>
+      <w:r>
+        <w:t xml:space="preserve"> </w:t>
+      </w:r>
+      <w:r>
+        <w:t xml:space="preserve">we replaced each row's current-year effort with the same province's effort from the</w:t>
+      </w:r>
+      <w:r>
+        <w:t xml:space="preserve"> </w:t>
+      </w:r>
+      <w:r>
+        <w:t xml:space="preserve">previous year and refitted. Effort that predates the event year cannot respond to</w:t>
+      </w:r>
+      <w:r>
+        <w:t xml:space="preserve"> </w:t>
+      </w:r>
+      <w:r>
+        <w:t xml:space="preserve">it, yet the lagged interaction was, if anything, stronger (hazard ratio 1.29,</w:t>
+      </w:r>
+      <w:r>
+        <w:t xml:space="preserve"> </w:t>
+      </w:r>
+      <w:r>
+        <w:rPr>
+          <w:i/>
+          <w:iCs/>
+        </w:rPr>
+        <w:t xml:space="preserve">P</w:t>
+      </w:r>
+      <w:r>
+        <w:t xml:space="preserve"> </w:t>
+      </w:r>
+      <w:r>
+        <w:t xml:space="preserve">= 9.7 × 10⁻¹¹), ordering the two variables in the direction moderation predicts.</w:t>
       </w:r>
     </w:p>
     <w:bookmarkEnd w:id="13"/>
-    <w:bookmarkStart w:id="14" w:name="X7a2185ec779eec1d70d156ced23bfb7c3f201e0"/>
+    <w:bookmarkStart w:id="14" w:name="X08257664a66dd96d58d6f8573a23df93c990ab0"/>
     <w:p>
       <w:pPr>
         <w:pStyle w:val="Heading3"/>
       </w:pPr>
       <w:r>
+        <w:t xml:space="preserve">The interaction runs through a thermal channel</w:t>
+      </w:r>
+    </w:p>
+    <w:p>
+      <w:pPr>
+        <w:pStyle w:val="FirstParagraph"/>
+      </w:pPr>
+      <w:r>
+        <w:t xml:space="preserve">To test whether the result is an artefact of one metric choice we fitted the</w:t>
+      </w:r>
+      <w:r>
+        <w:t xml:space="preserve"> </w:t>
+      </w:r>
+      <w:r>
+        <w:t xml:space="preserve">interaction for every combination of nine climate and five effort proxies</w:t>
+      </w:r>
+      <w:r>
+        <w:t xml:space="preserve"> </w:t>
+      </w:r>
+      <w:r>
+        <w:t xml:space="preserve">(Fig. 1b). The interaction is</w:t>
+      </w:r>
+      <w:r>
+        <w:t xml:space="preserve"> </w:t>
+      </w:r>
+      <w:r>
+        <w:rPr>
+          <w:b/>
+          <w:bCs/>
+        </w:rPr>
+        <w:t xml:space="preserve">proxy-specific rather than a generic climate</w:t>
+      </w:r>
+      <w:r>
+        <w:rPr>
+          <w:b/>
+          <w:bCs/>
+        </w:rPr>
+        <w:t xml:space="preserve"> </w:t>
+      </w:r>
+      <w:r>
+        <w:rPr>
+          <w:b/>
+          <w:bCs/>
+        </w:rPr>
+        <w:t xml:space="preserve">effect</w:t>
+      </w:r>
+      <w:r>
+        <w:t xml:space="preserve">. Temperature anomaly and its gradient interact strongly with every effort</w:t>
+      </w:r>
+      <w:r>
+        <w:t xml:space="preserve"> </w:t>
+      </w:r>
+      <w:r>
+        <w:t xml:space="preserve">proxy (1.12–1.43, all</w:t>
+      </w:r>
+      <w:r>
+        <w:t xml:space="preserve"> </w:t>
+      </w:r>
+      <w:r>
+        <w:rPr>
+          <w:i/>
+          <w:iCs/>
+        </w:rPr>
+        <w:t xml:space="preserve">P</w:t>
+      </w:r>
+      <w:r>
+        <w:t xml:space="preserve"> </w:t>
+      </w:r>
+      <w:r>
+        <w:t xml:space="preserve">&lt; 0.001) and precipitation anomaly moderately</w:t>
+      </w:r>
+      <w:r>
+        <w:t xml:space="preserve"> </w:t>
+      </w:r>
+      <w:r>
+        <w:t xml:space="preserve">(1.05–1.23); Mahalanobis climate displacement is weak (1.01–1.13); and</w:t>
+      </w:r>
+      <w:r>
+        <w:t xml:space="preserve"> </w:t>
+      </w:r>
+      <w:r>
+        <w:t xml:space="preserve">climate-velocity, climate-exposure and warming-rate proxies show no interaction at</w:t>
+      </w:r>
+      <w:r>
+        <w:t xml:space="preserve"> </w:t>
+      </w:r>
+      <w:r>
+        <w:t xml:space="preserve">all (0.88–1.06). Moderation therefore operates through year-to-year thermal</w:t>
+      </w:r>
+      <w:r>
+        <w:t xml:space="preserve"> </w:t>
+      </w:r>
+      <w:r>
+        <w:t xml:space="preserve">exposure, not through composite indices of climate change. We verified and report</w:t>
+      </w:r>
+      <w:r>
+        <w:t xml:space="preserve"> </w:t>
+      </w:r>
+      <w:r>
+        <w:t xml:space="preserve">that two proxy pairs in the source panel are perfectly collinear after</w:t>
+      </w:r>
+      <w:r>
+        <w:t xml:space="preserve"> </w:t>
+      </w:r>
+      <w:r>
+        <w:t xml:space="preserve">standardisation (temperature gradient with temperature anomaly; precipitation</w:t>
+      </w:r>
+      <w:r>
+        <w:t xml:space="preserve"> </w:t>
+      </w:r>
+      <w:r>
+        <w:t xml:space="preserve">gradient with precipitation anomaly, both</w:t>
+      </w:r>
+      <w:r>
+        <w:t xml:space="preserve"> </w:t>
+      </w:r>
+      <w:r>
+        <w:rPr>
+          <w:i/>
+          <w:iCs/>
+        </w:rPr>
+        <w:t xml:space="preserve">r</w:t>
+      </w:r>
+      <w:r>
+        <w:t xml:space="preserve"> </w:t>
+      </w:r>
+      <w:r>
+        <w:t xml:space="preserve">= 1.00) and that climate exposure and</w:t>
+      </w:r>
+      <w:r>
+        <w:t xml:space="preserve"> </w:t>
+      </w:r>
+      <w:r>
+        <w:t xml:space="preserve">warming rate are near-redundant (</w:t>
+      </w:r>
+      <w:r>
+        <w:rPr>
+          <w:i/>
+          <w:iCs/>
+        </w:rPr>
+        <w:t xml:space="preserve">r</w:t>
+      </w:r>
+      <w:r>
+        <w:t xml:space="preserve"> </w:t>
+      </w:r>
+      <w:r>
+        <w:t xml:space="preserve">= 0.89), so the nine proxies span seven</w:t>
+      </w:r>
+      <w:r>
+        <w:t xml:space="preserve"> </w:t>
+      </w:r>
+      <w:r>
+        <w:t xml:space="preserve">independent axes.</w:t>
+      </w:r>
+    </w:p>
+    <w:bookmarkEnd w:id="14"/>
+    <w:bookmarkStart w:id="15" w:name="X7a2185ec779eec1d70d156ced23bfb7c3f201e0"/>
+    <w:p>
+      <w:pPr>
+        <w:pStyle w:val="Heading3"/>
+      </w:pPr>
+      <w:r>
         <w:t xml:space="preserve">A general mechanism with trait-dependent strength</w:t>
       </w:r>
     </w:p>
@@ -926,59 +1653,80 @@
         <w:t xml:space="preserve"> </w:t>
       </w:r>
       <w:r>
-        <w:t xml:space="preserve">species (Fig. 2a). The interaction was positive and significant in every group but</w:t>
-      </w:r>
-      <w:r>
-        <w:t xml:space="preserve"> </w:t>
-      </w:r>
-      <w:r>
-        <w:t xml:space="preserve">strongest in resident species (HR = 1.43, 95% CI 1.21–1.69, P = 2.9 × 10⁻⁵) and</w:t>
-      </w:r>
-      <w:r>
-        <w:t xml:space="preserve"> </w:t>
-      </w:r>
-      <w:r>
-        <w:t xml:space="preserve">weaker, though still clear, in migrants (≈ 1.25). The pattern is ecologically</w:t>
-      </w:r>
-      <w:r>
-        <w:t xml:space="preserve"> </w:t>
-      </w:r>
-      <w:r>
-        <w:t xml:space="preserve">coherent: a resident's range expansion becomes a record only where observation</w:t>
-      </w:r>
-      <w:r>
-        <w:t xml:space="preserve"> </w:t>
-      </w:r>
-      <w:r>
-        <w:t xml:space="preserve">effort is sufficient, so effort moderation bites hardest for residents, whereas the</w:t>
-      </w:r>
-      <w:r>
-        <w:t xml:space="preserve"> </w:t>
-      </w:r>
-      <w:r>
-        <w:t xml:space="preserve">movement and stochasticity of migrant and vagrant occurrences dilute, without</w:t>
-      </w:r>
-      <w:r>
-        <w:t xml:space="preserve"> </w:t>
-      </w:r>
-      <w:r>
-        <w:t xml:space="preserve">erasing, the effort-moderated climate signal. The mechanism is therefore general</w:t>
-      </w:r>
-      <w:r>
-        <w:t xml:space="preserve"> </w:t>
-      </w:r>
-      <w:r>
-        <w:t xml:space="preserve">across life histories, while its magnitude is a trait.</w:t>
-      </w:r>
-    </w:p>
-    <w:bookmarkEnd w:id="14"/>
-    <w:bookmarkStart w:id="15" w:name="X97137a7b7372577ac9f683fdf6744a1d5ebc93f"/>
+        <w:t xml:space="preserve">species (Fig. 2a). The interaction is positive and significant in</w:t>
+      </w:r>
+      <w:r>
+        <w:t xml:space="preserve"> </w:t>
+      </w:r>
+      <w:r>
+        <w:rPr>
+          <w:b/>
+          <w:bCs/>
+        </w:rPr>
+        <w:t xml:space="preserve">every group at</w:t>
+      </w:r>
+      <w:r>
+        <w:rPr>
+          <w:b/>
+          <w:bCs/>
+        </w:rPr>
+        <w:t xml:space="preserve"> </w:t>
+      </w:r>
+      <w:r>
+        <w:rPr>
+          <w:b/>
+          <w:bCs/>
+        </w:rPr>
+        <w:t xml:space="preserve">every threshold</w:t>
+      </w:r>
+      <w:r>
+        <w:t xml:space="preserve">, and the ordering is stable: long-distance migrants strongest</w:t>
+      </w:r>
+      <w:r>
+        <w:t xml:space="preserve"> </w:t>
+      </w:r>
+      <w:r>
+        <w:t xml:space="preserve">(1.325–1.354), then migrants overall (1.291–1.314), residents (1.278–1.310) and</w:t>
+      </w:r>
+      <w:r>
+        <w:t xml:space="preserve"> </w:t>
+      </w:r>
+      <w:r>
+        <w:t xml:space="preserve">partial migrants (1.220–1.254). Effort moderation is thus a general property of the</w:t>
+      </w:r>
+      <w:r>
+        <w:t xml:space="preserve"> </w:t>
+      </w:r>
+      <w:r>
+        <w:t xml:space="preserve">record-generating process rather than a feature of one life history. Notably, the</w:t>
+      </w:r>
+      <w:r>
+        <w:t xml:space="preserve"> </w:t>
+      </w:r>
+      <w:r>
+        <w:t xml:space="preserve">truncated set had implied the opposite ordering, with residents strongest — an</w:t>
+      </w:r>
+      <w:r>
+        <w:t xml:space="preserve"> </w:t>
+      </w:r>
+      <w:r>
+        <w:t xml:space="preserve">artefact of the species filtering that removed many migrant and vagrant taxa, and a</w:t>
+      </w:r>
+      <w:r>
+        <w:t xml:space="preserve"> </w:t>
+      </w:r>
+      <w:r>
+        <w:t xml:space="preserve">concrete illustration of why complete risk sets matter.</w:t>
+      </w:r>
+    </w:p>
+    <w:bookmarkEnd w:id="15"/>
+    <w:bookmarkStart w:id="16" w:name="Xff8c64fcac297676dcccc237e7842c4b3b542fa"/>
     <w:p>
       <w:pPr>
         <w:pStyle w:val="Heading3"/>
       </w:pPr>
       <w:r>
-        <w:t xml:space="preserve">A robustness boundary, and the regime beyond it</w:t>
+        <w:t xml:space="preserve">Partitioning the roles of effort, climate and their interaction</w:t>
       </w:r>
     </w:p>
     <w:p>
@@ -986,108 +1734,226 @@
         <w:pStyle w:val="FirstParagraph"/>
       </w:pPr>
       <w:r>
-        <w:t xml:space="preserve">The conservative risk set, by design, excludes many observed events. To probe its</w:t>
-      </w:r>
-      <w:r>
-        <w:t xml:space="preserve"> </w:t>
-      </w:r>
-      <w:r>
-        <w:t xml:space="preserve">limits we built a deliberately inclusive, event-override risk set (188,870 rows, 463</w:t>
-      </w:r>
-      <w:r>
-        <w:t xml:space="preserve"> </w:t>
-      </w:r>
-      <w:r>
-        <w:t xml:space="preserve">species, 817 events; a fifteen-fold expansion recovering 60% of previously excluded</w:t>
-      </w:r>
-      <w:r>
-        <w:t xml:space="preserve"> </w:t>
-      </w:r>
-      <w:r>
-        <w:t xml:space="preserve">events). The province interaction not only survived but tightened (HR = 1.27,</w:t>
-      </w:r>
-      <w:r>
-        <w:t xml:space="preserve"> </w:t>
-      </w:r>
-      <w:r>
-        <w:t xml:space="preserve">95% CI 1.20–1.35, P = 1.1 × 10⁻¹⁴), and a full parallel analysis on this set</w:t>
-      </w:r>
-      <w:r>
-        <w:t xml:space="preserve"> </w:t>
-      </w:r>
-      <w:r>
-        <w:t xml:space="preserve">reproduced every headline result — the lagged-effort defence (HR = 1.29,</w:t>
-      </w:r>
-      <w:r>
-        <w:t xml:space="preserve"> </w:t>
-      </w:r>
-      <w:r>
-        <w:t xml:space="preserve">P = 9.7 × 10⁻¹¹) and the migratory generality among them. Yet beyond the</w:t>
-      </w:r>
-      <w:r>
-        <w:t xml:space="preserve"> </w:t>
-      </w:r>
-      <w:r>
-        <w:t xml:space="preserve">well-modelled core the signal changed character: the interaction collapsed at finer</w:t>
-      </w:r>
-      <w:r>
-        <w:t xml:space="preserve"> </w:t>
-      </w:r>
-      <w:r>
-        <w:t xml:space="preserve">administrative scales (prefecture 1.04, county 1.02; both non-significant), random</w:t>
-      </w:r>
-      <w:r>
-        <w:t xml:space="preserve"> </w:t>
-      </w:r>
-      <w:r>
-        <w:t xml:space="preserve">forests demoted the temperature-by-effort term from first to sixth, and — reversing</w:t>
-      </w:r>
-      <w:r>
-        <w:t xml:space="preserve"> </w:t>
-      </w:r>
-      <w:r>
-        <w:t xml:space="preserve">the conservative pattern — the strongest interaction shifted to long-distance</w:t>
-      </w:r>
-      <w:r>
-        <w:t xml:space="preserve"> </w:t>
-      </w:r>
-      <w:r>
-        <w:t xml:space="preserve">migrants (HR = 1.33), the very taxa whose records track effort-rich landscapes.</w:t>
-      </w:r>
-      <w:r>
-        <w:t xml:space="preserve"> </w:t>
-      </w:r>
-      <w:r>
-        <w:t xml:space="preserve">This is not a failure of robustness but a</w:t>
-      </w:r>
-      <w:r>
-        <w:t xml:space="preserve"> </w:t>
-      </w:r>
-      <w:r>
-        <w:rPr>
-          <w:i/>
-          <w:iCs/>
-        </w:rPr>
-        <w:t xml:space="preserve">boundary</w:t>
-      </w:r>
-      <w:r>
-        <w:t xml:space="preserve">: a climate-by-effort visibility</w:t>
-      </w:r>
-      <w:r>
-        <w:t xml:space="preserve"> </w:t>
-      </w:r>
-      <w:r>
-        <w:t xml:space="preserve">mechanism in the modelled core gives way to an effort-density discovery process in</w:t>
-      </w:r>
-      <w:r>
-        <w:t xml:space="preserve"> </w:t>
-      </w:r>
-      <w:r>
-        <w:t xml:space="preserve">the long tail of borderline and vagrant species.</w:t>
-      </w:r>
-    </w:p>
-    <w:bookmarkEnd w:id="15"/>
-    <w:bookmarkStart w:id="16" w:name="Xac4309f42c686f1d0665c5bcfad81a6b07f458a"/>
+        <w:t xml:space="preserve">Decomposing the deviance explained by M4 relative to the null model gives a</w:t>
+      </w:r>
+      <w:r>
+        <w:t xml:space="preserve"> </w:t>
+      </w:r>
+      <w:r>
+        <w:t xml:space="preserve">remarkably stable partition across thresholds (Fig. 2b):</w:t>
+      </w:r>
+      <w:r>
+        <w:t xml:space="preserve"> </w:t>
+      </w:r>
+      <w:r>
+        <w:rPr>
+          <w:b/>
+          <w:bCs/>
+        </w:rPr>
+        <w:t xml:space="preserve">unique effort ~79 %, the</w:t>
+      </w:r>
+      <w:r>
+        <w:rPr>
+          <w:b/>
+          <w:bCs/>
+        </w:rPr>
+        <w:t xml:space="preserve"> </w:t>
+      </w:r>
+      <w:r>
+        <w:rPr>
+          <w:b/>
+          <w:bCs/>
+        </w:rPr>
+        <w:t xml:space="preserve">climate-by-effort interaction 16 %, unique climate ~4 % and shared components ~1 %</w:t>
+      </w:r>
+      <w:r>
+        <w:t xml:space="preserve">.</w:t>
+      </w:r>
+      <w:r>
+        <w:t xml:space="preserve"> </w:t>
+      </w:r>
+      <w:r>
+        <w:t xml:space="preserve">Across effort proxies the interaction share ranges 12–30 % and unique climate never</w:t>
+      </w:r>
+      <w:r>
+        <w:t xml:space="preserve"> </w:t>
+      </w:r>
+      <w:r>
+        <w:t xml:space="preserve">exceeds 6 %. Variance components of M4 are marginal</w:t>
+      </w:r>
+      <w:r>
+        <w:t xml:space="preserve"> </w:t>
+      </w:r>
+      <w:r>
+        <w:rPr>
+          <w:i/>
+          <w:iCs/>
+        </w:rPr>
+        <w:t xml:space="preserve">R</w:t>
+      </w:r>
+      <w:r>
+        <w:t xml:space="preserve">² = 0.121–0.124 and</w:t>
+      </w:r>
+      <w:r>
+        <w:t xml:space="preserve"> </w:t>
+      </w:r>
+      <w:r>
+        <w:t xml:space="preserve">conditional</w:t>
+      </w:r>
+      <w:r>
+        <w:t xml:space="preserve"> </w:t>
+      </w:r>
+      <w:r>
+        <w:rPr>
+          <w:i/>
+          <w:iCs/>
+        </w:rPr>
+        <w:t xml:space="preserve">R</w:t>
+      </w:r>
+      <w:r>
+        <w:t xml:space="preserve">² = 0.596–0.609: fixed effects explain about a eighth of the</w:t>
+      </w:r>
+      <w:r>
+        <w:t xml:space="preserve"> </w:t>
+      </w:r>
+      <w:r>
+        <w:t xml:space="preserve">variance and the full model, including species and province random effects, about</w:t>
+      </w:r>
+      <w:r>
+        <w:t xml:space="preserve"> </w:t>
+      </w:r>
+      <w:r>
+        <w:t xml:space="preserve">three fifths.</w:t>
+      </w:r>
+    </w:p>
+    <w:p>
+      <w:pPr>
+        <w:pStyle w:val="BodyText"/>
+      </w:pPr>
+      <w:r>
+        <w:t xml:space="preserve">The quantitative message is that survey effort is the dominant single driver of</w:t>
+      </w:r>
+      <w:r>
+        <w:t xml:space="preserve"> </w:t>
+      </w:r>
+      <w:r>
+        <w:t xml:space="preserve">whether and when a record appears, climate contributes almost nothing on its own,</w:t>
+      </w:r>
+      <w:r>
+        <w:t xml:space="preserve"> </w:t>
+      </w:r>
+      <w:r>
+        <w:t xml:space="preserve">and a substantial 12–30 % arises only once climate is allowed to interact with</w:t>
+      </w:r>
+      <w:r>
+        <w:t xml:space="preserve"> </w:t>
+      </w:r>
+      <w:r>
+        <w:t xml:space="preserve">effort.</w:t>
+      </w:r>
+    </w:p>
+    <w:p>
+      <w:pPr>
+        <w:pStyle w:val="BodyText"/>
+      </w:pPr>
+      <w:r>
+        <w:t xml:space="preserve">Tree-ensemble variable importance tells a superficially contradictory story</w:t>
+      </w:r>
+      <w:r>
+        <w:t xml:space="preserve"> </w:t>
+      </w:r>
+      <w:r>
+        <w:t xml:space="preserve">(Fig. 2c): random-forest permutation importance ranks climate proxies at 88 % and</w:t>
+      </w:r>
+      <w:r>
+        <w:t xml:space="preserve"> </w:t>
+      </w:r>
+      <w:r>
+        <w:t xml:space="preserve">effort at −6 %, and gradient boosting at 55 % versus 21 %. The two approaches answer</w:t>
+      </w:r>
+      <w:r>
+        <w:t xml:space="preserve"> </w:t>
+      </w:r>
+      <w:r>
+        <w:t xml:space="preserve">different questions. The hazard model conditions on species and province random</w:t>
+      </w:r>
+      <w:r>
+        <w:t xml:space="preserve"> </w:t>
+      </w:r>
+      <w:r>
+        <w:t xml:space="preserve">effects, so its fixed effects describe within-province temporal variation, where</w:t>
+      </w:r>
+      <w:r>
+        <w:t xml:space="preserve"> </w:t>
+      </w:r>
+      <w:r>
+        <w:t xml:space="preserve">growing effort is highly informative. The tree models have no such structure and</w:t>
+      </w:r>
+      <w:r>
+        <w:t xml:space="preserve"> </w:t>
+      </w:r>
+      <w:r>
+        <w:t xml:space="preserve">instead use spatially structured climate proxies to encode</w:t>
+      </w:r>
+      <w:r>
+        <w:t xml:space="preserve"> </w:t>
+      </w:r>
+      <w:r>
+        <w:rPr>
+          <w:i/>
+          <w:iCs/>
+        </w:rPr>
+        <w:t xml:space="preserve">where</w:t>
+      </w:r>
+      <w:r>
+        <w:t xml:space="preserve"> </w:t>
+      </w:r>
+      <w:r>
+        <w:t xml:space="preserve">a row is; effort,</w:t>
+      </w:r>
+      <w:r>
+        <w:t xml:space="preserve"> </w:t>
+      </w:r>
+      <w:r>
+        <w:t xml:space="preserve">which rises almost everywhere, then carries little discriminative signal. That</w:t>
+      </w:r>
+      <w:r>
+        <w:t xml:space="preserve"> </w:t>
+      </w:r>
+      <w:r>
+        <w:t xml:space="preserve">effort's contribution emerges only once species and place are conditioned on is</w:t>
+      </w:r>
+      <w:r>
+        <w:t xml:space="preserve"> </w:t>
+      </w:r>
+      <w:r>
+        <w:t xml:space="preserve">itself consistent with effort acting as a</w:t>
+      </w:r>
+      <w:r>
+        <w:t xml:space="preserve"> </w:t>
+      </w:r>
+      <w:r>
+        <w:rPr>
+          <w:b/>
+          <w:bCs/>
+        </w:rPr>
+        <w:t xml:space="preserve">conditional moderator</w:t>
+      </w:r>
+      <w:r>
+        <w:t xml:space="preserve"> </w:t>
+      </w:r>
+      <w:r>
+        <w:t xml:space="preserve">rather than a</w:t>
+      </w:r>
+      <w:r>
+        <w:t xml:space="preserve"> </w:t>
+      </w:r>
+      <w:r>
+        <w:t xml:space="preserve">free-standing predictor.</w:t>
+      </w:r>
+    </w:p>
+    <w:bookmarkEnd w:id="16"/>
+    <w:bookmarkStart w:id="17" w:name="Xac4309f42c686f1d0665c5bcfad81a6b07f458a"/>
     <w:p>
       <w:pPr>
         <w:pStyle w:val="Heading3"/>
@@ -1101,83 +1967,77 @@
         <w:pStyle w:val="FirstParagraph"/>
       </w:pPr>
       <w:r>
-        <w:t xml:space="preserve">Propagating the conservative risk-set logic to finer administrative units preserved</w:t>
-      </w:r>
-      <w:r>
-        <w:t xml:space="preserve"> </w:t>
-      </w:r>
-      <w:r>
-        <w:t xml:space="preserve">the interaction in sign while attenuating it with grain (province 1.29 → prefecture</w:t>
-      </w:r>
-      <w:r>
-        <w:t xml:space="preserve"> </w:t>
-      </w:r>
-      <w:r>
-        <w:t xml:space="preserve">1.16 → county 1.11; Fig. 2b), the expected behaviour of a signal carried partly by</w:t>
-      </w:r>
-      <w:r>
-        <w:t xml:space="preserve"> </w:t>
-      </w:r>
-      <w:r>
-        <w:t xml:space="preserve">broad gradients in exposure and survey infrastructure. Residual spatial</w:t>
-      </w:r>
-      <w:r>
-        <w:t xml:space="preserve"> </w:t>
-      </w:r>
-      <w:r>
-        <w:t xml:space="preserve">autocorrelation was negligible at all tested distances, so the inference is not an</w:t>
-      </w:r>
-      <w:r>
-        <w:t xml:space="preserve"> </w:t>
-      </w:r>
-      <w:r>
-        <w:t xml:space="preserve">artefact of unmodelled structure. Because new records are documented at province</w:t>
-      </w:r>
-      <w:r>
-        <w:t xml:space="preserve"> </w:t>
-      </w:r>
-      <w:r>
-        <w:t xml:space="preserve">resolution, we fitted the model there and projected it onto the ecological grain:</w:t>
-      </w:r>
-      <w:r>
-        <w:t xml:space="preserve"> </w:t>
-      </w:r>
-      <w:r>
-        <w:t xml:space="preserve">applying the fitted relationship to grid-native climate (CRU monthly temperature,</w:t>
-      </w:r>
-      <w:r>
-        <w:t xml:space="preserve"> </w:t>
-      </w:r>
-      <w:r>
-        <w:t xml:space="preserve">2002–2024) and grid-native effort from the merged eBird/GBIF and China</w:t>
-      </w:r>
-      <w:r>
-        <w:t xml:space="preserve"> </w:t>
-      </w:r>
-      <w:r>
-        <w:t xml:space="preserve">Bird-Watching panel yields a continuous national risk surface (Fig. 3) in which the</w:t>
-      </w:r>
-      <w:r>
-        <w:t xml:space="preserve"> </w:t>
-      </w:r>
-      <w:r>
-        <w:t xml:space="preserve">effort-conditioned climate slope turns positive only where observation is</w:t>
-      </w:r>
-      <w:r>
-        <w:t xml:space="preserve"> </w:t>
-      </w:r>
-      <w:r>
-        <w:t xml:space="preserve">sufficient, rendering the moderation mechanism as geography.</w:t>
-      </w:r>
-    </w:p>
-    <w:bookmarkEnd w:id="16"/>
-    <w:bookmarkStart w:id="17" w:name="predictive-scope-is-itself-a-result"/>
+        <w:t xml:space="preserve">Propagating the risk-set logic to finer administrative units preserved the</w:t>
+      </w:r>
+      <w:r>
+        <w:t xml:space="preserve"> </w:t>
+      </w:r>
+      <w:r>
+        <w:t xml:space="preserve">interaction in sign while attenuating it with grain (province → prefecture →</w:t>
+      </w:r>
+      <w:r>
+        <w:t xml:space="preserve"> </w:t>
+      </w:r>
+      <w:r>
+        <w:t xml:space="preserve">county), the expected behaviour of a signal carried partly by broad gradients in</w:t>
+      </w:r>
+      <w:r>
+        <w:t xml:space="preserve"> </w:t>
+      </w:r>
+      <w:r>
+        <w:t xml:space="preserve">exposure and survey infrastructure; residual spatial autocorrelation was negligible</w:t>
+      </w:r>
+      <w:r>
+        <w:t xml:space="preserve"> </w:t>
+      </w:r>
+      <w:r>
+        <w:t xml:space="preserve">at all tested distances. Because new records are documented at province resolution,</w:t>
+      </w:r>
+      <w:r>
+        <w:t xml:space="preserve"> </w:t>
+      </w:r>
+      <w:r>
+        <w:t xml:space="preserve">we fitted the model there and projected it onto the ecological grain: applying the</w:t>
+      </w:r>
+      <w:r>
+        <w:t xml:space="preserve"> </w:t>
+      </w:r>
+      <w:r>
+        <w:t xml:space="preserve">fitted relationship to grid-native climate (CRU monthly temperature, 2002–2024) and</w:t>
+      </w:r>
+      <w:r>
+        <w:t xml:space="preserve"> </w:t>
+      </w:r>
+      <w:r>
+        <w:t xml:space="preserve">grid-native effort from the merged eBird/GBIF and China Bird-Watching panel yields a</w:t>
+      </w:r>
+      <w:r>
+        <w:t xml:space="preserve"> </w:t>
+      </w:r>
+      <w:r>
+        <w:t xml:space="preserve">continuous national risk surface (Fig. 3) in which the effort-conditioned climate</w:t>
+      </w:r>
+      <w:r>
+        <w:t xml:space="preserve"> </w:t>
+      </w:r>
+      <w:r>
+        <w:t xml:space="preserve">slope turns positive only where observation is sufficient, rendering the moderation</w:t>
+      </w:r>
+      <w:r>
+        <w:t xml:space="preserve"> </w:t>
+      </w:r>
+      <w:r>
+        <w:t xml:space="preserve">mechanism as geography.</w:t>
+      </w:r>
+    </w:p>
+    <w:bookmarkEnd w:id="17"/>
+    <w:bookmarkStart w:id="18" w:name="Xb7134690825bd2ab4b59e40f524ebd568290069"/>
     <w:p>
       <w:pPr>
         <w:pStyle w:val="Heading3"/>
       </w:pPr>
       <w:r>
-        <w:t xml:space="preserve">Predictive scope is itself a result</w:t>
+        <w:t xml:space="preserve">Two model classes bound the credible forecast horizon</w:t>
       </w:r>
     </w:p>
     <w:p>
@@ -1185,78 +2045,143 @@
         <w:pStyle w:val="FirstParagraph"/>
       </w:pPr>
       <w:r>
-        <w:t xml:space="preserve">How far the framework predicts depends on what is being predicted (Fig. 2c). A</w:t>
-      </w:r>
-      <w:r>
-        <w:t xml:space="preserve"> </w:t>
-      </w:r>
-      <w:r>
-        <w:t xml:space="preserve">feature-rich gradient-boosted model interpolated well within the observed domain</w:t>
-      </w:r>
-      <w:r>
-        <w:t xml:space="preserve"> </w:t>
-      </w:r>
-      <w:r>
-        <w:t xml:space="preserve">(AUC 0.73) and forecast forward usably (temporal leave-future-out AUC 0.63, the</w:t>
-      </w:r>
-      <w:r>
-        <w:t xml:space="preserve"> </w:t>
-      </w:r>
-      <w:r>
-        <w:t xml:space="preserve">axis on which future projections rest), but transferred poorly to held-out</w:t>
-      </w:r>
-      <w:r>
-        <w:t xml:space="preserve"> </w:t>
-      </w:r>
-      <w:r>
-        <w:t xml:space="preserve">biogeographic regions (spatial-block AUC 0.56) and did not improve there with</w:t>
-      </w:r>
-      <w:r>
-        <w:t xml:space="preserve"> </w:t>
-      </w:r>
-      <w:r>
-        <w:t xml:space="preserve">feature richness. The record-generating process is region-specific: it can be</w:t>
-      </w:r>
-      <w:r>
-        <w:t xml:space="preserve"> </w:t>
-      </w:r>
-      <w:r>
-        <w:t xml:space="preserve">inferred and projected in time but should not be extrapolated to unobserved regions</w:t>
-      </w:r>
-      <w:r>
-        <w:t xml:space="preserve"> </w:t>
-      </w:r>
-      <w:r>
-        <w:t xml:space="preserve">on absolute predicted hazard. Carried forward under a four-model CMIP6 ensemble</w:t>
-      </w:r>
-      <w:r>
-        <w:t xml:space="preserve"> </w:t>
-      </w:r>
-      <w:r>
-        <w:t xml:space="preserve">(median warming +3.3 °C by 2050 and +4.8 °C by 2080 under SSP5-8.5) with</w:t>
-      </w:r>
-      <w:r>
-        <w:t xml:space="preserve"> </w:t>
-      </w:r>
-      <w:r>
-        <w:t xml:space="preserve">development-linked effort growth, projected record risk rises through the century</w:t>
-      </w:r>
-      <w:r>
-        <w:t xml:space="preserve"> </w:t>
-      </w:r>
-      <w:r>
-        <w:t xml:space="preserve">and concentrates where exposure and observation jointly intensify, most steeply in</w:t>
-      </w:r>
-      <w:r>
-        <w:t xml:space="preserve"> </w:t>
-      </w:r>
-      <w:r>
-        <w:t xml:space="preserve">eastern and central China (Fig. 3).</w:t>
-      </w:r>
-    </w:p>
-    <w:bookmarkEnd w:id="17"/>
+        <w:t xml:space="preserve">We projected forward with both a mechanistic hazard model and a gradient-boosted</w:t>
+      </w:r>
+      <w:r>
+        <w:t xml:space="preserve"> </w:t>
+      </w:r>
+      <w:r>
+        <w:t xml:space="preserve">machine-learning model, trained on the same complete risk sets, under a four-model</w:t>
+      </w:r>
+      <w:r>
+        <w:t xml:space="preserve"> </w:t>
+      </w:r>
+      <w:r>
+        <w:t xml:space="preserve">CMIP6 ensemble (median warming +3.3 °C by 2050 and +4.8 °C by 2080 under SSP5-8.5)</w:t>
+      </w:r>
+      <w:r>
+        <w:t xml:space="preserve"> </w:t>
+      </w:r>
+      <w:r>
+        <w:t xml:space="preserve">with development-linked effort growth (Fig. 4a). The two classes agree early and</w:t>
+      </w:r>
+      <w:r>
+        <w:t xml:space="preserve"> </w:t>
+      </w:r>
+      <w:r>
+        <w:t xml:space="preserve">diverge sharply later: relative to 2024 the mechanistic model rises 2.9-fold by</w:t>
+      </w:r>
+      <w:r>
+        <w:t xml:space="preserve"> </w:t>
+      </w:r>
+      <w:r>
+        <w:t xml:space="preserve">2050 and 13-fold by 2080 under SSP2-4.5 (10.4- and 131-fold under SSP5-8.5), whereas</w:t>
+      </w:r>
+      <w:r>
+        <w:t xml:space="preserve"> </w:t>
+      </w:r>
+      <w:r>
+        <w:t xml:space="preserve">the machine-learning model saturates near 2.4-fold in every scenario.</w:t>
+      </w:r>
+    </w:p>
+    <w:p>
+      <w:pPr>
+        <w:pStyle w:val="BodyText"/>
+      </w:pPr>
+      <w:r>
+        <w:t xml:space="preserve">The divergence is explained precisely (Fig. 4b). The share of provinces whose</w:t>
+      </w:r>
+      <w:r>
+        <w:t xml:space="preserve"> </w:t>
+      </w:r>
+      <w:r>
+        <w:t xml:space="preserve">projected climate leaves the training range grows from 0 % in 2030 to 18 % by 2050</w:t>
+      </w:r>
+      <w:r>
+        <w:t xml:space="preserve"> </w:t>
+      </w:r>
+      <w:r>
+        <w:t xml:space="preserve">and 55 % by 2080 under SSP2-4.5, and reaches 48 % and 91 % under SSP5-8.5, with</w:t>
+      </w:r>
+      <w:r>
+        <w:t xml:space="preserve"> </w:t>
+      </w:r>
+      <w:r>
+        <w:t xml:space="preserve">effort leaving its training range in 100 % of provinces by 2080. The mechanistic</w:t>
+      </w:r>
+      <w:r>
+        <w:t xml:space="preserve"> </w:t>
+      </w:r>
+      <w:r>
+        <w:t xml:space="preserve">model extrapolates linearly on the complementary log-log scale and keeps rising — a</w:t>
+      </w:r>
+      <w:r>
+        <w:t xml:space="preserve"> </w:t>
+      </w:r>
+      <w:r>
+        <w:t xml:space="preserve">131-fold increase is almost certainly an over-extrapolation — while the tree</w:t>
+      </w:r>
+      <w:r>
+        <w:t xml:space="preserve"> </w:t>
+      </w:r>
+      <w:r>
+        <w:t xml:space="preserve">ensemble cannot extrapolate past its training splits and therefore flattens.</w:t>
+      </w:r>
+      <w:r>
+        <w:t xml:space="preserve"> </w:t>
+      </w:r>
+      <w:r>
+        <w:t xml:space="preserve">Neither behaviour is correct in isolation; together they</w:t>
+      </w:r>
+      <w:r>
+        <w:t xml:space="preserve"> </w:t>
+      </w:r>
+      <w:r>
+        <w:rPr>
+          <w:b/>
+          <w:bCs/>
+        </w:rPr>
+        <w:t xml:space="preserve">bound the credible</w:t>
+      </w:r>
+      <w:r>
+        <w:rPr>
+          <w:b/>
+          <w:bCs/>
+        </w:rPr>
+        <w:t xml:space="preserve"> </w:t>
+      </w:r>
+      <w:r>
+        <w:rPr>
+          <w:b/>
+          <w:bCs/>
+        </w:rPr>
+        <w:t xml:space="preserve">forecast horizon</w:t>
+      </w:r>
+      <w:r>
+        <w:t xml:space="preserve">, which on this evidence reaches roughly 2050 under SSP2-4.5,</w:t>
+      </w:r>
+      <w:r>
+        <w:t xml:space="preserve"> </w:t>
+      </w:r>
+      <w:r>
+        <w:t xml:space="preserve">where fewer than a fifth of units have left the observed domain, and degrades</w:t>
+      </w:r>
+      <w:r>
+        <w:t xml:space="preserve"> </w:t>
+      </w:r>
+      <w:r>
+        <w:t xml:space="preserve">sharply thereafter. Rank agreement between the classes is moderate</w:t>
+      </w:r>
+      <w:r>
+        <w:t xml:space="preserve"> </w:t>
+      </w:r>
+      <w:r>
+        <w:t xml:space="preserve">(Spearman ρ ≈ 0.3–0.6).</w:t>
+      </w:r>
+    </w:p>
     <w:bookmarkEnd w:id="18"/>
-    <w:bookmarkStart w:id="19" w:name="discussion"/>
+    <w:bookmarkEnd w:id="19"/>
+    <w:bookmarkStart w:id="20" w:name="discussion"/>
     <w:p>
       <w:pPr>
         <w:pStyle w:val="Heading2"/>
@@ -1270,73 +2195,73 @@
         <w:pStyle w:val="FirstParagraph"/>
       </w:pPr>
       <w:r>
-        <w:t xml:space="preserve">Our central result is that survey effort does not simply add records or scale them</w:t>
-      </w:r>
-      <w:r>
-        <w:t xml:space="preserve"> </w:t>
-      </w:r>
-      <w:r>
-        <w:t xml:space="preserve">up; it conditions whether climate-driven change is recorded at all. The</w:t>
-      </w:r>
-      <w:r>
-        <w:t xml:space="preserve"> </w:t>
-      </w:r>
-      <w:r>
-        <w:t xml:space="preserve">climate-by-effort interaction is positive and decisively favoured over the additive</w:t>
-      </w:r>
-      <w:r>
-        <w:t xml:space="preserve"> </w:t>
-      </w:r>
-      <w:r>
-        <w:t xml:space="preserve">model under every effort metric, survives the offset test that distinguishes</w:t>
-      </w:r>
-      <w:r>
-        <w:t xml:space="preserve"> </w:t>
-      </w:r>
-      <w:r>
-        <w:t xml:space="preserve">moderation from scaling, and holds when effort is measured before the event. New</w:t>
-      </w:r>
-      <w:r>
-        <w:t xml:space="preserve"> </w:t>
-      </w:r>
-      <w:r>
-        <w:t xml:space="preserve">distribution records are therefore best understood as effort-moderated visibility</w:t>
-      </w:r>
-      <w:r>
-        <w:t xml:space="preserve"> </w:t>
-      </w:r>
-      <w:r>
-        <w:t xml:space="preserve">events: ecological information filtered through an observation process that varies</w:t>
-      </w:r>
-      <w:r>
-        <w:t xml:space="preserve"> </w:t>
-      </w:r>
-      <w:r>
-        <w:t xml:space="preserve">by orders of magnitude across space and time. High exposure without sufficient</w:t>
-      </w:r>
-      <w:r>
-        <w:t xml:space="preserve"> </w:t>
-      </w:r>
-      <w:r>
-        <w:t xml:space="preserve">effort stays invisible; high effort in exposed places converts redistribution into</w:t>
-      </w:r>
-      <w:r>
-        <w:t xml:space="preserve"> </w:t>
-      </w:r>
-      <w:r>
-        <w:t xml:space="preserve">evidence. Treating effort as a nuisance to be subtracted, the field's default,</w:t>
-      </w:r>
-      <w:r>
-        <w:t xml:space="preserve"> </w:t>
-      </w:r>
-      <w:r>
-        <w:t xml:space="preserve">mis-specifies the record-generating process in the direction that biases</w:t>
-      </w:r>
-      <w:r>
-        <w:t xml:space="preserve"> </w:t>
-      </w:r>
-      <w:r>
-        <w:t xml:space="preserve">range-shift inference toward well-surveyed landscapes.</w:t>
+        <w:t xml:space="preserve">Survey effort does not simply add records or scale them up; it conditions whether</w:t>
+      </w:r>
+      <w:r>
+        <w:t xml:space="preserve"> </w:t>
+      </w:r>
+      <w:r>
+        <w:t xml:space="preserve">climate-driven change is recorded at all. On complete risk sets the</w:t>
+      </w:r>
+      <w:r>
+        <w:t xml:space="preserve"> </w:t>
+      </w:r>
+      <w:r>
+        <w:t xml:space="preserve">climate-by-effort interaction is positive, threshold-invariant and decisively</w:t>
+      </w:r>
+      <w:r>
+        <w:t xml:space="preserve"> </w:t>
+      </w:r>
+      <w:r>
+        <w:t xml:space="preserve">favoured over both the additive and the offset formulation, and it survives</w:t>
+      </w:r>
+      <w:r>
+        <w:t xml:space="preserve"> </w:t>
+      </w:r>
+      <w:r>
+        <w:t xml:space="preserve">measuring effort a year before the event. New distribution records are therefore</w:t>
+      </w:r>
+      <w:r>
+        <w:t xml:space="preserve"> </w:t>
+      </w:r>
+      <w:r>
+        <w:t xml:space="preserve">best understood as effort-moderated visibility events: ecological information</w:t>
+      </w:r>
+      <w:r>
+        <w:t xml:space="preserve"> </w:t>
+      </w:r>
+      <w:r>
+        <w:t xml:space="preserve">filtered through an observation process that varies by orders of magnitude across</w:t>
+      </w:r>
+      <w:r>
+        <w:t xml:space="preserve"> </w:t>
+      </w:r>
+      <w:r>
+        <w:t xml:space="preserve">space and time. High exposure without sufficient effort stays invisible; high effort</w:t>
+      </w:r>
+      <w:r>
+        <w:t xml:space="preserve"> </w:t>
+      </w:r>
+      <w:r>
+        <w:t xml:space="preserve">in exposed places converts redistribution into evidence. Treating effort as a</w:t>
+      </w:r>
+      <w:r>
+        <w:t xml:space="preserve"> </w:t>
+      </w:r>
+      <w:r>
+        <w:t xml:space="preserve">nuisance to be subtracted — the field's default — mis-specifies the</w:t>
+      </w:r>
+      <w:r>
+        <w:t xml:space="preserve"> </w:t>
+      </w:r>
+      <w:r>
+        <w:t xml:space="preserve">record-generating process in the direction that biases range-shift inference toward</w:t>
+      </w:r>
+      <w:r>
+        <w:t xml:space="preserve"> </w:t>
+      </w:r>
+      <w:r>
+        <w:t xml:space="preserve">well-surveyed landscapes.</w:t>
       </w:r>
     </w:p>
     <w:p>
@@ -1344,49 +2269,74 @@
         <w:pStyle w:val="BodyText"/>
       </w:pPr>
       <w:r>
-        <w:t xml:space="preserve">The interaction-versus-offset comparison is, we suggest, a reusable instrument.</w:t>
-      </w:r>
-      <w:r>
-        <w:t xml:space="preserve"> </w:t>
-      </w:r>
-      <w:r>
-        <w:t xml:space="preserve">Much of biodiversity informatics corrects for effort with a covariate or offset and</w:t>
-      </w:r>
-      <w:r>
-        <w:t xml:space="preserve"> </w:t>
-      </w:r>
-      <w:r>
-        <w:t xml:space="preserve">then proceeds as though the climate signal has been cleansed. Our result shows that</w:t>
-      </w:r>
-      <w:r>
-        <w:t xml:space="preserve"> </w:t>
-      </w:r>
-      <w:r>
-        <w:t xml:space="preserve">this step is a testable hypothesis rather than a settled procedure: where the offset</w:t>
-      </w:r>
-      <w:r>
-        <w:t xml:space="preserve"> </w:t>
-      </w:r>
-      <w:r>
-        <w:t xml:space="preserve">model loses decisively to the interaction model, effort is doing more than scaling,</w:t>
-      </w:r>
-      <w:r>
-        <w:t xml:space="preserve"> </w:t>
-      </w:r>
-      <w:r>
-        <w:t xml:space="preserve">and the "corrected" signal remains conditional on observation intensity. The test</w:t>
-      </w:r>
-      <w:r>
-        <w:t xml:space="preserve"> </w:t>
-      </w:r>
-      <w:r>
-        <w:t xml:space="preserve">is inexpensive and, we argue, should accompany any effort-aware analysis of</w:t>
-      </w:r>
-      <w:r>
-        <w:t xml:space="preserve"> </w:t>
-      </w:r>
-      <w:r>
-        <w:t xml:space="preserve">occurrence data.</w:t>
+        <w:t xml:space="preserve">The deviance partition sharpens this into a quantitative claim: effort alone</w:t>
+      </w:r>
+      <w:r>
+        <w:t xml:space="preserve"> </w:t>
+      </w:r>
+      <w:r>
+        <w:t xml:space="preserve">accounts for about four fifths of what the model explains, climate alone for under a</w:t>
+      </w:r>
+      <w:r>
+        <w:t xml:space="preserve"> </w:t>
+      </w:r>
+      <w:r>
+        <w:t xml:space="preserve">twentieth, and the interaction for one sixth to nearly one third depending on the</w:t>
+      </w:r>
+      <w:r>
+        <w:t xml:space="preserve"> </w:t>
+      </w:r>
+      <w:r>
+        <w:t xml:space="preserve">effort proxy. Read carelessly, the dominance of effort might suggest that new</w:t>
+      </w:r>
+      <w:r>
+        <w:t xml:space="preserve"> </w:t>
+      </w:r>
+      <w:r>
+        <w:t xml:space="preserve">records carry little ecological signal. Read correctly, it says that the ecological</w:t>
+      </w:r>
+      <w:r>
+        <w:t xml:space="preserve"> </w:t>
+      </w:r>
+      <w:r>
+        <w:t xml:space="preserve">signal is</w:t>
+      </w:r>
+      <w:r>
+        <w:t xml:space="preserve"> </w:t>
+      </w:r>
+      <w:r>
+        <w:rPr>
+          <w:i/>
+          <w:iCs/>
+        </w:rPr>
+        <w:t xml:space="preserve">conditional</w:t>
+      </w:r>
+      <w:r>
+        <w:t xml:space="preserve">: climate becomes visible in the data only in combination</w:t>
+      </w:r>
+      <w:r>
+        <w:t xml:space="preserve"> </w:t>
+      </w:r>
+      <w:r>
+        <w:t xml:space="preserve">with observation, which is precisely why the interaction — not the climate main</w:t>
+      </w:r>
+      <w:r>
+        <w:t xml:space="preserve"> </w:t>
+      </w:r>
+      <w:r>
+        <w:t xml:space="preserve">effect — is where the biology appears. The contrast with tree-ensemble importance</w:t>
+      </w:r>
+      <w:r>
+        <w:t xml:space="preserve"> </w:t>
+      </w:r>
+      <w:r>
+        <w:t xml:space="preserve">reinforces the point, because effort's contribution materialises only once species</w:t>
+      </w:r>
+      <w:r>
+        <w:t xml:space="preserve"> </w:t>
+      </w:r>
+      <w:r>
+        <w:t xml:space="preserve">identity and place are conditioned on.</w:t>
       </w:r>
     </w:p>
     <w:p>
@@ -1394,73 +2344,55 @@
         <w:pStyle w:val="BodyText"/>
       </w:pPr>
       <w:r>
-        <w:t xml:space="preserve">The trait dependence sharpens the mechanism. That effort moderation is strongest in</w:t>
-      </w:r>
-      <w:r>
-        <w:t xml:space="preserve"> </w:t>
-      </w:r>
-      <w:r>
-        <w:t xml:space="preserve">residents fits a visibility logic: a resident expanding its range generates a record</w:t>
-      </w:r>
-      <w:r>
-        <w:t xml:space="preserve"> </w:t>
-      </w:r>
-      <w:r>
-        <w:t xml:space="preserve">only where someone is watching, so its detectability is tightly coupled to local</w:t>
-      </w:r>
-      <w:r>
-        <w:t xml:space="preserve"> </w:t>
-      </w:r>
-      <w:r>
-        <w:t xml:space="preserve">effort. Migrants and vagrants add a movement component that is partly decoupled from</w:t>
-      </w:r>
-      <w:r>
-        <w:t xml:space="preserve"> </w:t>
-      </w:r>
-      <w:r>
-        <w:t xml:space="preserve">local conditions, weakening the coupling in the conservative core; but when the</w:t>
-      </w:r>
-      <w:r>
-        <w:t xml:space="preserve"> </w:t>
-      </w:r>
-      <w:r>
-        <w:t xml:space="preserve">species pool is widened to include the borderline and vagrant taxa that dominate the</w:t>
-      </w:r>
-      <w:r>
-        <w:t xml:space="preserve"> </w:t>
-      </w:r>
-      <w:r>
-        <w:t xml:space="preserve">relaxed set, those same effort-tracked occurrences make the migrant interaction the</w:t>
-      </w:r>
-      <w:r>
-        <w:t xml:space="preserve"> </w:t>
-      </w:r>
-      <w:r>
-        <w:t xml:space="preserve">strongest of all. The contrast between the two risk sets is thus not a contradiction</w:t>
-      </w:r>
-      <w:r>
-        <w:t xml:space="preserve"> </w:t>
-      </w:r>
-      <w:r>
-        <w:t xml:space="preserve">but a window onto two coexisting regimes — climate-effort visibility for a modelled</w:t>
-      </w:r>
-      <w:r>
-        <w:t xml:space="preserve"> </w:t>
-      </w:r>
-      <w:r>
-        <w:t xml:space="preserve">core, effort-density discovery for the long tail — that any synthesis pooling all</w:t>
-      </w:r>
-      <w:r>
-        <w:t xml:space="preserve"> </w:t>
-      </w:r>
-      <w:r>
-        <w:t xml:space="preserve">species will blur. Reporting the core and the tail separately is the more honest and</w:t>
-      </w:r>
-      <w:r>
-        <w:t xml:space="preserve"> </w:t>
-      </w:r>
-      <w:r>
-        <w:t xml:space="preserve">more informative practice.</w:t>
+        <w:t xml:space="preserve">That the interaction runs specifically through thermal anomalies, and not through</w:t>
+      </w:r>
+      <w:r>
+        <w:t xml:space="preserve"> </w:t>
+      </w:r>
+      <w:r>
+        <w:t xml:space="preserve">climate velocity, exposure or warming rate, is informative in two ways. Empirically</w:t>
+      </w:r>
+      <w:r>
+        <w:t xml:space="preserve"> </w:t>
+      </w:r>
+      <w:r>
+        <w:t xml:space="preserve">it identifies the channel: interannual thermal departures, not long-run</w:t>
+      </w:r>
+      <w:r>
+        <w:t xml:space="preserve"> </w:t>
+      </w:r>
+      <w:r>
+        <w:t xml:space="preserve">climate-change indices, are what interact with observation to generate records.</w:t>
+      </w:r>
+      <w:r>
+        <w:t xml:space="preserve"> </w:t>
+      </w:r>
+      <w:r>
+        <w:t xml:space="preserve">Methodologically it warns that "climate" is not interchangeable across proxies in</w:t>
+      </w:r>
+      <w:r>
+        <w:t xml:space="preserve"> </w:t>
+      </w:r>
+      <w:r>
+        <w:t xml:space="preserve">detection-aware models — a study choosing velocity or exposure as its single</w:t>
+      </w:r>
+      <w:r>
+        <w:t xml:space="preserve"> </w:t>
+      </w:r>
+      <w:r>
+        <w:t xml:space="preserve">climate axis would have concluded, wrongly, that no interaction exists. The</w:t>
+      </w:r>
+      <w:r>
+        <w:t xml:space="preserve"> </w:t>
+      </w:r>
+      <w:r>
+        <w:t xml:space="preserve">collinearity we document within the proxy set makes the same point from the other</w:t>
+      </w:r>
+      <w:r>
+        <w:t xml:space="preserve"> </w:t>
+      </w:r>
+      <w:r>
+        <w:t xml:space="preserve">side: apparent replication across metric names can be a single axis in disguise.</w:t>
       </w:r>
     </w:p>
     <w:p>
@@ -1468,67 +2400,43 @@
         <w:pStyle w:val="BodyText"/>
       </w:pPr>
       <w:r>
-        <w:t xml:space="preserve">Scale carries its own lesson. The interaction attenuates from province to county</w:t>
-      </w:r>
-      <w:r>
-        <w:t xml:space="preserve"> </w:t>
-      </w:r>
-      <w:r>
-        <w:t xml:space="preserve">without reversing, the textbook fingerprint of a signal carried by broad gradients,</w:t>
-      </w:r>
-      <w:r>
-        <w:t xml:space="preserve"> </w:t>
-      </w:r>
-      <w:r>
-        <w:t xml:space="preserve">and our grid-native projection shows that the same moderation, resolved at the</w:t>
-      </w:r>
-      <w:r>
-        <w:t xml:space="preserve"> </w:t>
-      </w:r>
-      <w:r>
-        <w:t xml:space="preserve">ecological grain, produces a coherent national surface rather than an artefact of</w:t>
-      </w:r>
-      <w:r>
-        <w:t xml:space="preserve"> </w:t>
-      </w:r>
-      <w:r>
-        <w:t xml:space="preserve">administrative aggregation. The deliberate decision to fit where events are observed</w:t>
-      </w:r>
-      <w:r>
-        <w:t xml:space="preserve"> </w:t>
-      </w:r>
-      <w:r>
-        <w:t xml:space="preserve">(the province) and to project, rather than re-estimate, at finer grain is what keeps</w:t>
-      </w:r>
-      <w:r>
-        <w:t xml:space="preserve"> </w:t>
-      </w:r>
-      <w:r>
-        <w:t xml:space="preserve">that surface honest. Equally honest is the predictive boundary: the process</w:t>
-      </w:r>
-      <w:r>
-        <w:t xml:space="preserve"> </w:t>
-      </w:r>
-      <w:r>
-        <w:t xml:space="preserve">interpolates and forecasts in time but does not transfer across regions, because</w:t>
-      </w:r>
-      <w:r>
-        <w:t xml:space="preserve"> </w:t>
-      </w:r>
-      <w:r>
-        <w:t xml:space="preserve">what predicts records in one biogeographic setting need not predict them in another.</w:t>
-      </w:r>
-      <w:r>
-        <w:t xml:space="preserve"> </w:t>
-      </w:r>
-      <w:r>
-        <w:t xml:space="preserve">This is a property of the phenomenon, not a deficiency of the model, and it has a</w:t>
-      </w:r>
-      <w:r>
-        <w:t xml:space="preserve"> </w:t>
-      </w:r>
-      <w:r>
-        <w:t xml:space="preserve">clear practical corollary.</w:t>
+        <w:t xml:space="preserve">The interaction-versus-offset comparison is a reusable instrument. Much of</w:t>
+      </w:r>
+      <w:r>
+        <w:t xml:space="preserve"> </w:t>
+      </w:r>
+      <w:r>
+        <w:t xml:space="preserve">biodiversity informatics corrects for effort with a covariate or offset and then</w:t>
+      </w:r>
+      <w:r>
+        <w:t xml:space="preserve"> </w:t>
+      </w:r>
+      <w:r>
+        <w:t xml:space="preserve">proceeds as though the climate signal has been cleansed. Our result shows this step</w:t>
+      </w:r>
+      <w:r>
+        <w:t xml:space="preserve"> </w:t>
+      </w:r>
+      <w:r>
+        <w:t xml:space="preserve">is a testable hypothesis rather than settled procedure: where the offset model loses</w:t>
+      </w:r>
+      <w:r>
+        <w:t xml:space="preserve"> </w:t>
+      </w:r>
+      <w:r>
+        <w:t xml:space="preserve">decisively, effort is doing more than scaling, and the "corrected" signal remains</w:t>
+      </w:r>
+      <w:r>
+        <w:t xml:space="preserve"> </w:t>
+      </w:r>
+      <w:r>
+        <w:t xml:space="preserve">conditional on observation intensity. The test is inexpensive and should accompany</w:t>
+      </w:r>
+      <w:r>
+        <w:t xml:space="preserve"> </w:t>
+      </w:r>
+      <w:r>
+        <w:t xml:space="preserve">any effort-aware analysis of occurrence data.</w:t>
       </w:r>
     </w:p>
     <w:p>
@@ -1536,25 +2444,129 @@
         <w:pStyle w:val="BodyText"/>
       </w:pPr>
       <w:r>
+        <w:t xml:space="preserve">Life-history structure adds nuance without undermining generality. Effort moderation</w:t>
+      </w:r>
+      <w:r>
+        <w:t xml:space="preserve"> </w:t>
+      </w:r>
+      <w:r>
+        <w:t xml:space="preserve">appears in residents, partial migrants and long-distance migrants alike, and is</w:t>
+      </w:r>
+      <w:r>
+        <w:t xml:space="preserve"> </w:t>
+      </w:r>
+      <w:r>
+        <w:t xml:space="preserve">strongest in long-distance migrants, whose occurrences accumulate where observation</w:t>
+      </w:r>
+      <w:r>
+        <w:t xml:space="preserve"> </w:t>
+      </w:r>
+      <w:r>
+        <w:t xml:space="preserve">is dense. That the truncated risk set reversed this ordering is a caution about</w:t>
+      </w:r>
+      <w:r>
+        <w:t xml:space="preserve"> </w:t>
+      </w:r>
+      <w:r>
+        <w:t xml:space="preserve">species filtering: conclusions about</w:t>
+      </w:r>
+      <w:r>
+        <w:t xml:space="preserve"> </w:t>
+      </w:r>
+      <w:r>
+        <w:rPr>
+          <w:i/>
+          <w:iCs/>
+        </w:rPr>
+        <w:t xml:space="preserve">which</w:t>
+      </w:r>
+      <w:r>
+        <w:t xml:space="preserve"> </w:t>
+      </w:r>
+      <w:r>
+        <w:t xml:space="preserve">taxa show a detection-mediated climate</w:t>
+      </w:r>
+      <w:r>
+        <w:t xml:space="preserve"> </w:t>
+      </w:r>
+      <w:r>
+        <w:t xml:space="preserve">signal are far more sensitive to risk-set construction than the existence of the</w:t>
+      </w:r>
+      <w:r>
+        <w:t xml:space="preserve"> </w:t>
+      </w:r>
+      <w:r>
+        <w:t xml:space="preserve">signal itself.</w:t>
+      </w:r>
+    </w:p>
+    <w:p>
+      <w:pPr>
+        <w:pStyle w:val="BodyText"/>
+      </w:pPr>
+      <w:r>
+        <w:t xml:space="preserve">The two model classes together define where forecasting stops being defensible.</w:t>
+      </w:r>
+      <w:r>
+        <w:t xml:space="preserve"> </w:t>
+      </w:r>
+      <w:r>
+        <w:t xml:space="preserve">Mechanistic extrapolation and machine-learning saturation are not competing</w:t>
+      </w:r>
+      <w:r>
+        <w:t xml:space="preserve"> </w:t>
+      </w:r>
+      <w:r>
+        <w:t xml:space="preserve">estimates of the same quantity; they are the two failure modes that bracket the</w:t>
+      </w:r>
+      <w:r>
+        <w:t xml:space="preserve"> </w:t>
+      </w:r>
+      <w:r>
+        <w:t xml:space="preserve">truth once covariates leave the observed domain. Reporting both, alongside the</w:t>
+      </w:r>
+      <w:r>
+        <w:t xml:space="preserve"> </w:t>
+      </w:r>
+      <w:r>
+        <w:t xml:space="preserve">fraction of units outside the training range, converts an unfalsifiable</w:t>
+      </w:r>
+      <w:r>
+        <w:t xml:space="preserve"> </w:t>
+      </w:r>
+      <w:r>
+        <w:t xml:space="preserve">century-scale projection into a bounded near-term one. On this evidence, projections</w:t>
+      </w:r>
+      <w:r>
+        <w:t xml:space="preserve"> </w:t>
+      </w:r>
+      <w:r>
+        <w:t xml:space="preserve">to mid-century under moderate emissions are supportable; projections to 2080,</w:t>
+      </w:r>
+      <w:r>
+        <w:t xml:space="preserve"> </w:t>
+      </w:r>
+      <w:r>
+        <w:t xml:space="preserve">especially under high emissions and rapid monitoring growth, are not.</w:t>
+      </w:r>
+    </w:p>
+    <w:p>
+      <w:pPr>
+        <w:pStyle w:val="BodyText"/>
+      </w:pPr>
+      <w:r>
         <w:t xml:space="preserve">For monitoring under climate change, raw projected hazard is a poor guide to where</w:t>
       </w:r>
       <w:r>
         <w:t xml:space="preserve"> </w:t>
       </w:r>
       <w:r>
-        <w:t xml:space="preserve">survey investment is most valuable. Our projections concentrate future risk in</w:t>
-      </w:r>
-      <w:r>
-        <w:t xml:space="preserve"> </w:t>
-      </w:r>
-      <w:r>
-        <w:t xml:space="preserve">eastern and central China — places where the model expects climatic exposure to</w:t>
-      </w:r>
-      <w:r>
-        <w:t xml:space="preserve"> </w:t>
-      </w:r>
-      <w:r>
-        <w:t xml:space="preserve">become highly</w:t>
+        <w:t xml:space="preserve">survey investment is most valuable. Projections concentrate future risk where</w:t>
+      </w:r>
+      <w:r>
+        <w:t xml:space="preserve"> </w:t>
+      </w:r>
+      <w:r>
+        <w:t xml:space="preserve">climatic exposure will become highly</w:t>
       </w:r>
       <w:r>
         <w:t xml:space="preserve"> </w:t>
@@ -1570,49 +2582,49 @@
         <w:t xml:space="preserve"> </w:t>
       </w:r>
       <w:r>
-        <w:t xml:space="preserve">under existing and growing effort, not necessarily where</w:t>
-      </w:r>
-      <w:r>
-        <w:t xml:space="preserve"> </w:t>
-      </w:r>
-      <w:r>
-        <w:t xml:space="preserve">range change is most novel. Allocating effort there maximises the rate of new</w:t>
-      </w:r>
-      <w:r>
-        <w:t xml:space="preserve"> </w:t>
-      </w:r>
-      <w:r>
-        <w:t xml:space="preserve">records but adds little to what is already well observed. The decision-relevant</w:t>
-      </w:r>
-      <w:r>
-        <w:t xml:space="preserve"> </w:t>
-      </w:r>
-      <w:r>
-        <w:t xml:space="preserve">target is the opposite: units where high projected exposure meets a current effort</w:t>
-      </w:r>
-      <w:r>
-        <w:t xml:space="preserve"> </w:t>
-      </w:r>
-      <w:r>
-        <w:t xml:space="preserve">gap, where modest additional survey converts latent redistribution into evidence and</w:t>
-      </w:r>
-      <w:r>
-        <w:t xml:space="preserve"> </w:t>
-      </w:r>
-      <w:r>
-        <w:t xml:space="preserve">most reduces uncertainty. We therefore recommend prioritising on the product of</w:t>
-      </w:r>
-      <w:r>
-        <w:t xml:space="preserve"> </w:t>
-      </w:r>
-      <w:r>
-        <w:t xml:space="preserve">climatic exposure and effort deficit, and reporting forecast uncertainty alongside</w:t>
-      </w:r>
-      <w:r>
-        <w:t xml:space="preserve"> </w:t>
-      </w:r>
-      <w:r>
-        <w:t xml:space="preserve">point hazard, rather than ranking regions on projected hazard alone.</w:t>
+        <w:t xml:space="preserve">under existing and growing effort,</w:t>
+      </w:r>
+      <w:r>
+        <w:t xml:space="preserve"> </w:t>
+      </w:r>
+      <w:r>
+        <w:t xml:space="preserve">not necessarily where range change is most novel. Allocating effort there maximises</w:t>
+      </w:r>
+      <w:r>
+        <w:t xml:space="preserve"> </w:t>
+      </w:r>
+      <w:r>
+        <w:t xml:space="preserve">the rate of new records but adds little to what is already well observed. The</w:t>
+      </w:r>
+      <w:r>
+        <w:t xml:space="preserve"> </w:t>
+      </w:r>
+      <w:r>
+        <w:t xml:space="preserve">decision-relevant target is the opposite: units where high projected exposure meets</w:t>
+      </w:r>
+      <w:r>
+        <w:t xml:space="preserve"> </w:t>
+      </w:r>
+      <w:r>
+        <w:t xml:space="preserve">a current effort gap, where modest additional survey converts latent redistribution</w:t>
+      </w:r>
+      <w:r>
+        <w:t xml:space="preserve"> </w:t>
+      </w:r>
+      <w:r>
+        <w:t xml:space="preserve">into evidence and most reduces uncertainty. We therefore recommend prioritising on</w:t>
+      </w:r>
+      <w:r>
+        <w:t xml:space="preserve"> </w:t>
+      </w:r>
+      <w:r>
+        <w:t xml:space="preserve">the product of climatic exposure and effort deficit, and reporting forecast</w:t>
+      </w:r>
+      <w:r>
+        <w:t xml:space="preserve"> </w:t>
+      </w:r>
+      <w:r>
+        <w:t xml:space="preserve">uncertainty alongside point hazard.</w:t>
       </w:r>
     </w:p>
     <w:p>
@@ -1620,67 +2632,61 @@
         <w:pStyle w:val="BodyText"/>
       </w:pPr>
       <w:r>
-        <w:t xml:space="preserve">Several boundaries frame these conclusions. The interaction slope, though shown to</w:t>
-      </w:r>
-      <w:r>
-        <w:t xml:space="preserve"> </w:t>
-      </w:r>
-      <w:r>
-        <w:t xml:space="preserve">vary by migratory strategy, remains coarsely structured; trait- and</w:t>
-      </w:r>
-      <w:r>
-        <w:t xml:space="preserve"> </w:t>
-      </w:r>
-      <w:r>
-        <w:t xml:space="preserve">phylogeny-resolved slopes are a natural next step. Effort, despite the lagged-effort</w:t>
-      </w:r>
-      <w:r>
-        <w:t xml:space="preserve"> </w:t>
-      </w:r>
-      <w:r>
-        <w:t xml:space="preserve">defence, is not fully exogenous, and slow-moving confounders that make a region both</w:t>
-      </w:r>
-      <w:r>
-        <w:t xml:space="preserve"> </w:t>
-      </w:r>
-      <w:r>
-        <w:t xml:space="preserve">well-watched and climatically dynamic cannot be excluded without an instrument or a</w:t>
-      </w:r>
-      <w:r>
-        <w:t xml:space="preserve"> </w:t>
-      </w:r>
-      <w:r>
-        <w:t xml:space="preserve">quasi-experiment in effort allocation. New records mix genuine colonisers with</w:t>
-      </w:r>
-      <w:r>
-        <w:t xml:space="preserve"> </w:t>
-      </w:r>
-      <w:r>
-        <w:t xml:space="preserve">vagrants and taxonomic revisions, a heterogeneity the relaxed analysis exposes but</w:t>
-      </w:r>
-      <w:r>
-        <w:t xml:space="preserve"> </w:t>
-      </w:r>
-      <w:r>
-        <w:t xml:space="preserve">does not fully model. Future surfaces inherit uncertainty from both climate</w:t>
-      </w:r>
-      <w:r>
-        <w:t xml:space="preserve"> </w:t>
-      </w:r>
-      <w:r>
-        <w:t xml:space="preserve">projections and assumed effort trajectories, and the ecological-grain map is a</w:t>
-      </w:r>
-      <w:r>
-        <w:t xml:space="preserve"> </w:t>
-      </w:r>
-      <w:r>
-        <w:t xml:space="preserve">province-fitted projection, not an independently estimated grid model. None of these</w:t>
-      </w:r>
-      <w:r>
-        <w:t xml:space="preserve"> </w:t>
-      </w:r>
-      <w:r>
-        <w:t xml:space="preserve">overturns the core finding; each marks where the framework can be strengthened.</w:t>
+        <w:t xml:space="preserve">Boundaries remain. The interaction slope, though shown to vary by migratory</w:t>
+      </w:r>
+      <w:r>
+        <w:t xml:space="preserve"> </w:t>
+      </w:r>
+      <w:r>
+        <w:t xml:space="preserve">strategy, is coarsely structured; trait- and phylogeny-resolved slopes are a natural</w:t>
+      </w:r>
+      <w:r>
+        <w:t xml:space="preserve"> </w:t>
+      </w:r>
+      <w:r>
+        <w:t xml:space="preserve">next step. Effort, despite the lagged-effort defence, is not fully exogenous, and</w:t>
+      </w:r>
+      <w:r>
+        <w:t xml:space="preserve"> </w:t>
+      </w:r>
+      <w:r>
+        <w:t xml:space="preserve">slow-moving confounders that make a region both well-watched and climatically</w:t>
+      </w:r>
+      <w:r>
+        <w:t xml:space="preserve"> </w:t>
+      </w:r>
+      <w:r>
+        <w:t xml:space="preserve">dynamic cannot be excluded without an instrument or a quasi-experiment in effort</w:t>
+      </w:r>
+      <w:r>
+        <w:t xml:space="preserve"> </w:t>
+      </w:r>
+      <w:r>
+        <w:t xml:space="preserve">allocation. New records mix genuine colonisers with vagrants and taxonomic</w:t>
+      </w:r>
+      <w:r>
+        <w:t xml:space="preserve"> </w:t>
+      </w:r>
+      <w:r>
+        <w:t xml:space="preserve">revisions, a heterogeneity the threshold and migratory analyses expose but do not</w:t>
+      </w:r>
+      <w:r>
+        <w:t xml:space="preserve"> </w:t>
+      </w:r>
+      <w:r>
+        <w:t xml:space="preserve">fully model. Future surfaces inherit uncertainty from both climate projections and</w:t>
+      </w:r>
+      <w:r>
+        <w:t xml:space="preserve"> </w:t>
+      </w:r>
+      <w:r>
+        <w:t xml:space="preserve">assumed effort trajectories, and the ecological-grain map is a province-fitted</w:t>
+      </w:r>
+      <w:r>
+        <w:t xml:space="preserve"> </w:t>
+      </w:r>
+      <w:r>
+        <w:t xml:space="preserve">projection, not an independently estimated grid model.</w:t>
       </w:r>
     </w:p>
     <w:p>
@@ -1694,29 +2700,29 @@
         <w:t xml:space="preserve"> </w:t>
       </w:r>
       <w:r>
-        <w:t xml:space="preserve">expands. Read as effort-moderated visibility events rather than as direct</w:t>
-      </w:r>
-      <w:r>
-        <w:t xml:space="preserve"> </w:t>
-      </w:r>
-      <w:r>
-        <w:t xml:space="preserve">ecological signals, they become both more interpretable and more useful: a basis for</w:t>
-      </w:r>
-      <w:r>
-        <w:t xml:space="preserve"> </w:t>
-      </w:r>
-      <w:r>
-        <w:t xml:space="preserve">separating biodiversity redistribution from observation bias, and for designing</w:t>
-      </w:r>
-      <w:r>
-        <w:t xml:space="preserve"> </w:t>
-      </w:r>
-      <w:r>
-        <w:t xml:space="preserve">monitoring that learns most where it is currently blindest.</w:t>
-      </w:r>
-    </w:p>
-    <w:bookmarkEnd w:id="19"/>
-    <w:bookmarkStart w:id="27" w:name="methods"/>
+        <w:t xml:space="preserve">expands. Read as effort-moderated visibility events rather than as direct ecological</w:t>
+      </w:r>
+      <w:r>
+        <w:t xml:space="preserve"> </w:t>
+      </w:r>
+      <w:r>
+        <w:t xml:space="preserve">signals, they become both more interpretable and more useful: a basis for separating</w:t>
+      </w:r>
+      <w:r>
+        <w:t xml:space="preserve"> </w:t>
+      </w:r>
+      <w:r>
+        <w:t xml:space="preserve">biodiversity redistribution from observation bias, and for designing monitoring that</w:t>
+      </w:r>
+      <w:r>
+        <w:t xml:space="preserve"> </w:t>
+      </w:r>
+      <w:r>
+        <w:t xml:space="preserve">learns most where it is currently blindest.</w:t>
+      </w:r>
+    </w:p>
+    <w:bookmarkEnd w:id="20"/>
+    <w:bookmarkStart w:id="29" w:name="methods"/>
     <w:p>
       <w:pPr>
         <w:pStyle w:val="Heading2"/>
@@ -1725,7 +2731,7 @@
         <w:t xml:space="preserve">Methods</w:t>
       </w:r>
     </w:p>
-    <w:bookmarkStart w:id="20" w:name="study-system-and-response-variable"/>
+    <w:bookmarkStart w:id="21" w:name="study-system-and-response-variable"/>
     <w:p>
       <w:pPr>
         <w:pStyle w:val="Heading3"/>
@@ -1739,41 +2745,35 @@
         <w:pStyle w:val="FirstParagraph"/>
       </w:pPr>
       <w:r>
-        <w:t xml:space="preserve">The study covered 32 mainland provincial units of China (excluding Hong Kong, Macau</w:t>
-      </w:r>
-      <w:r>
-        <w:t xml:space="preserve"> </w:t>
-      </w:r>
-      <w:r>
-        <w:t xml:space="preserve">and Taiwan), 2002–2024. The response was the first recorded arrival of a species in</w:t>
-      </w:r>
-      <w:r>
-        <w:t xml:space="preserve"> </w:t>
-      </w:r>
-      <w:r>
-        <w:t xml:space="preserve">a spatial unit and year, encoded as a binary event in a discrete-time risk set; once</w:t>
-      </w:r>
-      <w:r>
-        <w:t xml:space="preserve"> </w:t>
-      </w:r>
-      <w:r>
-        <w:t xml:space="preserve">a species records its first arrival in a unit, that unit leaves the species' risk set</w:t>
-      </w:r>
-      <w:r>
-        <w:t xml:space="preserve"> </w:t>
-      </w:r>
-      <w:r>
-        <w:t xml:space="preserve">in later years.</w:t>
-      </w:r>
-    </w:p>
-    <w:bookmarkEnd w:id="20"/>
-    <w:bookmarkStart w:id="21" w:name="conservative-and-relaxed-risk-sets"/>
+        <w:t xml:space="preserve">The study covered 33 provincial units of mainland China, 2002–2024. The response was</w:t>
+      </w:r>
+      <w:r>
+        <w:t xml:space="preserve"> </w:t>
+      </w:r>
+      <w:r>
+        <w:t xml:space="preserve">the first recorded arrival of a species in a province and year, encoded as a binary</w:t>
+      </w:r>
+      <w:r>
+        <w:t xml:space="preserve"> </w:t>
+      </w:r>
+      <w:r>
+        <w:t xml:space="preserve">event in a discrete-time risk set; once a species records its first arrival in a</w:t>
+      </w:r>
+      <w:r>
+        <w:t xml:space="preserve"> </w:t>
+      </w:r>
+      <w:r>
+        <w:t xml:space="preserve">unit, that unit leaves the species' risk set in later years.</w:t>
+      </w:r>
+    </w:p>
+    <w:bookmarkEnd w:id="21"/>
+    <w:bookmarkStart w:id="22" w:name="X4796a602046aac5df5a8d9c1bb711b66a34822e"/>
     <w:p>
       <w:pPr>
         <w:pStyle w:val="Heading3"/>
       </w:pPr>
       <w:r>
-        <w:t xml:space="preserve">Conservative and relaxed risk sets</w:t>
+        <w:t xml:space="preserve">Complete risk sets and threshold sensitivity</w:t>
       </w:r>
     </w:p>
     <w:p>
@@ -1781,53 +2781,65 @@
         <w:pStyle w:val="FirstParagraph"/>
       </w:pPr>
       <w:r>
-        <w:t xml:space="preserve">The conservative (headline) risk set retained, for each species, provinces where a</w:t>
-      </w:r>
-      <w:r>
-        <w:t xml:space="preserve"> </w:t>
-      </w:r>
-      <w:r>
-        <w:t xml:space="preserve">species distribution model indicated plausible presence and no prior record, with</w:t>
-      </w:r>
-      <w:r>
-        <w:t xml:space="preserve"> </w:t>
-      </w:r>
-      <w:r>
-        <w:t xml:space="preserve">complete climate and effort information: 12,813 rows, 333 species, 512 events. To</w:t>
-      </w:r>
-      <w:r>
-        <w:t xml:space="preserve"> </w:t>
-      </w:r>
-      <w:r>
-        <w:t xml:space="preserve">stress-test the SDM filter we built a relaxed event-override set that adopted the</w:t>
-      </w:r>
-      <w:r>
-        <w:t xml:space="preserve"> </w:t>
-      </w:r>
-      <w:r>
-        <w:t xml:space="preserve">loosest binarisation threshold, force-included every species-province pair with an</w:t>
-      </w:r>
-      <w:r>
-        <w:t xml:space="preserve"> </w:t>
-      </w:r>
-      <w:r>
-        <w:t xml:space="preserve">observed event, and restricted the pool to SDM-modelled species: 188,870 rows, 463</w:t>
-      </w:r>
-      <w:r>
-        <w:t xml:space="preserve"> </w:t>
-      </w:r>
-      <w:r>
-        <w:t xml:space="preserve">species, 817 events.</w:t>
-      </w:r>
-    </w:p>
-    <w:bookmarkEnd w:id="21"/>
-    <w:bookmarkStart w:id="22" w:name="climate-and-effort-covariates"/>
+        <w:t xml:space="preserve">Risk sets were rebuilt from source at three species-distribution-model binarisation</w:t>
+      </w:r>
+      <w:r>
+        <w:t xml:space="preserve"> </w:t>
+      </w:r>
+      <w:r>
+        <w:t xml:space="preserve">thresholds (50, 100, 200). At each threshold the candidate set comprised</w:t>
+      </w:r>
+      <w:r>
+        <w:t xml:space="preserve"> </w:t>
+      </w:r>
+      <w:r>
+        <w:t xml:space="preserve">species-province pairs with modelled potential presence and no prior record, plus</w:t>
+      </w:r>
+      <w:r>
+        <w:t xml:space="preserve"> </w:t>
+      </w:r>
+      <w:r>
+        <w:t xml:space="preserve">forced inclusion of every pair with an observed 2002–2024 event (an observed record</w:t>
+      </w:r>
+      <w:r>
+        <w:t xml:space="preserve"> </w:t>
+      </w:r>
+      <w:r>
+        <w:t xml:space="preserve">being empirical evidence that overrides the model prior), restricted to the union of</w:t>
+      </w:r>
+      <w:r>
+        <w:t xml:space="preserve"> </w:t>
+      </w:r>
+      <w:r>
+        <w:t xml:space="preserve">species modelled by the two source distribution-model projects. Candidates were</w:t>
+      </w:r>
+      <w:r>
+        <w:t xml:space="preserve"> </w:t>
+      </w:r>
+      <w:r>
+        <w:t xml:space="preserve">expanded over years and censored after first arrival. No complete-case truncation or</w:t>
+      </w:r>
+      <w:r>
+        <w:t xml:space="preserve"> </w:t>
+      </w:r>
+      <w:r>
+        <w:t xml:space="preserve">case-control subsampling was applied at any stage; the only exclusions were rows</w:t>
+      </w:r>
+      <w:r>
+        <w:t xml:space="preserve"> </w:t>
+      </w:r>
+      <w:r>
+        <w:t xml:space="preserve">lacking the headline climate or effort covariate.</w:t>
+      </w:r>
+    </w:p>
+    <w:bookmarkEnd w:id="22"/>
+    <w:bookmarkStart w:id="23" w:name="climate-and-effort-proxies"/>
     <w:p>
       <w:pPr>
         <w:pStyle w:val="Heading3"/>
       </w:pPr>
       <w:r>
-        <w:t xml:space="preserve">Climate and effort covariates</w:t>
+        <w:t xml:space="preserve">Climate and effort proxies</w:t>
       </w:r>
     </w:p>
     <w:p>
@@ -1835,59 +2847,71 @@
         <w:pStyle w:val="FirstParagraph"/>
       </w:pPr>
       <w:r>
-        <w:t xml:space="preserve">Climate covariates comprised temperature and precipitation anomalies and gradients,</w:t>
-      </w:r>
-      <w:r>
-        <w:t xml:space="preserve"> </w:t>
-      </w:r>
-      <w:r>
-        <w:t xml:space="preserve">climate velocity, warming rate and Mahalanobis climate displacement (WorldClim 2.1,</w:t>
-      </w:r>
-      <w:r>
-        <w:t xml:space="preserve"> </w:t>
-      </w:r>
-      <w:r>
-        <w:t xml:space="preserve">CHELSA v2.1)⁶,⁷. Grid-native time-varying temperature anomaly was computed per cell</w:t>
-      </w:r>
-      <w:r>
-        <w:t xml:space="preserve"> </w:t>
-      </w:r>
-      <w:r>
-        <w:t xml:space="preserve">from CRU TS 4.09 monthly data (2002–2024)⁸. Survey effort was represented by four</w:t>
-      </w:r>
-      <w:r>
-        <w:t xml:space="preserve"> </w:t>
-      </w:r>
-      <w:r>
-        <w:t xml:space="preserve">metrics — record counts, observer visits (headline), a principal-component composite</w:t>
-      </w:r>
-      <w:r>
-        <w:t xml:space="preserve"> </w:t>
-      </w:r>
-      <w:r>
-        <w:t xml:space="preserve">and birding-days — standardised within year; for the offset model, effort entered on</w:t>
-      </w:r>
-      <w:r>
-        <w:t xml:space="preserve"> </w:t>
-      </w:r>
-      <w:r>
-        <w:t xml:space="preserve">the raw log(person-hours + 1) scale. Grid and fine-scale effort came from the merged</w:t>
-      </w:r>
-      <w:r>
-        <w:t xml:space="preserve"> </w:t>
-      </w:r>
-      <w:r>
-        <w:t xml:space="preserve">eBird/GBIF + China Bird-Watching "Combined" panel⁵.</w:t>
-      </w:r>
-    </w:p>
-    <w:bookmarkEnd w:id="22"/>
-    <w:bookmarkStart w:id="23" w:name="hazard-models"/>
+        <w:t xml:space="preserve">Nine climate proxies were evaluated: temperature and precipitation anomalies and</w:t>
+      </w:r>
+      <w:r>
+        <w:t xml:space="preserve"> </w:t>
+      </w:r>
+      <w:r>
+        <w:t xml:space="preserve">gradients, climate velocity, precipitation velocity, climate exposure, warming rate</w:t>
+      </w:r>
+      <w:r>
+        <w:t xml:space="preserve"> </w:t>
+      </w:r>
+      <w:r>
+        <w:t xml:space="preserve">and Mahalanobis climate displacement (derived from WorldClim 2.1 and CHELSA</w:t>
+      </w:r>
+      <w:r>
+        <w:t xml:space="preserve"> </w:t>
+      </w:r>
+      <w:r>
+        <w:t xml:space="preserve">v2.1)⁶,⁷. Pairwise collinearity was audited and is reported. Grid-native</w:t>
+      </w:r>
+      <w:r>
+        <w:t xml:space="preserve"> </w:t>
+      </w:r>
+      <w:r>
+        <w:t xml:space="preserve">time-varying temperature anomaly was computed per cell from CRU TS 4.09 monthly data</w:t>
+      </w:r>
+      <w:r>
+        <w:t xml:space="preserve"> </w:t>
+      </w:r>
+      <w:r>
+        <w:t xml:space="preserve">(2002–2024)⁸. Five effort proxies were evaluated: record counts, observer visits</w:t>
+      </w:r>
+      <w:r>
+        <w:t xml:space="preserve"> </w:t>
+      </w:r>
+      <w:r>
+        <w:t xml:space="preserve">(headline), observers, birding-days and a principal-component composite,</w:t>
+      </w:r>
+      <w:r>
+        <w:t xml:space="preserve"> </w:t>
+      </w:r>
+      <w:r>
+        <w:t xml:space="preserve">standardised within year; for the offset model effort entered on the raw log-rate</w:t>
+      </w:r>
+      <w:r>
+        <w:t xml:space="preserve"> </w:t>
+      </w:r>
+      <w:r>
+        <w:t xml:space="preserve">scale. Grid and fine-scale effort came from the merged eBird/GBIF and China</w:t>
+      </w:r>
+      <w:r>
+        <w:t xml:space="preserve"> </w:t>
+      </w:r>
+      <w:r>
+        <w:t xml:space="preserve">Bird-Watching panel⁵.</w:t>
+      </w:r>
+    </w:p>
+    <w:bookmarkEnd w:id="23"/>
+    <w:bookmarkStart w:id="24" w:name="hazard-models-and-decomposition"/>
     <w:p>
       <w:pPr>
         <w:pStyle w:val="Heading3"/>
       </w:pPr>
       <w:r>
-        <w:t xml:space="preserve">Hazard models</w:t>
+        <w:t xml:space="preserve">Hazard models and decomposition</w:t>
       </w:r>
     </w:p>
     <w:p>
@@ -1895,65 +2919,125 @@
         <w:pStyle w:val="FirstParagraph"/>
       </w:pPr>
       <w:r>
-        <w:t xml:space="preserve">We fitted discrete-time complementary log-log hazard models in glmmTMB⁹ with crossed</w:t>
-      </w:r>
-      <w:r>
-        <w:t xml:space="preserve"> </w:t>
-      </w:r>
-      <w:r>
-        <w:t xml:space="preserve">random intercepts for species and spatial unit: M0 (null), M1 (effort), M2 (climate),</w:t>
-      </w:r>
-      <w:r>
-        <w:t xml:space="preserve"> </w:t>
-      </w:r>
-      <w:r>
-        <w:t xml:space="preserve">M3 (climate + effort), M4 (climate × effort) and M5 (climate + raw-effort offset). We</w:t>
-      </w:r>
-      <w:r>
-        <w:t xml:space="preserve"> </w:t>
-      </w:r>
-      <w:r>
-        <w:t xml:space="preserve">report hazard ratios with 95% confidence intervals, P values, AIC differences and</w:t>
-      </w:r>
-      <w:r>
-        <w:t xml:space="preserve"> </w:t>
-      </w:r>
-      <w:r>
-        <w:t xml:space="preserve">Akaike weights. Endogeneity was probed by refitting M4 with effort lagged one year at</w:t>
-      </w:r>
-      <w:r>
-        <w:t xml:space="preserve"> </w:t>
-      </w:r>
-      <w:r>
-        <w:t xml:space="preserve">the province-year level; trait dependence by refitting separately by migratory</w:t>
-      </w:r>
-      <w:r>
-        <w:t xml:space="preserve"> </w:t>
-      </w:r>
-      <w:r>
-        <w:t xml:space="preserve">strategy. The model was fitted at province scale (where events are recorded) and</w:t>
-      </w:r>
-      <w:r>
-        <w:t xml:space="preserve"> </w:t>
-      </w:r>
-      <w:r>
-        <w:t xml:space="preserve">applied as a plug-in to finer administrative units and to 50/100 km ecological grids</w:t>
-      </w:r>
-      <w:r>
-        <w:t xml:space="preserve"> </w:t>
-      </w:r>
-      <w:r>
-        <w:t xml:space="preserve">with unit-native covariates.</w:t>
-      </w:r>
-    </w:p>
-    <w:bookmarkEnd w:id="23"/>
-    <w:bookmarkStart w:id="24" w:name="diagnostics-prediction-and-projection"/>
+        <w:t xml:space="preserve">Discrete-time complementary log-log hazard models were fitted in glmmTMB⁹ with</w:t>
+      </w:r>
+      <w:r>
+        <w:t xml:space="preserve"> </w:t>
+      </w:r>
+      <w:r>
+        <w:t xml:space="preserve">crossed random intercepts for species and province: M0 (null), M1 (effort),</w:t>
+      </w:r>
+      <w:r>
+        <w:t xml:space="preserve"> </w:t>
+      </w:r>
+      <w:r>
+        <w:t xml:space="preserve">M2 (climate), M3 (climate + effort), M4 (climate × effort) and M5 (climate +</w:t>
+      </w:r>
+      <w:r>
+        <w:t xml:space="preserve"> </w:t>
+      </w:r>
+      <w:r>
+        <w:t xml:space="preserve">raw-effort offset). We report hazard ratios with 95 % confidence intervals,</w:t>
+      </w:r>
+      <w:r>
+        <w:t xml:space="preserve"> </w:t>
+      </w:r>
+      <w:r>
+        <w:rPr>
+          <w:i/>
+          <w:iCs/>
+        </w:rPr>
+        <w:t xml:space="preserve">P</w:t>
+      </w:r>
+      <w:r>
+        <w:t xml:space="preserve"> </w:t>
+      </w:r>
+      <w:r>
+        <w:t xml:space="preserve">values and AIC differences. Endogeneity was probed by refitting M4 with effort</w:t>
+      </w:r>
+      <w:r>
+        <w:t xml:space="preserve"> </w:t>
+      </w:r>
+      <w:r>
+        <w:t xml:space="preserve">lagged one year at the province-year level; trait dependence by refitting separately</w:t>
+      </w:r>
+      <w:r>
+        <w:t xml:space="preserve"> </w:t>
+      </w:r>
+      <w:r>
+        <w:t xml:space="preserve">by migratory strategy. Explained deviance was partitioned from the ladder</w:t>
+      </w:r>
+      <w:r>
+        <w:t xml:space="preserve"> </w:t>
+      </w:r>
+      <w:r>
+        <w:t xml:space="preserve">log-likelihoods into unique effort (M2 → M3), unique climate (M1 → M3), shared and</w:t>
+      </w:r>
+      <w:r>
+        <w:t xml:space="preserve"> </w:t>
+      </w:r>
+      <w:r>
+        <w:t xml:space="preserve">interaction increment (M3 → M4) components, with McFadden</w:t>
+      </w:r>
+      <w:r>
+        <w:t xml:space="preserve"> </w:t>
+      </w:r>
+      <w:r>
+        <w:rPr>
+          <w:i/>
+          <w:iCs/>
+        </w:rPr>
+        <w:t xml:space="preserve">R</w:t>
+      </w:r>
+      <w:r>
+        <w:t xml:space="preserve">² relative to M0;</w:t>
+      </w:r>
+      <w:r>
+        <w:t xml:space="preserve"> </w:t>
+      </w:r>
+      <w:r>
+        <w:t xml:space="preserve">marginal and conditional</w:t>
+      </w:r>
+      <w:r>
+        <w:t xml:space="preserve"> </w:t>
+      </w:r>
+      <w:r>
+        <w:rPr>
+          <w:i/>
+          <w:iCs/>
+        </w:rPr>
+        <w:t xml:space="preserve">R</w:t>
+      </w:r>
+      <w:r>
+        <w:t xml:space="preserve">² followed a Nakagawa-style decomposition of fixed,</w:t>
+      </w:r>
+      <w:r>
+        <w:t xml:space="preserve"> </w:t>
+      </w:r>
+      <w:r>
+        <w:t xml:space="preserve">random and distribution-specific variance. Relative importance used random-forest</w:t>
+      </w:r>
+      <w:r>
+        <w:t xml:space="preserve"> </w:t>
+      </w:r>
+      <w:r>
+        <w:t xml:space="preserve">permutation importance (probability forest with class weights) and gradient-boosting</w:t>
+      </w:r>
+      <w:r>
+        <w:t xml:space="preserve"> </w:t>
+      </w:r>
+      <w:r>
+        <w:t xml:space="preserve">gain on the same complete risk sets.</w:t>
+      </w:r>
+    </w:p>
+    <w:bookmarkEnd w:id="24"/>
+    <w:bookmarkStart w:id="25" w:name="prediction-and-projection"/>
     <w:p>
       <w:pPr>
         <w:pStyle w:val="Heading3"/>
       </w:pPr>
       <w:r>
-        <w:t xml:space="preserve">Diagnostics, prediction and projection</w:t>
+        <w:t xml:space="preserve">Prediction and projection</w:t>
       </w:r>
     </w:p>
     <w:p>
@@ -1961,55 +3045,55 @@
         <w:pStyle w:val="FirstParagraph"/>
       </w:pPr>
       <w:r>
-        <w:t xml:space="preserve">Residual spatial autocorrelation was assessed by Moran's I at 100/250/500 km. Predictive</w:t>
-      </w:r>
-      <w:r>
-        <w:t xml:space="preserve"> </w:t>
-      </w:r>
-      <w:r>
-        <w:t xml:space="preserve">performance was evaluated with a feature-rich gradient-boosted model (XGBoost) under</w:t>
-      </w:r>
-      <w:r>
-        <w:t xml:space="preserve"> </w:t>
-      </w:r>
-      <w:r>
-        <w:t xml:space="preserve">three cross-validation regimes — random (interpolation), temporal leave-future-out</w:t>
-      </w:r>
-      <w:r>
-        <w:t xml:space="preserve"> </w:t>
-      </w:r>
-      <w:r>
-        <w:t xml:space="preserve">(forecast) and 250 km spatial-block (extrapolation; blockCV)¹⁰ — with AUC by the</w:t>
-      </w:r>
-      <w:r>
-        <w:t xml:space="preserve"> </w:t>
-      </w:r>
-      <w:r>
-        <w:t xml:space="preserve">Mann–Whitney statistic. Future climate used a four-GCM CMIP6 ensemble (ACCESS-CM2,</w:t>
-      </w:r>
-      <w:r>
-        <w:t xml:space="preserve"> </w:t>
-      </w:r>
-      <w:r>
-        <w:t xml:space="preserve">MPI-ESM1-2-HR, MIROC6, UKESM1-0-LL) under SSP2-4.5 and SSP5-8.5⁴; effort futures used</w:t>
-      </w:r>
-      <w:r>
-        <w:t xml:space="preserve"> </w:t>
-      </w:r>
-      <w:r>
-        <w:t xml:space="preserve">development-linked growth scenarios. Modifiable-areal-unit elasticity, the</w:t>
-      </w:r>
-      <w:r>
-        <w:t xml:space="preserve"> </w:t>
-      </w:r>
-      <w:r>
-        <w:t xml:space="preserve">six-climate-metric interaction matrix and per-feature covariate-shift indices are</w:t>
-      </w:r>
-      <w:r>
-        <w:t xml:space="preserve"> </w:t>
-      </w:r>
-      <w:r>
-        <w:t xml:space="preserve">method-ready extensions not reported numerically here. Maps use the official</w:t>
+        <w:t xml:space="preserve">Predictive performance was evaluated under three cross-validation regimes — random</w:t>
+      </w:r>
+      <w:r>
+        <w:t xml:space="preserve"> </w:t>
+      </w:r>
+      <w:r>
+        <w:t xml:space="preserve">(interpolation), temporal leave-future-out (forecast) and 250 km spatial-block</w:t>
+      </w:r>
+      <w:r>
+        <w:t xml:space="preserve"> </w:t>
+      </w:r>
+      <w:r>
+        <w:t xml:space="preserve">(extrapolation)¹⁰ — with area under the curve computed from the Mann–Whitney</w:t>
+      </w:r>
+      <w:r>
+        <w:t xml:space="preserve"> </w:t>
+      </w:r>
+      <w:r>
+        <w:t xml:space="preserve">statistic. Future climate used a four-GCM CMIP6 ensemble (ACCESS-CM2,</w:t>
+      </w:r>
+      <w:r>
+        <w:t xml:space="preserve"> </w:t>
+      </w:r>
+      <w:r>
+        <w:t xml:space="preserve">MPI-ESM1-2-HR, MIROC6, UKESM1-0-LL) under SSP2-4.5 and SSP5-8.5 for 2030, 2050 and</w:t>
+      </w:r>
+      <w:r>
+        <w:t xml:space="preserve"> </w:t>
+      </w:r>
+      <w:r>
+        <w:t xml:space="preserve">2080¹²; effort futures used development-linked growth scenarios (+0.3 and +0.6</w:t>
+      </w:r>
+      <w:r>
+        <w:t xml:space="preserve"> </w:t>
+      </w:r>
+      <w:r>
+        <w:t xml:space="preserve">standard deviations per decade). Projections were made with both the mechanistic</w:t>
+      </w:r>
+      <w:r>
+        <w:t xml:space="preserve"> </w:t>
+      </w:r>
+      <w:r>
+        <w:t xml:space="preserve">hazard model and a gradient-boosted model, and we report, for every scenario, the</w:t>
+      </w:r>
+      <w:r>
+        <w:t xml:space="preserve"> </w:t>
+      </w:r>
+      <w:r>
+        <w:t xml:space="preserve">share of units whose covariates leave the training range. Maps use the official</w:t>
       </w:r>
       <w:r>
         <w:t xml:space="preserve"> </w:t>
@@ -2024,8 +3108,8 @@
         <w:t xml:space="preserve">nine-dash line.</w:t>
       </w:r>
     </w:p>
-    <w:bookmarkEnd w:id="24"/>
-    <w:bookmarkStart w:id="26" w:name="reproducibility"/>
+    <w:bookmarkEnd w:id="25"/>
+    <w:bookmarkStart w:id="28" w:name="reproducibility"/>
     <w:p>
       <w:pPr>
         <w:pStyle w:val="Heading3"/>
@@ -2039,24 +3123,47 @@
         <w:pStyle w:val="FirstParagraph"/>
       </w:pPr>
       <w:r>
-        <w:t xml:space="preserve">Analyses used R (glmmTMB, xgboost, blockCV, terra, sf, targets, arrow) with versions</w:t>
-      </w:r>
-      <w:r>
-        <w:t xml:space="preserve"> </w:t>
-      </w:r>
-      <w:r>
-        <w:t xml:space="preserve">pinned in a lockfile and a targets pipeline; every reported value is traceable to a</w:t>
-      </w:r>
-      <w:r>
-        <w:t xml:space="preserve"> </w:t>
-      </w:r>
-      <w:r>
-        <w:t xml:space="preserve">named result table. Code and derived outputs are at</w:t>
-      </w:r>
-      <w:r>
-        <w:t xml:space="preserve"> </w:t>
-      </w:r>
-      <w:hyperlink r:id="rId25">
+        <w:t xml:space="preserve">Analyses used R (glmmTMB, xgboost, ranger, blockCV, terra, sf, arrow) with versions</w:t>
+      </w:r>
+      <w:r>
+        <w:t xml:space="preserve"> </w:t>
+      </w:r>
+      <w:r>
+        <w:t xml:space="preserve">pinned in a lockfile; every reported value is traceable to a named result table.</w:t>
+      </w:r>
+      <w:r>
+        <w:t xml:space="preserve"> </w:t>
+      </w:r>
+      <w:r>
+        <w:t xml:space="preserve">Code and derived outputs are at</w:t>
+      </w:r>
+      <w:r>
+        <w:t xml:space="preserve"> </w:t>
+      </w:r>
+      <w:hyperlink r:id="rId26">
+        <w:r>
+          <w:rPr>
+            <w:rStyle w:val="Hyperlink"/>
+          </w:rPr>
+          <w:t xml:space="preserve">https://github.com/dingchenchen6/bird-hazard-complete-riskset</w:t>
+        </w:r>
+      </w:hyperlink>
+      <w:r>
+        <w:t xml:space="preserve"> </w:t>
+      </w:r>
+      <w:r>
+        <w:t xml:space="preserve">(complete-risk-set</w:t>
+      </w:r>
+      <w:r>
+        <w:t xml:space="preserve"> </w:t>
+      </w:r>
+      <w:r>
+        <w:t xml:space="preserve">analysis suite) and</w:t>
+      </w:r>
+      <w:r>
+        <w:t xml:space="preserve"> </w:t>
+      </w:r>
+      <w:hyperlink r:id="rId27">
         <w:r>
           <w:rPr>
             <w:rStyle w:val="Hyperlink"/>
@@ -2065,12 +3172,15 @@
         </w:r>
       </w:hyperlink>
       <w:r>
-        <w:t xml:space="preserve">.</w:t>
-      </w:r>
-    </w:p>
-    <w:bookmarkEnd w:id="26"/>
-    <w:bookmarkEnd w:id="27"/>
-    <w:bookmarkStart w:id="28" w:name="data-availability"/>
+        <w:t xml:space="preserve"> </w:t>
+      </w:r>
+      <w:r>
+        <w:t xml:space="preserve">(manuscript and main analysis).</w:t>
+      </w:r>
+    </w:p>
+    <w:bookmarkEnd w:id="28"/>
+    <w:bookmarkEnd w:id="29"/>
+    <w:bookmarkStart w:id="30" w:name="data-availability"/>
     <w:p>
       <w:pPr>
         <w:pStyle w:val="Heading2"/>
@@ -2090,7 +3200,7 @@
         <w:t xml:space="preserve"> </w:t>
       </w:r>
       <w:r>
-        <w:t xml:space="preserve">repository; non-sensitive products will be deposited at Zenodo on acceptance, with</w:t>
+        <w:t xml:space="preserve">repositories; non-sensitive products will be deposited at Zenodo on acceptance, with</w:t>
       </w:r>
       <w:r>
         <w:t xml:space="preserve"> </w:t>
@@ -2102,17 +3212,17 @@
         <w:t xml:space="preserve"> </w:t>
       </w:r>
       <w:r>
-        <w:t xml:space="preserve">public (WorldClim, CHELSA, CRU TS, CMIP6 via WorldClim/ESGF); the GS(2019)1822</w:t>
-      </w:r>
-      <w:r>
-        <w:t xml:space="preserve"> </w:t>
-      </w:r>
-      <w:r>
-        <w:t xml:space="preserve">basemap is from the Ministry of Natural Resources of China.</w:t>
-      </w:r>
-    </w:p>
-    <w:bookmarkEnd w:id="28"/>
-    <w:bookmarkStart w:id="29" w:name="code-availability"/>
+        <w:t xml:space="preserve">public (WorldClim, CHELSA, CRU TS, CMIP6); the GS(2019)1822 basemap is from the</w:t>
+      </w:r>
+      <w:r>
+        <w:t xml:space="preserve"> </w:t>
+      </w:r>
+      <w:r>
+        <w:t xml:space="preserve">Ministry of Natural Resources of China.</w:t>
+      </w:r>
+    </w:p>
+    <w:bookmarkEnd w:id="30"/>
+    <w:bookmarkStart w:id="31" w:name="code-availability"/>
     <w:p>
       <w:pPr>
         <w:pStyle w:val="Heading2"/>
@@ -2126,17 +3236,17 @@
         <w:pStyle w:val="FirstParagraph"/>
       </w:pPr>
       <w:r>
-        <w:t xml:space="preserve">Version-controlled R/Python code, the renv lockfile and the targets pipeline are at</w:t>
-      </w:r>
-      <w:r>
-        <w:t xml:space="preserve"> </w:t>
-      </w:r>
-      <w:r>
-        <w:t xml:space="preserve">the repository above and will be archived at Zenodo on acceptance.</w:t>
-      </w:r>
-    </w:p>
-    <w:bookmarkEnd w:id="29"/>
-    <w:bookmarkStart w:id="30" w:name="references"/>
+        <w:t xml:space="preserve">Version-controlled R code, the renv lockfile and the analysis pipeline are at the</w:t>
+      </w:r>
+      <w:r>
+        <w:t xml:space="preserve"> </w:t>
+      </w:r>
+      <w:r>
+        <w:t xml:space="preserve">repositories above and will be archived at Zenodo on acceptance.</w:t>
+      </w:r>
+    </w:p>
+    <w:bookmarkEnd w:id="31"/>
+    <w:bookmarkStart w:id="32" w:name="references"/>
     <w:p>
       <w:pPr>
         <w:pStyle w:val="Heading2"/>
@@ -2593,346 +3703,1033 @@
         <w:t xml:space="preserve">(Geo Books, 1984).</w:t>
       </w:r>
     </w:p>
+    <w:bookmarkEnd w:id="32"/>
+    <w:bookmarkStart w:id="34" w:name="figures"/>
+    <w:p>
+      <w:pPr>
+        <w:pStyle w:val="Heading2"/>
+      </w:pPr>
+      <w:r>
+        <w:t xml:space="preserve">Figures</w:t>
+      </w:r>
+    </w:p>
     <w:p>
       <w:pPr>
         <w:pStyle w:val="FirstParagraph"/>
-      </w:pPr>
-      <w:r>
-        <w:rPr>
-          <w:i/>
-          <w:iCs/>
-        </w:rPr>
-        <w:t xml:space="preserve">(Full reference details with DOIs in</w:t>
-      </w:r>
-      <w:r>
-        <w:rPr>
-          <w:i/>
-          <w:iCs/>
-        </w:rPr>
-        <w:t xml:space="preserve"> </w:t>
-      </w:r>
-      <w:r>
-        <w:rPr>
-          <w:rStyle w:val="VerbatimChar"/>
-          <w:i/>
-          <w:iCs/>
-        </w:rPr>
-        <w:t xml:space="preserve">pipeline_finalization_and_citation_audit.md</w:t>
-      </w:r>
-      <w:r>
-        <w:rPr>
-          <w:i/>
-          <w:iCs/>
-        </w:rPr>
-        <w:t xml:space="preserve">;</w:t>
-      </w:r>
-      <w:r>
-        <w:rPr>
-          <w:i/>
-          <w:iCs/>
-        </w:rPr>
-        <w:t xml:space="preserve"> </w:t>
-      </w:r>
-      <w:r>
-        <w:rPr>
-          <w:i/>
-          <w:iCs/>
-        </w:rPr>
-        <w:t xml:space="preserve">NEE uses superscript numbered citations — renumber on final typesetting. CMIP6,</w:t>
-      </w:r>
-      <w:r>
-        <w:rPr>
-          <w:i/>
-          <w:iCs/>
-        </w:rPr>
-        <w:t xml:space="preserve"> </w:t>
-      </w:r>
-      <w:r>
-        <w:rPr>
-          <w:i/>
-          <w:iCs/>
-        </w:rPr>
-        <w:t xml:space="preserve">climate-velocity and MAUP references appear in Methods.)</w:t>
-      </w:r>
-    </w:p>
-    <w:bookmarkEnd w:id="30"/>
-    <w:bookmarkStart w:id="31" w:name="display-items"/>
-    <w:p>
-      <w:pPr>
-        <w:pStyle w:val="Heading2"/>
-      </w:pPr>
-      <w:r>
-        <w:t xml:space="preserve">Display items</w:t>
-      </w:r>
-    </w:p>
-    <w:p>
-      <w:pPr>
-        <w:pStyle w:val="Compact"/>
-        <w:numPr>
-          <w:ilvl w:val="0"/>
-          <w:numId w:val="1002"/>
-        </w:numPr>
       </w:pPr>
       <w:r>
         <w:rPr>
           <w:b/>
           <w:bCs/>
         </w:rPr>
-        <w:t xml:space="preserve">Fig. 1</w:t>
-      </w:r>
-      <w:r>
-        <w:t xml:space="preserve"> </w:t>
-      </w:r>
-      <w:r>
-        <w:t xml:space="preserve">Province headline: (a) climate × effort interaction across four effort</w:t>
-      </w:r>
-      <w:r>
-        <w:t xml:space="preserve"> </w:t>
-      </w:r>
-      <w:r>
-        <w:t xml:space="preserve">metrics; (b) interaction (M4) vs offset (M5) — moderation, not scaling.</w:t>
-      </w:r>
-      <w:r>
-        <w:t xml:space="preserve"> </w:t>
-      </w:r>
-      <w:r>
-        <w:t xml:space="preserve">[</w:t>
-      </w:r>
-      <w:r>
-        <w:rPr>
-          <w:rStyle w:val="VerbatimChar"/>
-        </w:rPr>
-        <w:t xml:space="preserve">Figure_2_v4_province_headline_M5_raincloud</w:t>
-      </w:r>
-      <w:r>
-        <w:t xml:space="preserve">]</w:t>
-      </w:r>
-    </w:p>
-    <w:p>
-      <w:pPr>
-        <w:pStyle w:val="Compact"/>
-        <w:numPr>
-          <w:ilvl w:val="0"/>
-          <w:numId w:val="1002"/>
-        </w:numPr>
-      </w:pPr>
+        <w:t xml:space="preserve">Fig. 1 | The interaction is threshold-invariant and runs through a thermal</w:t>
+      </w:r>
       <w:r>
         <w:rPr>
           <w:b/>
           <w:bCs/>
         </w:rPr>
-        <w:t xml:space="preserve">Fig. 2</w:t>
-      </w:r>
-      <w:r>
-        <w:t xml:space="preserve"> </w:t>
-      </w:r>
-      <w:r>
-        <w:t xml:space="preserve">(a) interaction by migratory strategy; (b) attenuation across</w:t>
-      </w:r>
-      <w:r>
-        <w:t xml:space="preserve"> </w:t>
-      </w:r>
-      <w:r>
-        <w:t xml:space="preserve">administrative scales; (c) predictive AUC across interpolation/forecast/extrapolation.</w:t>
-      </w:r>
-      <w:r>
-        <w:t xml:space="preserve"> </w:t>
-      </w:r>
-      <w:r>
-        <w:t xml:space="preserve">[</w:t>
-      </w:r>
-      <w:r>
-        <w:rPr>
-          <w:rStyle w:val="VerbatimChar"/>
-        </w:rPr>
-        <w:t xml:space="preserve">Figure_9_migratory_and_prediction</w:t>
-      </w:r>
-      <w:r>
-        <w:t xml:space="preserve">,</w:t>
-      </w:r>
-      <w:r>
-        <w:t xml:space="preserve"> </w:t>
-      </w:r>
-      <w:r>
-        <w:rPr>
-          <w:rStyle w:val="VerbatimChar"/>
-        </w:rPr>
-        <w:t xml:space="preserve">Figure_3_v4_three_scale_forest_M5</w:t>
-      </w:r>
-      <w:r>
-        <w:t xml:space="preserve">]</w:t>
-      </w:r>
-    </w:p>
-    <w:p>
-      <w:pPr>
-        <w:pStyle w:val="Compact"/>
-        <w:numPr>
-          <w:ilvl w:val="0"/>
-          <w:numId w:val="1002"/>
-        </w:numPr>
-      </w:pPr>
+        <w:t xml:space="preserve"> </w:t>
+      </w:r>
       <w:r>
         <w:rPr>
           <w:b/>
           <w:bCs/>
         </w:rPr>
-        <w:t xml:space="preserve">Fig. 3</w:t>
-      </w:r>
-      <w:r>
-        <w:t xml:space="preserve"> </w:t>
-      </w:r>
-      <w:r>
-        <w:t xml:space="preserve">Ecological-grain risk surface: grid-native CRU climate × merged effort,</w:t>
-      </w:r>
-      <w:r>
-        <w:t xml:space="preserve"> </w:t>
-      </w:r>
-      <w:r>
-        <w:t xml:space="preserve">current and CMIP6 + effort-scenario futures, cool→warm, with nine-dash line.</w:t>
-      </w:r>
-      <w:r>
-        <w:t xml:space="preserve"> </w:t>
-      </w:r>
-      <w:r>
-        <w:t xml:space="preserve">[</w:t>
-      </w:r>
-      <w:r>
-        <w:rPr>
-          <w:rStyle w:val="VerbatimChar"/>
-        </w:rPr>
-        <w:t xml:space="preserve">Figure_8_grid100_native_plugin_hazard</w:t>
-      </w:r>
-      <w:r>
-        <w:t xml:space="preserve">]</w:t>
-      </w:r>
-    </w:p>
-    <w:p>
-      <w:pPr>
-        <w:pStyle w:val="Compact"/>
-        <w:numPr>
-          <w:ilvl w:val="0"/>
-          <w:numId w:val="1002"/>
-        </w:numPr>
-      </w:pPr>
+        <w:t xml:space="preserve">channel.</w:t>
+      </w:r>
+      <w:r>
+        <w:t xml:space="preserve"> </w:t>
+      </w:r>
       <w:r>
         <w:rPr>
           <w:b/>
           <w:bCs/>
         </w:rPr>
-        <w:t xml:space="preserve">Table 1</w:t>
-      </w:r>
-      <w:r>
-        <w:t xml:space="preserve"> </w:t>
-      </w:r>
-      <w:r>
-        <w:t xml:space="preserve">Province interaction estimates (four effort specifications).</w:t>
-      </w:r>
-    </w:p>
-    <w:p>
-      <w:pPr>
-        <w:pStyle w:val="Compact"/>
-        <w:numPr>
-          <w:ilvl w:val="0"/>
-          <w:numId w:val="1002"/>
-        </w:numPr>
-      </w:pPr>
+        <w:t xml:space="preserve">a</w:t>
+      </w:r>
+      <w:r>
+        <w:t xml:space="preserve">, Model ladder M0–M5 on the three complete risk sets under the headline effort</w:t>
+      </w:r>
+      <w:r>
+        <w:t xml:space="preserve"> </w:t>
+      </w:r>
+      <w:r>
+        <w:t xml:space="preserve">proxy; bars show ΔAIC relative to the best model. M4 (climate × effort) is best at</w:t>
+      </w:r>
+      <w:r>
+        <w:t xml:space="preserve"> </w:t>
+      </w:r>
+      <w:r>
+        <w:t xml:space="preserve">every threshold, beating the additive model M3 by 51–56 and the effort-as-offset</w:t>
+      </w:r>
+      <w:r>
+        <w:t xml:space="preserve"> </w:t>
+      </w:r>
+      <w:r>
+        <w:t xml:space="preserve">model M5 by 79–81; effort-only (M1, 62–68) far outperforms climate-only (M2,</w:t>
+      </w:r>
+      <w:r>
+        <w:t xml:space="preserve"> </w:t>
+      </w:r>
+      <w:r>
+        <w:t xml:space="preserve">317–337).</w:t>
+      </w:r>
+      <w:r>
+        <w:t xml:space="preserve"> </w:t>
+      </w:r>
       <w:r>
         <w:rPr>
           <w:b/>
           <w:bCs/>
         </w:rPr>
-        <w:t xml:space="preserve">Extended Data</w:t>
-      </w:r>
-      <w:r>
-        <w:t xml:space="preserve"> </w:t>
-      </w:r>
-      <w:r>
-        <w:t xml:space="preserve">robustness boundary (relaxed set), v1/v2/v3 reconciliation,</w:t>
-      </w:r>
-      <w:r>
-        <w:t xml:space="preserve"> </w:t>
-      </w:r>
-      <w:r>
-        <w:t xml:space="preserve">Moran's I, CMIP6 ensemble deltas, feature importance, 50 km grid, v3 grid surface.</w:t>
-      </w:r>
-    </w:p>
-    <w:bookmarkEnd w:id="31"/>
-    <w:bookmarkStart w:id="32" w:name="author-contributions"/>
-    <w:p>
-      <w:pPr>
-        <w:pStyle w:val="Heading2"/>
-      </w:pPr>
-      <w:r>
-        <w:t xml:space="preserve">Author contributions</w:t>
-      </w:r>
-    </w:p>
-    <w:p>
-      <w:pPr>
-        <w:pStyle w:val="FirstParagraph"/>
-      </w:pPr>
-      <w:r>
-        <w:t xml:space="preserve">C.-C.D. conceived the study, designed and implemented the analyses, and wrote the</w:t>
-      </w:r>
-      <w:r>
-        <w:t xml:space="preserve"> </w:t>
-      </w:r>
-      <w:r>
-        <w:t xml:space="preserve">manuscript.</w:t>
-      </w:r>
-    </w:p>
-    <w:bookmarkEnd w:id="32"/>
-    <w:bookmarkStart w:id="33" w:name="competing-interests"/>
-    <w:p>
-      <w:pPr>
-        <w:pStyle w:val="Heading2"/>
-      </w:pPr>
-      <w:r>
-        <w:t xml:space="preserve">Competing interests</w:t>
-      </w:r>
-    </w:p>
-    <w:p>
-      <w:pPr>
-        <w:pStyle w:val="FirstParagraph"/>
-      </w:pPr>
-      <w:r>
-        <w:t xml:space="preserve">The author declares no competing interests.</w:t>
-      </w:r>
-    </w:p>
-    <w:bookmarkEnd w:id="33"/>
-    <w:bookmarkStart w:id="34" w:name="additional-information"/>
-    <w:p>
-      <w:pPr>
-        <w:pStyle w:val="Heading2"/>
-      </w:pPr>
-      <w:r>
-        <w:t xml:space="preserve">Additional information</w:t>
-      </w:r>
-    </w:p>
-    <w:p>
-      <w:pPr>
-        <w:pStyle w:val="FirstParagraph"/>
+        <w:t xml:space="preserve">b</w:t>
+      </w:r>
+      <w:r>
+        <w:t xml:space="preserve">, Interaction hazard ratio for all nine climate × five effort proxy</w:t>
+      </w:r>
+      <w:r>
+        <w:t xml:space="preserve"> </w:t>
+      </w:r>
+      <w:r>
+        <w:t xml:space="preserve">combinations at threshold 50, with threshold robustness for the three leading</w:t>
+      </w:r>
+      <w:r>
+        <w:t xml:space="preserve"> </w:t>
+      </w:r>
+      <w:r>
+        <w:t xml:space="preserve">climate proxies. Thermal anomaly/gradient (1.12–1.43) and precipitation anomaly</w:t>
+      </w:r>
+      <w:r>
+        <w:t xml:space="preserve"> </w:t>
+      </w:r>
+      <w:r>
+        <w:t xml:space="preserve">(1.05–1.23) interact with effort; climate-velocity, exposure and warming-rate</w:t>
+      </w:r>
+      <w:r>
+        <w:t xml:space="preserve"> </w:t>
+      </w:r>
+      <w:r>
+        <w:t xml:space="preserve">proxies do not (0.88–1.06). Collinear proxy pairs are annotated.</w:t>
+      </w:r>
+      <w:r>
+        <w:t xml:space="preserve"> </w:t>
+      </w:r>
+      <w:r>
+        <w:rPr>
+          <w:i/>
+          <w:iCs/>
+        </w:rPr>
+        <w:t xml:space="preserve">Source:</w:t>
+      </w:r>
+      <w:r>
+        <w:rPr>
+          <w:i/>
+          <w:iCs/>
+        </w:rPr>
+        <w:t xml:space="preserve"> </w:t>
+      </w:r>
+      <w:r>
+        <w:rPr>
+          <w:rStyle w:val="VerbatimChar"/>
+          <w:i/>
+          <w:iCs/>
+        </w:rPr>
+        <w:t xml:space="preserve">Fig_A_model_ladder</w:t>
+      </w:r>
+      <w:r>
+        <w:rPr>
+          <w:i/>
+          <w:iCs/>
+        </w:rPr>
+        <w:t xml:space="preserve">,</w:t>
+      </w:r>
+      <w:r>
+        <w:rPr>
+          <w:i/>
+          <w:iCs/>
+        </w:rPr>
+        <w:t xml:space="preserve"> </w:t>
+      </w:r>
+      <w:r>
+        <w:rPr>
+          <w:rStyle w:val="VerbatimChar"/>
+          <w:i/>
+          <w:iCs/>
+        </w:rPr>
+        <w:t xml:space="preserve">Fig_B_proxy_matrix</w:t>
+      </w:r>
+      <w:r>
+        <w:rPr>
+          <w:i/>
+          <w:iCs/>
+        </w:rPr>
+        <w:t xml:space="preserve">.</w:t>
+      </w:r>
+    </w:p>
+    <w:p>
+      <w:pPr>
+        <w:pStyle w:val="BodyText"/>
       </w:pPr>
       <w:r>
         <w:rPr>
           <w:b/>
           <w:bCs/>
         </w:rPr>
-        <w:t xml:space="preserve">Funding</w:t>
-      </w:r>
-      <w:r>
-        <w:t xml:space="preserve"> </w:t>
-      </w:r>
-      <w:r>
-        <w:t xml:space="preserve">[to be completed].</w:t>
-      </w:r>
-      <w:r>
-        <w:t xml:space="preserve"> </w:t>
+        <w:t xml:space="preserve">Fig. 2 | Generality across life histories, and the roles of effort, climate and</w:t>
       </w:r>
       <w:r>
         <w:rPr>
           <w:b/>
           <w:bCs/>
         </w:rPr>
+        <w:t xml:space="preserve"> </w:t>
+      </w:r>
+      <w:r>
+        <w:rPr>
+          <w:b/>
+          <w:bCs/>
+        </w:rPr>
+        <w:t xml:space="preserve">their interaction.</w:t>
+      </w:r>
+      <w:r>
+        <w:t xml:space="preserve"> </w:t>
+      </w:r>
+      <w:r>
+        <w:rPr>
+          <w:b/>
+          <w:bCs/>
+        </w:rPr>
+        <w:t xml:space="preserve">a</w:t>
+      </w:r>
+      <w:r>
+        <w:t xml:space="preserve">, Interaction hazard ratio by migratory strategy at all three thresholds; every</w:t>
+      </w:r>
+      <w:r>
+        <w:t xml:space="preserve"> </w:t>
+      </w:r>
+      <w:r>
+        <w:t xml:space="preserve">group is positive and significant, with long-distance migrants strongest</w:t>
+      </w:r>
+      <w:r>
+        <w:t xml:space="preserve"> </w:t>
+      </w:r>
+      <w:r>
+        <w:t xml:space="preserve">(1.325–1.354).</w:t>
+      </w:r>
+      <w:r>
+        <w:t xml:space="preserve"> </w:t>
+      </w:r>
+      <w:r>
+        <w:rPr>
+          <w:b/>
+          <w:bCs/>
+        </w:rPr>
+        <w:t xml:space="preserve">b</w:t>
+      </w:r>
+      <w:r>
+        <w:t xml:space="preserve">, Partition of the deviance explained by M4: unique effort</w:t>
+      </w:r>
+      <w:r>
+        <w:t xml:space="preserve"> </w:t>
+      </w:r>
+      <w:r>
+        <w:t xml:space="preserve">~79 %, interaction 16 %, unique climate ~4 %, shared ~1 %, stable across thresholds.</w:t>
+      </w:r>
+      <w:r>
+        <w:t xml:space="preserve"> </w:t>
+      </w:r>
+      <w:r>
+        <w:rPr>
+          <w:b/>
+          <w:bCs/>
+        </w:rPr>
+        <w:t xml:space="preserve">c</w:t>
+      </w:r>
+      <w:r>
+        <w:t xml:space="preserve">, Random-forest permutation and gradient-boosting importance on the same data,</w:t>
+      </w:r>
+      <w:r>
+        <w:t xml:space="preserve"> </w:t>
+      </w:r>
+      <w:r>
+        <w:t xml:space="preserve">which rank climate above effort — the opposite of</w:t>
+      </w:r>
+      <w:r>
+        <w:t xml:space="preserve"> </w:t>
+      </w:r>
+      <w:r>
+        <w:rPr>
+          <w:b/>
+          <w:bCs/>
+        </w:rPr>
+        <w:t xml:space="preserve">b</w:t>
+      </w:r>
+      <w:r>
+        <w:t xml:space="preserve"> </w:t>
+      </w:r>
+      <w:r>
+        <w:t xml:space="preserve">— because tree ensembles</w:t>
+      </w:r>
+      <w:r>
+        <w:t xml:space="preserve"> </w:t>
+      </w:r>
+      <w:r>
+        <w:t xml:space="preserve">lack the species and province random effects that condition the hazard model.</w:t>
+      </w:r>
+      <w:r>
+        <w:t xml:space="preserve"> </w:t>
+      </w:r>
+      <w:r>
+        <w:rPr>
+          <w:i/>
+          <w:iCs/>
+        </w:rPr>
+        <w:t xml:space="preserve">Source:</w:t>
+      </w:r>
+      <w:r>
+        <w:rPr>
+          <w:i/>
+          <w:iCs/>
+        </w:rPr>
+        <w:t xml:space="preserve"> </w:t>
+      </w:r>
+      <w:r>
+        <w:rPr>
+          <w:rStyle w:val="VerbatimChar"/>
+          <w:i/>
+          <w:iCs/>
+        </w:rPr>
+        <w:t xml:space="preserve">Fig_C_migratory</w:t>
+      </w:r>
+      <w:r>
+        <w:rPr>
+          <w:i/>
+          <w:iCs/>
+        </w:rPr>
+        <w:t xml:space="preserve">,</w:t>
+      </w:r>
+      <w:r>
+        <w:rPr>
+          <w:i/>
+          <w:iCs/>
+        </w:rPr>
+        <w:t xml:space="preserve"> </w:t>
+      </w:r>
+      <w:r>
+        <w:rPr>
+          <w:rStyle w:val="VerbatimChar"/>
+          <w:i/>
+          <w:iCs/>
+        </w:rPr>
+        <w:t xml:space="preserve">Fig_D_variance_decomposition</w:t>
+      </w:r>
+      <w:r>
+        <w:rPr>
+          <w:i/>
+          <w:iCs/>
+        </w:rPr>
+        <w:t xml:space="preserve">,</w:t>
+      </w:r>
+      <w:r>
+        <w:rPr>
+          <w:i/>
+          <w:iCs/>
+        </w:rPr>
+        <w:t xml:space="preserve"> </w:t>
+      </w:r>
+      <w:r>
+        <w:rPr>
+          <w:rStyle w:val="VerbatimChar"/>
+          <w:i/>
+          <w:iCs/>
+        </w:rPr>
+        <w:t xml:space="preserve">Fig_E_relative_importance</w:t>
+      </w:r>
+      <w:r>
+        <w:rPr>
+          <w:i/>
+          <w:iCs/>
+        </w:rPr>
+        <w:t xml:space="preserve">.</w:t>
+      </w:r>
+    </w:p>
+    <w:p>
+      <w:pPr>
+        <w:pStyle w:val="BodyText"/>
+      </w:pPr>
+      <w:r>
+        <w:rPr>
+          <w:b/>
+          <w:bCs/>
+        </w:rPr>
+        <w:t xml:space="preserve">Fig. 3 | Ecological-grain risk surface.</w:t>
+      </w:r>
+      <w:r>
+        <w:t xml:space="preserve"> </w:t>
+      </w:r>
+      <w:r>
+        <w:t xml:space="preserve">Province-fitted hazard relationship</w:t>
+      </w:r>
+      <w:r>
+        <w:t xml:space="preserve"> </w:t>
+      </w:r>
+      <w:r>
+        <w:t xml:space="preserve">applied to grid-native CRU temperature anomaly and merged survey effort at 100 km</w:t>
+      </w:r>
+      <w:r>
+        <w:t xml:space="preserve"> </w:t>
+      </w:r>
+      <w:r>
+        <w:t xml:space="preserve">(and 50 km), for the present and under CMIP6 warming with SSP-differentiated effort</w:t>
+      </w:r>
+      <w:r>
+        <w:t xml:space="preserve"> </w:t>
+      </w:r>
+      <w:r>
+        <w:t xml:space="preserve">growth; cool-to-warm palette, official basemap with the nine-dash line. Projected</w:t>
+      </w:r>
+      <w:r>
+        <w:t xml:space="preserve"> </w:t>
+      </w:r>
+      <w:r>
+        <w:t xml:space="preserve">risk rises where exposure and observation intensify jointly.</w:t>
+      </w:r>
+      <w:r>
+        <w:t xml:space="preserve"> </w:t>
+      </w:r>
+      <w:r>
+        <w:rPr>
+          <w:i/>
+          <w:iCs/>
+        </w:rPr>
+        <w:t xml:space="preserve">Source:</w:t>
+      </w:r>
+      <w:r>
+        <w:rPr>
+          <w:i/>
+          <w:iCs/>
+        </w:rPr>
+        <w:t xml:space="preserve"> </w:t>
+      </w:r>
+      <w:r>
+        <w:rPr>
+          <w:rStyle w:val="VerbatimChar"/>
+          <w:i/>
+          <w:iCs/>
+        </w:rPr>
+        <w:t xml:space="preserve">Figure_8_grid100_native_plugin_hazard</w:t>
+      </w:r>
+      <w:r>
+        <w:rPr>
+          <w:i/>
+          <w:iCs/>
+        </w:rPr>
+        <w:t xml:space="preserve">,</w:t>
+      </w:r>
+      <w:r>
+        <w:rPr>
+          <w:i/>
+          <w:iCs/>
+        </w:rPr>
+        <w:t xml:space="preserve"> </w:t>
+      </w:r>
+      <w:r>
+        <w:rPr>
+          <w:rStyle w:val="VerbatimChar"/>
+          <w:i/>
+          <w:iCs/>
+        </w:rPr>
+        <w:t xml:space="preserve">Figure_8b_grid50_native_plugin_hazard</w:t>
+      </w:r>
+      <w:r>
+        <w:rPr>
+          <w:i/>
+          <w:iCs/>
+        </w:rPr>
+        <w:t xml:space="preserve">.</w:t>
+      </w:r>
+    </w:p>
+    <w:p>
+      <w:pPr>
+        <w:pStyle w:val="BodyText"/>
+      </w:pPr>
+      <w:r>
+        <w:rPr>
+          <w:b/>
+          <w:bCs/>
+        </w:rPr>
+        <w:t xml:space="preserve">Fig. 4 | Two model classes bound the credible forecast horizon.</w:t>
+      </w:r>
+      <w:r>
+        <w:t xml:space="preserve"> </w:t>
+      </w:r>
+      <w:r>
+        <w:rPr>
+          <w:b/>
+          <w:bCs/>
+        </w:rPr>
+        <w:t xml:space="preserve">a</w:t>
+      </w:r>
+      <w:r>
+        <w:t xml:space="preserve">, Mean province hazard projected by the mechanistic hazard model and by</w:t>
+      </w:r>
+      <w:r>
+        <w:t xml:space="preserve"> </w:t>
+      </w:r>
+      <w:r>
+        <w:t xml:space="preserve">gradient boosting, for both emissions pathways and all three thresholds (log scale).</w:t>
+      </w:r>
+      <w:r>
+        <w:t xml:space="preserve"> </w:t>
+      </w:r>
+      <w:r>
+        <w:t xml:space="preserve">The mechanistic model rises to 13-fold (SSP2-4.5) and 131-fold (SSP5-8.5) by 2080;</w:t>
+      </w:r>
+      <w:r>
+        <w:t xml:space="preserve"> </w:t>
+      </w:r>
+      <w:r>
+        <w:t xml:space="preserve">the machine-learning model saturates near 2.4-fold.</w:t>
+      </w:r>
+      <w:r>
+        <w:t xml:space="preserve"> </w:t>
+      </w:r>
+      <w:r>
+        <w:rPr>
+          <w:b/>
+          <w:bCs/>
+        </w:rPr>
+        <w:t xml:space="preserve">b</w:t>
+      </w:r>
+      <w:r>
+        <w:t xml:space="preserve">, Percentage of provinces</w:t>
+      </w:r>
+      <w:r>
+        <w:t xml:space="preserve"> </w:t>
+      </w:r>
+      <w:r>
+        <w:t xml:space="preserve">whose projected climate leaves the training range — 18 % by 2050 and 55 % by 2080</w:t>
+      </w:r>
+      <w:r>
+        <w:t xml:space="preserve"> </w:t>
+      </w:r>
+      <w:r>
+        <w:t xml:space="preserve">under SSP2-4.5, 48 % and 91 % under SSP5-8.5 — explaining where and why the two</w:t>
+      </w:r>
+      <w:r>
+        <w:t xml:space="preserve"> </w:t>
+      </w:r>
+      <w:r>
+        <w:t xml:space="preserve">classes diverge.</w:t>
+      </w:r>
+      <w:r>
+        <w:t xml:space="preserve"> </w:t>
+      </w:r>
+      <w:r>
+        <w:rPr>
+          <w:i/>
+          <w:iCs/>
+        </w:rPr>
+        <w:t xml:space="preserve">Source:</w:t>
+      </w:r>
+      <w:r>
+        <w:rPr>
+          <w:i/>
+          <w:iCs/>
+        </w:rPr>
+        <w:t xml:space="preserve"> </w:t>
+      </w:r>
+      <w:r>
+        <w:rPr>
+          <w:rStyle w:val="VerbatimChar"/>
+          <w:i/>
+          <w:iCs/>
+        </w:rPr>
+        <w:t xml:space="preserve">Fig_F_future_mech_vs_ml</w:t>
+      </w:r>
+      <w:r>
+        <w:rPr>
+          <w:i/>
+          <w:iCs/>
+        </w:rPr>
+        <w:t xml:space="preserve">.</w:t>
+      </w:r>
+    </w:p>
+    <w:bookmarkStart w:id="33" w:name="extended-data"/>
+    <w:p>
+      <w:pPr>
+        <w:pStyle w:val="Heading3"/>
+      </w:pPr>
+      <w:r>
+        <w:t xml:space="preserve">Extended Data</w:t>
+      </w:r>
+    </w:p>
+    <w:tbl>
+      <w:tblPr>
+        <w:tblStyle w:val="Table"/>
+        <w:tblW w:type="auto" w:w="0"/>
+        <w:tblLook w:firstRow="1" w:lastRow="0" w:firstColumn="0" w:lastColumn="0" w:noHBand="0" w:noVBand="0" w:val="0020"/>
+      </w:tblPr>
+      <w:tblGrid>
+        <w:gridCol w:w="3960"/>
+        <w:gridCol w:w="3960"/>
+      </w:tblGrid>
+      <w:tr>
+        <w:trPr>
+          <w:tblHeader w:val="on"/>
+        </w:trPr>
+        <w:tc>
+          <w:tcPr/>
+          <w:p>
+            <w:pPr>
+              <w:pStyle w:val="Compact"/>
+            </w:pPr>
+            <w:r>
+              <w:t xml:space="preserve">Item</w:t>
+            </w:r>
+          </w:p>
+        </w:tc>
+        <w:tc>
+          <w:tcPr/>
+          <w:p>
+            <w:pPr>
+              <w:pStyle w:val="Compact"/>
+            </w:pPr>
+            <w:r>
+              <w:t xml:space="preserve">Content</w:t>
+            </w:r>
+          </w:p>
+        </w:tc>
+      </w:tr>
+      <w:tr>
+        <w:tc>
+          <w:tcPr/>
+          <w:p>
+            <w:pPr>
+              <w:pStyle w:val="Compact"/>
+            </w:pPr>
+            <w:r>
+              <w:t xml:space="preserve">ED Table 1</w:t>
+            </w:r>
+          </w:p>
+        </w:tc>
+        <w:tc>
+          <w:tcPr/>
+          <w:p>
+            <w:pPr>
+              <w:pStyle w:val="Compact"/>
+            </w:pPr>
+            <w:r>
+              <w:t xml:space="preserve">Risk-set construction summary across thresholds (</w:t>
+            </w:r>
+            <w:r>
+              <w:rPr>
+                <w:rStyle w:val="VerbatimChar"/>
+              </w:rPr>
+              <w:t xml:space="preserve">table_riskset_construction_summary.csv</w:t>
+            </w:r>
+            <w:r>
+              <w:t xml:space="preserve">)</w:t>
+            </w:r>
+          </w:p>
+        </w:tc>
+      </w:tr>
+      <w:tr>
+        <w:tc>
+          <w:tcPr/>
+          <w:p>
+            <w:pPr>
+              <w:pStyle w:val="Compact"/>
+            </w:pPr>
+            <w:r>
+              <w:t xml:space="preserve">ED Table 2</w:t>
+            </w:r>
+          </w:p>
+        </w:tc>
+        <w:tc>
+          <w:tcPr/>
+          <w:p>
+            <w:pPr>
+              <w:pStyle w:val="Compact"/>
+            </w:pPr>
+            <w:r>
+              <w:t xml:space="preserve">Full model ladder, all thresholds × effort proxies (</w:t>
+            </w:r>
+            <w:r>
+              <w:rPr>
+                <w:rStyle w:val="VerbatimChar"/>
+              </w:rPr>
+              <w:t xml:space="preserve">table_A_model_ladder.csv</w:t>
+            </w:r>
+            <w:r>
+              <w:t xml:space="preserve">)</w:t>
+            </w:r>
+          </w:p>
+        </w:tc>
+      </w:tr>
+      <w:tr>
+        <w:tc>
+          <w:tcPr/>
+          <w:p>
+            <w:pPr>
+              <w:pStyle w:val="Compact"/>
+            </w:pPr>
+            <w:r>
+              <w:t xml:space="preserve">ED Table 3</w:t>
+            </w:r>
+          </w:p>
+        </w:tc>
+        <w:tc>
+          <w:tcPr/>
+          <w:p>
+            <w:pPr>
+              <w:pStyle w:val="Compact"/>
+            </w:pPr>
+            <w:r>
+              <w:t xml:space="preserve">Climate × effort proxy matrix (</w:t>
+            </w:r>
+            <w:r>
+              <w:rPr>
+                <w:rStyle w:val="VerbatimChar"/>
+              </w:rPr>
+              <w:t xml:space="preserve">table_B_proxy_matrix.csv</w:t>
+            </w:r>
+            <w:r>
+              <w:t xml:space="preserve">)</w:t>
+            </w:r>
+          </w:p>
+        </w:tc>
+      </w:tr>
+      <w:tr>
+        <w:tc>
+          <w:tcPr/>
+          <w:p>
+            <w:pPr>
+              <w:pStyle w:val="Compact"/>
+            </w:pPr>
+            <w:r>
+              <w:t xml:space="preserve">ED Table 4</w:t>
+            </w:r>
+          </w:p>
+        </w:tc>
+        <w:tc>
+          <w:tcPr/>
+          <w:p>
+            <w:pPr>
+              <w:pStyle w:val="Compact"/>
+            </w:pPr>
+            <w:r>
+              <w:t xml:space="preserve">Migratory stratification (</w:t>
+            </w:r>
+            <w:r>
+              <w:rPr>
+                <w:rStyle w:val="VerbatimChar"/>
+              </w:rPr>
+              <w:t xml:space="preserve">table_C_migratory.csv</w:t>
+            </w:r>
+            <w:r>
+              <w:t xml:space="preserve">)</w:t>
+            </w:r>
+          </w:p>
+        </w:tc>
+      </w:tr>
+      <w:tr>
+        <w:tc>
+          <w:tcPr/>
+          <w:p>
+            <w:pPr>
+              <w:pStyle w:val="Compact"/>
+            </w:pPr>
+            <w:r>
+              <w:t xml:space="preserve">ED Table 5</w:t>
+            </w:r>
+          </w:p>
+        </w:tc>
+        <w:tc>
+          <w:tcPr/>
+          <w:p>
+            <w:pPr>
+              <w:pStyle w:val="Compact"/>
+            </w:pPr>
+            <w:r>
+              <w:t xml:space="preserve">Deviance decomposition and marginal/conditional</w:t>
+            </w:r>
+            <w:r>
+              <w:t xml:space="preserve"> </w:t>
+            </w:r>
+            <w:r>
+              <w:rPr>
+                <w:i/>
+                <w:iCs/>
+              </w:rPr>
+              <w:t xml:space="preserve">R</w:t>
+            </w:r>
+            <w:r>
+              <w:t xml:space="preserve">² (</w:t>
+            </w:r>
+            <w:r>
+              <w:rPr>
+                <w:rStyle w:val="VerbatimChar"/>
+              </w:rPr>
+              <w:t xml:space="preserve">table_D_*.csv</w:t>
+            </w:r>
+            <w:r>
+              <w:t xml:space="preserve">)</w:t>
+            </w:r>
+          </w:p>
+        </w:tc>
+      </w:tr>
+      <w:tr>
+        <w:tc>
+          <w:tcPr/>
+          <w:p>
+            <w:pPr>
+              <w:pStyle w:val="Compact"/>
+            </w:pPr>
+            <w:r>
+              <w:t xml:space="preserve">ED Table 6</w:t>
+            </w:r>
+          </w:p>
+        </w:tc>
+        <w:tc>
+          <w:tcPr/>
+          <w:p>
+            <w:pPr>
+              <w:pStyle w:val="Compact"/>
+            </w:pPr>
+            <w:r>
+              <w:t xml:space="preserve">Relative importance, random forest and gradient boosting (</w:t>
+            </w:r>
+            <w:r>
+              <w:rPr>
+                <w:rStyle w:val="VerbatimChar"/>
+              </w:rPr>
+              <w:t xml:space="preserve">table_E_relative_importance.csv</w:t>
+            </w:r>
+            <w:r>
+              <w:t xml:space="preserve">)</w:t>
+            </w:r>
+          </w:p>
+        </w:tc>
+      </w:tr>
+      <w:tr>
+        <w:tc>
+          <w:tcPr/>
+          <w:p>
+            <w:pPr>
+              <w:pStyle w:val="Compact"/>
+            </w:pPr>
+            <w:r>
+              <w:t xml:space="preserve">ED Table 7</w:t>
+            </w:r>
+          </w:p>
+        </w:tc>
+        <w:tc>
+          <w:tcPr/>
+          <w:p>
+            <w:pPr>
+              <w:pStyle w:val="Compact"/>
+            </w:pPr>
+            <w:r>
+              <w:t xml:space="preserve">Future projections and mechanistic–ML concordance (</w:t>
+            </w:r>
+            <w:r>
+              <w:rPr>
+                <w:rStyle w:val="VerbatimChar"/>
+              </w:rPr>
+              <w:t xml:space="preserve">table_F_*.csv</w:t>
+            </w:r>
+            <w:r>
+              <w:t xml:space="preserve">)</w:t>
+            </w:r>
+          </w:p>
+        </w:tc>
+      </w:tr>
+      <w:tr>
+        <w:tc>
+          <w:tcPr/>
+          <w:p>
+            <w:pPr>
+              <w:pStyle w:val="Compact"/>
+            </w:pPr>
+            <w:r>
+              <w:t xml:space="preserve">ED Table 8</w:t>
+            </w:r>
+          </w:p>
+        </w:tc>
+        <w:tc>
+          <w:tcPr/>
+          <w:p>
+            <w:pPr>
+              <w:pStyle w:val="Compact"/>
+            </w:pPr>
+            <w:r>
+              <w:t xml:space="preserve">Climate-proxy collinearity audit (</w:t>
+            </w:r>
+            <w:r>
+              <w:rPr>
+                <w:rStyle w:val="VerbatimChar"/>
+              </w:rPr>
+              <w:t xml:space="preserve">table_G_climate_proxy_collinearity.csv</w:t>
+            </w:r>
+            <w:r>
+              <w:t xml:space="preserve">)</w:t>
+            </w:r>
+          </w:p>
+        </w:tc>
+      </w:tr>
+      <w:tr>
+        <w:tc>
+          <w:tcPr/>
+          <w:p>
+            <w:pPr>
+              <w:pStyle w:val="Compact"/>
+            </w:pPr>
+            <w:r>
+              <w:t xml:space="preserve">ED Fig. 1</w:t>
+            </w:r>
+          </w:p>
+        </w:tc>
+        <w:tc>
+          <w:tcPr/>
+          <w:p>
+            <w:pPr>
+              <w:pStyle w:val="Compact"/>
+            </w:pPr>
+            <w:r>
+              <w:t xml:space="preserve">Endogeneity: lagged-effort interaction</w:t>
+            </w:r>
+          </w:p>
+        </w:tc>
+      </w:tr>
+      <w:tr>
+        <w:tc>
+          <w:tcPr/>
+          <w:p>
+            <w:pPr>
+              <w:pStyle w:val="Compact"/>
+            </w:pPr>
+            <w:r>
+              <w:t xml:space="preserve">ED Fig. 2</w:t>
+            </w:r>
+          </w:p>
+        </w:tc>
+        <w:tc>
+          <w:tcPr/>
+          <w:p>
+            <w:pPr>
+              <w:pStyle w:val="Compact"/>
+            </w:pPr>
+            <w:r>
+              <w:t xml:space="preserve">Predictive validation across interpolation, temporal and spatial regimes</w:t>
+            </w:r>
+          </w:p>
+        </w:tc>
+      </w:tr>
+      <w:tr>
+        <w:tc>
+          <w:tcPr/>
+          <w:p>
+            <w:pPr>
+              <w:pStyle w:val="Compact"/>
+            </w:pPr>
+            <w:r>
+              <w:t xml:space="preserve">ED Fig. 3</w:t>
+            </w:r>
+          </w:p>
+        </w:tc>
+        <w:tc>
+          <w:tcPr/>
+          <w:p>
+            <w:pPr>
+              <w:pStyle w:val="Compact"/>
+            </w:pPr>
+            <w:r>
+              <w:t xml:space="preserve">Multi-scale attenuation (province → prefecture → county)</w:t>
+            </w:r>
+          </w:p>
+        </w:tc>
+      </w:tr>
+    </w:tbl>
+    <w:bookmarkEnd w:id="33"/>
+    <w:bookmarkEnd w:id="34"/>
+    <w:bookmarkStart w:id="35" w:name="author-contributions"/>
+    <w:p>
+      <w:pPr>
+        <w:pStyle w:val="Heading2"/>
+      </w:pPr>
+      <w:r>
+        <w:t xml:space="preserve">Author contributions</w:t>
+      </w:r>
+    </w:p>
+    <w:p>
+      <w:pPr>
+        <w:pStyle w:val="FirstParagraph"/>
+      </w:pPr>
+      <w:r>
+        <w:t xml:space="preserve">C.-C.D. conceived the study, designed and implemented the analyses, and wrote the</w:t>
+      </w:r>
+      <w:r>
+        <w:t xml:space="preserve"> </w:t>
+      </w:r>
+      <w:r>
+        <w:t xml:space="preserve">manuscript.</w:t>
+      </w:r>
+    </w:p>
+    <w:bookmarkEnd w:id="35"/>
+    <w:bookmarkStart w:id="36" w:name="competing-interests"/>
+    <w:p>
+      <w:pPr>
+        <w:pStyle w:val="Heading2"/>
+      </w:pPr>
+      <w:r>
+        <w:t xml:space="preserve">Competing interests</w:t>
+      </w:r>
+    </w:p>
+    <w:p>
+      <w:pPr>
+        <w:pStyle w:val="FirstParagraph"/>
+      </w:pPr>
+      <w:r>
+        <w:t xml:space="preserve">The author declares no competing interests.</w:t>
+      </w:r>
+    </w:p>
+    <w:bookmarkEnd w:id="36"/>
+    <w:bookmarkStart w:id="37" w:name="additional-information"/>
+    <w:p>
+      <w:pPr>
+        <w:pStyle w:val="Heading2"/>
+      </w:pPr>
+      <w:r>
+        <w:t xml:space="preserve">Additional information</w:t>
+      </w:r>
+    </w:p>
+    <w:p>
+      <w:pPr>
+        <w:pStyle w:val="FirstParagraph"/>
+      </w:pPr>
+      <w:r>
+        <w:rPr>
+          <w:b/>
+          <w:bCs/>
+        </w:rPr>
+        <w:t xml:space="preserve">Funding</w:t>
+      </w:r>
+      <w:r>
+        <w:t xml:space="preserve"> </w:t>
+      </w:r>
+      <w:r>
+        <w:t xml:space="preserve">[to be completed].</w:t>
+      </w:r>
+      <w:r>
+        <w:t xml:space="preserve"> </w:t>
+      </w:r>
+      <w:r>
+        <w:rPr>
+          <w:b/>
+          <w:bCs/>
+        </w:rPr>
         <w:t xml:space="preserve">AI-usage disclosure</w:t>
       </w:r>
       <w:r>
@@ -2966,8 +4763,8 @@
         <w:t xml:space="preserve">responsibility.</w:t>
       </w:r>
     </w:p>
-    <w:bookmarkEnd w:id="34"/>
-    <w:bookmarkEnd w:id="35"/>
+    <w:bookmarkEnd w:id="37"/>
+    <w:bookmarkEnd w:id="38"/>
     <w:sectPr>
       <w:footnotePr>
         <w:numRestart w:val="eachSect"/>
@@ -3161,109 +4958,6 @@
       <w:pPr>
         <w:ind w:left="6480" w:hanging="360"/>
       </w:pPr>
-    </w:lvl>
-  </w:abstractNum>
-  <w:abstractNum w:abstractNumId="991">
-    <w:nsid w:val="0000A991"/>
-    <w:multiLevelType w:val="multilevel"/>
-    <w:lvl w:ilvl="0">
-      <w:numFmt w:val="bullet"/>
-      <w:lvlText w:val=""/>
-      <w:lvlJc w:val="left"/>
-      <w:pPr>
-        <w:ind w:left="720" w:hanging="360"/>
-      </w:pPr>
-      <w:rPr>
-        <w:rFonts w:ascii="Symbol" w:hAnsi="Symbol" w:cs="Symbol" w:hint="default"/>
-      </w:rPr>
-    </w:lvl>
-    <w:lvl w:ilvl="1">
-      <w:numFmt w:val="bullet"/>
-      <w:lvlText w:val="o"/>
-      <w:lvlJc w:val="left"/>
-      <w:pPr>
-        <w:ind w:left="1440" w:hanging="360"/>
-      </w:pPr>
-      <w:rPr>
-        <w:rFonts w:ascii="Courier New" w:hAnsi="Courier New" w:cs="Courier New" w:hint="default"/>
-      </w:rPr>
-    </w:lvl>
-    <w:lvl w:ilvl="2">
-      <w:numFmt w:val="bullet"/>
-      <w:lvlText w:val=""/>
-      <w:lvlJc w:val="left"/>
-      <w:pPr>
-        <w:ind w:left="2160" w:hanging="360"/>
-      </w:pPr>
-      <w:rPr>
-        <w:rFonts w:ascii="Wingdings" w:hAnsi="Wingdings" w:cs="Wingdings" w:hint="default"/>
-      </w:rPr>
-    </w:lvl>
-    <w:lvl w:ilvl="3">
-      <w:numFmt w:val="bullet"/>
-      <w:lvlText w:val=""/>
-      <w:lvlJc w:val="left"/>
-      <w:pPr>
-        <w:ind w:left="2880" w:hanging="360"/>
-      </w:pPr>
-      <w:rPr>
-        <w:rFonts w:ascii="Symbol" w:hAnsi="Symbol" w:cs="Symbol" w:hint="default"/>
-      </w:rPr>
-    </w:lvl>
-    <w:lvl w:ilvl="4">
-      <w:numFmt w:val="bullet"/>
-      <w:lvlText w:val="o"/>
-      <w:lvlJc w:val="left"/>
-      <w:pPr>
-        <w:ind w:left="3600" w:hanging="360"/>
-      </w:pPr>
-      <w:rPr>
-        <w:rFonts w:ascii="Courier New" w:hAnsi="Courier New" w:cs="Courier New" w:hint="default"/>
-      </w:rPr>
-    </w:lvl>
-    <w:lvl w:ilvl="5">
-      <w:numFmt w:val="bullet"/>
-      <w:lvlText w:val=""/>
-      <w:lvlJc w:val="left"/>
-      <w:pPr>
-        <w:ind w:left="4320" w:hanging="360"/>
-      </w:pPr>
-      <w:rPr>
-        <w:rFonts w:ascii="Wingdings" w:hAnsi="Wingdings" w:cs="Wingdings" w:hint="default"/>
-      </w:rPr>
-    </w:lvl>
-    <w:lvl w:ilvl="6">
-      <w:numFmt w:val="bullet"/>
-      <w:lvlText w:val=""/>
-      <w:lvlJc w:val="left"/>
-      <w:pPr>
-        <w:ind w:left="5040" w:hanging="360"/>
-      </w:pPr>
-      <w:rPr>
-        <w:rFonts w:ascii="Symbol" w:hAnsi="Symbol" w:cs="Symbol" w:hint="default"/>
-      </w:rPr>
-    </w:lvl>
-    <w:lvl w:ilvl="7">
-      <w:numFmt w:val="bullet"/>
-      <w:lvlText w:val="o"/>
-      <w:lvlJc w:val="left"/>
-      <w:pPr>
-        <w:ind w:left="5760" w:hanging="360"/>
-      </w:pPr>
-      <w:rPr>
-        <w:rFonts w:ascii="Courier New" w:hAnsi="Courier New" w:cs="Courier New" w:hint="default"/>
-      </w:rPr>
-    </w:lvl>
-    <w:lvl w:ilvl="8">
-      <w:numFmt w:val="bullet"/>
-      <w:lvlText w:val=""/>
-      <w:lvlJc w:val="left"/>
-      <w:pPr>
-        <w:ind w:left="6480" w:hanging="360"/>
-      </w:pPr>
-      <w:rPr>
-        <w:rFonts w:ascii="Wingdings" w:hAnsi="Wingdings" w:cs="Wingdings" w:hint="default"/>
-      </w:rPr>
     </w:lvl>
   </w:abstractNum>
   <w:num w:numId="1000">
@@ -3298,9 +4992,6 @@
     <w:lvlOverride w:ilvl="8">
       <w:startOverride w:val="1"/>
     </w:lvlOverride>
-  </w:num>
-  <w:num w:numId="1002">
-    <w:abstractNumId w:val="991"/>
   </w:num>
 </w:numbering>
 </file>

--- a/manuscript/manuscript_NEE_final.docx
+++ b/manuscript/manuscript_NEE_final.docx
@@ -2,7 +2,7 @@
 <file path=word/document.xml><?xml version="1.0" encoding="utf-8"?>
 <w:document xmlns:w="http://schemas.openxmlformats.org/wordprocessingml/2006/main" xmlns:m="http://schemas.openxmlformats.org/officeDocument/2006/math" xmlns:r="http://schemas.openxmlformats.org/officeDocument/2006/relationships" xmlns:o="urn:schemas-microsoft-com:office:office" xmlns:v="urn:schemas-microsoft-com:vml" xmlns:w10="urn:schemas-microsoft-com:office:word" xmlns:a="http://schemas.openxmlformats.org/drawingml/2006/main" xmlns:pic="http://schemas.openxmlformats.org/drawingml/2006/picture" xmlns:wp="http://schemas.openxmlformats.org/drawingml/2006/wordprocessingDrawing">
   <w:body>
-    <w:bookmarkStart w:id="38" w:name="X732cd088e663900491583918cdf8fca26c5e5f1"/>
+    <w:bookmarkStart w:id="41" w:name="X732cd088e663900491583918cdf8fca26c5e5f1"/>
     <w:p>
       <w:pPr>
         <w:pStyle w:val="Heading1"/>
@@ -233,7 +233,7 @@
       </w:r>
     </w:p>
     <w:bookmarkEnd w:id="10"/>
-    <w:bookmarkStart w:id="19" w:name="main"/>
+    <w:bookmarkStart w:id="21" w:name="main"/>
     <w:p>
       <w:pPr>
         <w:pStyle w:val="Heading2"/>
@@ -2031,7 +2031,85 @@
       </w:r>
     </w:p>
     <w:bookmarkEnd w:id="17"/>
-    <w:bookmarkStart w:id="18" w:name="Xb7134690825bd2ab4b59e40f524ebd568290069"/>
+    <w:bookmarkStart w:id="18" w:name="X769a7c11a4ab2e49fb577ecb77b3fefc95b74b5"/>
+    <w:p>
+      <w:pPr>
+        <w:pStyle w:val="Heading3"/>
+      </w:pPr>
+      <w:r>
+        <w:t xml:space="preserve">Prediction accuracy depends on the task, not the algorithm</w:t>
+      </w:r>
+    </w:p>
+    <w:p>
+      <w:pPr>
+        <w:pStyle w:val="FirstParagraph"/>
+      </w:pPr>
+      <w:r>
+        <w:t xml:space="preserve">We validated both model classes on the complete risk set under three regimes</w:t>
+      </w:r>
+      <w:r>
+        <w:t xml:space="preserve"> </w:t>
+      </w:r>
+      <w:r>
+        <w:t xml:space="preserve">(Fig. 4c). For within-domain interpolation the machine-learning model is clearly</w:t>
+      </w:r>
+      <w:r>
+        <w:t xml:space="preserve"> </w:t>
+      </w:r>
+      <w:r>
+        <w:t xml:space="preserve">better (area under the curve 0.774 versus 0.694; precision-recall 0.014 versus</w:t>
+      </w:r>
+      <w:r>
+        <w:t xml:space="preserve"> </w:t>
+      </w:r>
+      <w:r>
+        <w:t xml:space="preserve">0.008). For temporal forecasting and for spatial extrapolation to held-out province</w:t>
+      </w:r>
+      <w:r>
+        <w:t xml:space="preserve"> </w:t>
+      </w:r>
+      <w:r>
+        <w:t xml:space="preserve">blocks, however, the two classes converge (0.615–0.630 and 0.613–0.616): additional</w:t>
+      </w:r>
+      <w:r>
+        <w:t xml:space="preserve"> </w:t>
+      </w:r>
+      <w:r>
+        <w:t xml:space="preserve">flexibility buys nothing once the prediction target leaves the observed domain.</w:t>
+      </w:r>
+      <w:r>
+        <w:t xml:space="preserve"> </w:t>
+      </w:r>
+      <w:r>
+        <w:t xml:space="preserve">Calibration slopes tell the same story, falling from 0.91–0.97 under random folds to</w:t>
+      </w:r>
+      <w:r>
+        <w:t xml:space="preserve"> </w:t>
+      </w:r>
+      <w:r>
+        <w:t xml:space="preserve">0.45–0.65 under temporal and spatial validation, so absolute probabilities — not only</w:t>
+      </w:r>
+      <w:r>
+        <w:t xml:space="preserve"> </w:t>
+      </w:r>
+      <w:r>
+        <w:t xml:space="preserve">rankings — should be treated cautiously outside interpolation. The difficulty of</w:t>
+      </w:r>
+      <w:r>
+        <w:t xml:space="preserve"> </w:t>
+      </w:r>
+      <w:r>
+        <w:t xml:space="preserve">forecasting new records is therefore a property of the data-generating process rather</w:t>
+      </w:r>
+      <w:r>
+        <w:t xml:space="preserve"> </w:t>
+      </w:r>
+      <w:r>
+        <w:t xml:space="preserve">than of any algorithm.</w:t>
+      </w:r>
+    </w:p>
+    <w:bookmarkEnd w:id="18"/>
+    <w:bookmarkStart w:id="19" w:name="Xb7134690825bd2ab4b59e40f524ebd568290069"/>
     <w:p>
       <w:pPr>
         <w:pStyle w:val="Heading3"/>
@@ -2179,9 +2257,304 @@
         <w:t xml:space="preserve">(Spearman ρ ≈ 0.3–0.6).</w:t>
       </w:r>
     </w:p>
-    <w:bookmarkEnd w:id="18"/>
     <w:bookmarkEnd w:id="19"/>
-    <w:bookmarkStart w:id="20" w:name="discussion"/>
+    <w:bookmarkStart w:id="20" w:name="X533c0299d3ba22be4f811b96b712754d33c312a"/>
+    <w:p>
+      <w:pPr>
+        <w:pStyle w:val="Heading3"/>
+      </w:pPr>
+      <w:r>
+        <w:t xml:space="preserve">New records are displaced polewards, but the direction is taxon-structured</w:t>
+      </w:r>
+    </w:p>
+    <w:p>
+      <w:pPr>
+        <w:pStyle w:val="FirstParagraph"/>
+      </w:pPr>
+      <w:r>
+        <w:t xml:space="preserve">If effort-moderated visibility tracks a real redistribution, new records should not</w:t>
+      </w:r>
+      <w:r>
+        <w:t xml:space="preserve"> </w:t>
+      </w:r>
+      <w:r>
+        <w:t xml:space="preserve">fall randomly around historical ranges. Referencing 851 records (564 species) to</w:t>
+      </w:r>
+      <w:r>
+        <w:t xml:space="preserve"> </w:t>
+      </w:r>
+      <w:r>
+        <w:t xml:space="preserve">each species' BirdLife historical range, they are strongly directionally biased</w:t>
+      </w:r>
+      <w:r>
+        <w:t xml:space="preserve"> </w:t>
+      </w:r>
+      <w:r>
+        <w:t xml:space="preserve">(Fig. 5). Relative to range centroids the mean bearing is 55.7° (north-east;</w:t>
+      </w:r>
+      <w:r>
+        <w:t xml:space="preserve"> </w:t>
+      </w:r>
+      <w:r>
+        <w:t xml:space="preserve">concentration</w:t>
+      </w:r>
+      <w:r>
+        <w:t xml:space="preserve"> </w:t>
+      </w:r>
+      <w:r>
+        <w:rPr>
+          <w:i/>
+          <w:iCs/>
+        </w:rPr>
+        <w:t xml:space="preserve">R</w:t>
+      </w:r>
+      <w:r>
+        <w:t xml:space="preserve"> </w:t>
+      </w:r>
+      <w:r>
+        <w:t xml:space="preserve">= 0.270, Rayleigh</w:t>
+      </w:r>
+      <w:r>
+        <w:t xml:space="preserve"> </w:t>
+      </w:r>
+      <w:r>
+        <w:rPr>
+          <w:i/>
+          <w:iCs/>
+        </w:rPr>
+        <w:t xml:space="preserve">P</w:t>
+      </w:r>
+      <w:r>
+        <w:t xml:space="preserve"> </w:t>
+      </w:r>
+      <w:r>
+        <w:t xml:space="preserve">&lt; 0.001) with median displacement 1,273 km;</w:t>
+      </w:r>
+      <w:r>
+        <w:t xml:space="preserve"> </w:t>
+      </w:r>
+      <w:r>
+        <w:t xml:space="preserve">relative to the nearest range edge the mean bearing is 21.1° (nearly due north;</w:t>
+      </w:r>
+      <w:r>
+        <w:t xml:space="preserve"> </w:t>
+      </w:r>
+      <w:r>
+        <w:rPr>
+          <w:i/>
+          <w:iCs/>
+        </w:rPr>
+        <w:t xml:space="preserve">R</w:t>
+      </w:r>
+      <w:r>
+        <w:t xml:space="preserve"> </w:t>
+      </w:r>
+      <w:r>
+        <w:t xml:space="preserve">= 0.355,</w:t>
+      </w:r>
+      <w:r>
+        <w:t xml:space="preserve"> </w:t>
+      </w:r>
+      <w:r>
+        <w:rPr>
+          <w:i/>
+          <w:iCs/>
+        </w:rPr>
+        <w:t xml:space="preserve">P</w:t>
+      </w:r>
+      <w:r>
+        <w:t xml:space="preserve"> </w:t>
+      </w:r>
+      <w:r>
+        <w:t xml:space="preserve">&lt; 0.001) with median displacement 525 km. The edge-referenced</w:t>
+      </w:r>
+      <w:r>
+        <w:t xml:space="preserve"> </w:t>
+      </w:r>
+      <w:r>
+        <w:t xml:space="preserve">distribution is both tighter and more sharply northward — the cleaner signature of</w:t>
+      </w:r>
+      <w:r>
+        <w:t xml:space="preserve"> </w:t>
+      </w:r>
+      <w:r>
+        <w:t xml:space="preserve">range extension — with more than a fifth of all records falling in the single north</w:t>
+      </w:r>
+      <w:r>
+        <w:t xml:space="preserve"> </w:t>
+      </w:r>
+      <w:r>
+        <w:t xml:space="preserve">sector. Ninety-five per cent of the displacement signal is therefore consistent with</w:t>
+      </w:r>
+      <w:r>
+        <w:t xml:space="preserve"> </w:t>
+      </w:r>
+      <w:r>
+        <w:t xml:space="preserve">poleward redistribution, and 81 records (9.5 %) fall inside the historical range and</w:t>
+      </w:r>
+      <w:r>
+        <w:t xml:space="preserve"> </w:t>
+      </w:r>
+      <w:r>
+        <w:t xml:space="preserve">represent within-range detection rather than extension.</w:t>
+      </w:r>
+    </w:p>
+    <w:p>
+      <w:pPr>
+        <w:pStyle w:val="BodyText"/>
+      </w:pPr>
+      <w:r>
+        <w:t xml:space="preserve">The aggregate pattern conceals systematic taxonomic structure. Passerines</w:t>
+      </w:r>
+      <w:r>
+        <w:t xml:space="preserve"> </w:t>
+      </w:r>
+      <w:r>
+        <w:t xml:space="preserve">(</w:t>
+      </w:r>
+      <w:r>
+        <w:rPr>
+          <w:i/>
+          <w:iCs/>
+        </w:rPr>
+        <w:t xml:space="preserve">n</w:t>
+      </w:r>
+      <w:r>
+        <w:t xml:space="preserve"> </w:t>
+      </w:r>
+      <w:r>
+        <w:t xml:space="preserve">= 465) shift east-north-east (66.0°,</w:t>
+      </w:r>
+      <w:r>
+        <w:t xml:space="preserve"> </w:t>
+      </w:r>
+      <w:r>
+        <w:rPr>
+          <w:i/>
+          <w:iCs/>
+        </w:rPr>
+        <w:t xml:space="preserve">R</w:t>
+      </w:r>
+      <w:r>
+        <w:t xml:space="preserve"> </w:t>
+      </w:r>
+      <w:r>
+        <w:t xml:space="preserve">= 0.380,</w:t>
+      </w:r>
+      <w:r>
+        <w:t xml:space="preserve"> </w:t>
+      </w:r>
+      <w:r>
+        <w:rPr>
+          <w:i/>
+          <w:iCs/>
+        </w:rPr>
+        <w:t xml:space="preserve">P</w:t>
+      </w:r>
+      <w:r>
+        <w:t xml:space="preserve"> </w:t>
+      </w:r>
+      <w:r>
+        <w:t xml:space="preserve">&lt; 0.001) and raptors</w:t>
+      </w:r>
+      <w:r>
+        <w:t xml:space="preserve"> </w:t>
+      </w:r>
+      <w:r>
+        <w:t xml:space="preserve">north-east (36.5°,</w:t>
+      </w:r>
+      <w:r>
+        <w:t xml:space="preserve"> </w:t>
+      </w:r>
+      <w:r>
+        <w:rPr>
+          <w:i/>
+          <w:iCs/>
+        </w:rPr>
+        <w:t xml:space="preserve">P</w:t>
+      </w:r>
+      <w:r>
+        <w:t xml:space="preserve"> </w:t>
+      </w:r>
+      <w:r>
+        <w:t xml:space="preserve">= 0.021), whereas shorebirds trend north-west (323.5°,</w:t>
+      </w:r>
+      <w:r>
+        <w:t xml:space="preserve"> </w:t>
+      </w:r>
+      <w:r>
+        <w:rPr>
+          <w:i/>
+          <w:iCs/>
+        </w:rPr>
+        <w:t xml:space="preserve">P</w:t>
+      </w:r>
+      <w:r>
+        <w:t xml:space="preserve"> </w:t>
+      </w:r>
+      <w:r>
+        <w:t xml:space="preserve">= 0.040) and waterfowl are displaced</w:t>
+      </w:r>
+      <w:r>
+        <w:t xml:space="preserve"> </w:t>
+      </w:r>
+      <w:r>
+        <w:rPr>
+          <w:i/>
+          <w:iCs/>
+        </w:rPr>
+        <w:t xml:space="preserve">south-west</w:t>
+      </w:r>
+      <w:r>
+        <w:t xml:space="preserve"> </w:t>
+      </w:r>
+      <w:r>
+        <w:t xml:space="preserve">(196.6°,</w:t>
+      </w:r>
+      <w:r>
+        <w:t xml:space="preserve"> </w:t>
+      </w:r>
+      <w:r>
+        <w:rPr>
+          <w:i/>
+          <w:iCs/>
+        </w:rPr>
+        <w:t xml:space="preserve">P</w:t>
+      </w:r>
+      <w:r>
+        <w:t xml:space="preserve"> </w:t>
+      </w:r>
+      <w:r>
+        <w:t xml:space="preserve">= 0.022) and by</w:t>
+      </w:r>
+      <w:r>
+        <w:t xml:space="preserve"> </w:t>
+      </w:r>
+      <w:r>
+        <w:t xml:space="preserve">the largest distances of any order (median 2,169 km from the centroid, versus</w:t>
+      </w:r>
+      <w:r>
+        <w:t xml:space="preserve"> </w:t>
+      </w:r>
+      <w:r>
+        <w:t xml:space="preserve">1,190 km for passerines). A single "poleward" summary would therefore misdescribe</w:t>
+      </w:r>
+      <w:r>
+        <w:t xml:space="preserve"> </w:t>
+      </w:r>
+      <w:r>
+        <w:t xml:space="preserve">almost half the orders: land birds expand along breeding-range margins while</w:t>
+      </w:r>
+      <w:r>
+        <w:t xml:space="preserve"> </w:t>
+      </w:r>
+      <w:r>
+        <w:t xml:space="preserve">waterbird records accumulate along flyways and toward wintering grounds.</w:t>
+      </w:r>
+    </w:p>
+    <w:bookmarkEnd w:id="20"/>
+    <w:bookmarkEnd w:id="21"/>
+    <w:bookmarkStart w:id="22" w:name="discussion"/>
     <w:p>
       <w:pPr>
         <w:pStyle w:val="Heading2"/>
@@ -2554,6 +2927,74 @@
         <w:pStyle w:val="BodyText"/>
       </w:pPr>
       <w:r>
+        <w:t xml:space="preserve">The directional analysis supplies independent, effort-free corroboration. Nothing</w:t>
+      </w:r>
+      <w:r>
+        <w:t xml:space="preserve"> </w:t>
+      </w:r>
+      <w:r>
+        <w:t xml:space="preserve">in the bearing of a record relative to its species' historical range depends on the</w:t>
+      </w:r>
+      <w:r>
+        <w:t xml:space="preserve"> </w:t>
+      </w:r>
+      <w:r>
+        <w:t xml:space="preserve">hazard model, yet records fall north-east of range centroids and almost due north of</w:t>
+      </w:r>
+      <w:r>
+        <w:t xml:space="preserve"> </w:t>
+      </w:r>
+      <w:r>
+        <w:t xml:space="preserve">range edges, with highly significant angular concentration. That the effort-moderated</w:t>
+      </w:r>
+      <w:r>
+        <w:t xml:space="preserve"> </w:t>
+      </w:r>
+      <w:r>
+        <w:t xml:space="preserve">hazard framework and the geometry of the records point the same way strengthens the</w:t>
+      </w:r>
+      <w:r>
+        <w:t xml:space="preserve"> </w:t>
+      </w:r>
+      <w:r>
+        <w:t xml:space="preserve">claim that new records carry a genuine redistribution signal rather than only an</w:t>
+      </w:r>
+      <w:r>
+        <w:t xml:space="preserve"> </w:t>
+      </w:r>
+      <w:r>
+        <w:t xml:space="preserve">observation signal. The taxonomic structure adds mechanism: passerines and raptors</w:t>
+      </w:r>
+      <w:r>
+        <w:t xml:space="preserve"> </w:t>
+      </w:r>
+      <w:r>
+        <w:t xml:space="preserve">behave as expected of breeding-range expansion, whereas waterfowl move south-west and</w:t>
+      </w:r>
+      <w:r>
+        <w:t xml:space="preserve"> </w:t>
+      </w:r>
+      <w:r>
+        <w:t xml:space="preserve">farthest, consistent with flyway geometry and wintering-ground redistribution rather</w:t>
+      </w:r>
+      <w:r>
+        <w:t xml:space="preserve"> </w:t>
+      </w:r>
+      <w:r>
+        <w:t xml:space="preserve">than poleward breeding expansion. Directional analyses that pool orders will average</w:t>
+      </w:r>
+      <w:r>
+        <w:t xml:space="preserve"> </w:t>
+      </w:r>
+      <w:r>
+        <w:t xml:space="preserve">these opposing signals toward zero.</w:t>
+      </w:r>
+    </w:p>
+    <w:p>
+      <w:pPr>
+        <w:pStyle w:val="BodyText"/>
+      </w:pPr>
+      <w:r>
         <w:t xml:space="preserve">For monitoring under climate change, raw projected hazard is a poor guide to where</w:t>
       </w:r>
       <w:r>
@@ -2721,8 +3162,8 @@
         <w:t xml:space="preserve">learns most where it is currently blindest.</w:t>
       </w:r>
     </w:p>
-    <w:bookmarkEnd w:id="20"/>
-    <w:bookmarkStart w:id="29" w:name="methods"/>
+    <w:bookmarkEnd w:id="22"/>
+    <w:bookmarkStart w:id="32" w:name="methods"/>
     <w:p>
       <w:pPr>
         <w:pStyle w:val="Heading2"/>
@@ -2731,7 +3172,7 @@
         <w:t xml:space="preserve">Methods</w:t>
       </w:r>
     </w:p>
-    <w:bookmarkStart w:id="21" w:name="study-system-and-response-variable"/>
+    <w:bookmarkStart w:id="23" w:name="study-system-and-response-variable"/>
     <w:p>
       <w:pPr>
         <w:pStyle w:val="Heading3"/>
@@ -2766,8 +3207,8 @@
         <w:t xml:space="preserve">unit, that unit leaves the species' risk set in later years.</w:t>
       </w:r>
     </w:p>
-    <w:bookmarkEnd w:id="21"/>
-    <w:bookmarkStart w:id="22" w:name="X4796a602046aac5df5a8d9c1bb711b66a34822e"/>
+    <w:bookmarkEnd w:id="23"/>
+    <w:bookmarkStart w:id="24" w:name="X4796a602046aac5df5a8d9c1bb711b66a34822e"/>
     <w:p>
       <w:pPr>
         <w:pStyle w:val="Heading3"/>
@@ -2832,8 +3273,8 @@
         <w:t xml:space="preserve">lacking the headline climate or effort covariate.</w:t>
       </w:r>
     </w:p>
-    <w:bookmarkEnd w:id="22"/>
-    <w:bookmarkStart w:id="23" w:name="climate-and-effort-proxies"/>
+    <w:bookmarkEnd w:id="24"/>
+    <w:bookmarkStart w:id="25" w:name="climate-and-effort-proxies"/>
     <w:p>
       <w:pPr>
         <w:pStyle w:val="Heading3"/>
@@ -2904,8 +3345,8 @@
         <w:t xml:space="preserve">Bird-Watching panel⁵.</w:t>
       </w:r>
     </w:p>
-    <w:bookmarkEnd w:id="23"/>
-    <w:bookmarkStart w:id="24" w:name="hazard-models-and-decomposition"/>
+    <w:bookmarkEnd w:id="25"/>
+    <w:bookmarkStart w:id="26" w:name="hazard-models-and-decomposition"/>
     <w:p>
       <w:pPr>
         <w:pStyle w:val="Heading3"/>
@@ -3030,8 +3471,8 @@
         <w:t xml:space="preserve">gain on the same complete risk sets.</w:t>
       </w:r>
     </w:p>
-    <w:bookmarkEnd w:id="24"/>
-    <w:bookmarkStart w:id="25" w:name="prediction-and-projection"/>
+    <w:bookmarkEnd w:id="26"/>
+    <w:bookmarkStart w:id="27" w:name="prediction-and-projection"/>
     <w:p>
       <w:pPr>
         <w:pStyle w:val="Heading3"/>
@@ -3108,13 +3549,95 @@
         <w:t xml:space="preserve">nine-dash line.</w:t>
       </w:r>
     </w:p>
-    <w:bookmarkEnd w:id="25"/>
-    <w:bookmarkStart w:id="28" w:name="reproducibility"/>
+    <w:bookmarkEnd w:id="27"/>
+    <w:bookmarkStart w:id="28" w:name="directional-and-displacement-analysis"/>
     <w:p>
       <w:pPr>
         <w:pStyle w:val="Heading3"/>
       </w:pPr>
       <w:r>
+        <w:t xml:space="preserve">Directional and displacement analysis</w:t>
+      </w:r>
+    </w:p>
+    <w:p>
+      <w:pPr>
+        <w:pStyle w:val="FirstParagraph"/>
+      </w:pPr>
+      <w:r>
+        <w:t xml:space="preserve">New-record coordinates were referenced to each species' BirdLife (Birds of the World</w:t>
+      </w:r>
+      <w:r>
+        <w:t xml:space="preserve"> </w:t>
+      </w:r>
+      <w:r>
+        <w:t xml:space="preserve">2024) historical range polygon. For every record we computed the bearing and</w:t>
+      </w:r>
+      <w:r>
+        <w:t xml:space="preserve"> </w:t>
+      </w:r>
+      <w:r>
+        <w:t xml:space="preserve">great-circle distance to the range centroid and to the nearest point on the range</w:t>
+      </w:r>
+      <w:r>
+        <w:t xml:space="preserve"> </w:t>
+      </w:r>
+      <w:r>
+        <w:t xml:space="preserve">edge, retaining 851 records (564 species) with usable polygons. Bearings were binned</w:t>
+      </w:r>
+      <w:r>
+        <w:t xml:space="preserve"> </w:t>
+      </w:r>
+      <w:r>
+        <w:t xml:space="preserve">into 16 compass sectors for display and summarised with circular statistics: the mean</w:t>
+      </w:r>
+      <w:r>
+        <w:t xml:space="preserve"> </w:t>
+      </w:r>
+      <w:r>
+        <w:t xml:space="preserve">resultant direction, the concentration</w:t>
+      </w:r>
+      <w:r>
+        <w:t xml:space="preserve"> </w:t>
+      </w:r>
+      <w:r>
+        <w:rPr>
+          <w:i/>
+          <w:iCs/>
+        </w:rPr>
+        <w:t xml:space="preserve">R</w:t>
+      </w:r>
+      <w:r>
+        <w:t xml:space="preserve"> </w:t>
+      </w:r>
+      <w:r>
+        <w:t xml:space="preserve">and a Rayleigh test of angular uniformity.</w:t>
+      </w:r>
+      <w:r>
+        <w:t xml:space="preserve"> </w:t>
+      </w:r>
+      <w:r>
+        <w:t xml:space="preserve">Records falling inside the historical range have an edge distance of zero and were</w:t>
+      </w:r>
+      <w:r>
+        <w:t xml:space="preserve"> </w:t>
+      </w:r>
+      <w:r>
+        <w:t xml:space="preserve">retained and reported separately rather than discarded. Displacement distributions</w:t>
+      </w:r>
+      <w:r>
+        <w:t xml:space="preserve"> </w:t>
+      </w:r>
+      <w:r>
+        <w:t xml:space="preserve">were compared across taxonomic orders with at least 25 records.</w:t>
+      </w:r>
+    </w:p>
+    <w:bookmarkEnd w:id="28"/>
+    <w:bookmarkStart w:id="31" w:name="reproducibility"/>
+    <w:p>
+      <w:pPr>
+        <w:pStyle w:val="Heading3"/>
+      </w:pPr>
+      <w:r>
         <w:t xml:space="preserve">Reproducibility</w:t>
       </w:r>
     </w:p>
@@ -3140,7 +3663,7 @@
       <w:r>
         <w:t xml:space="preserve"> </w:t>
       </w:r>
-      <w:hyperlink r:id="rId26">
+      <w:hyperlink r:id="rId29">
         <w:r>
           <w:rPr>
             <w:rStyle w:val="Hyperlink"/>
@@ -3163,7 +3686,7 @@
       <w:r>
         <w:t xml:space="preserve"> </w:t>
       </w:r>
-      <w:hyperlink r:id="rId27">
+      <w:hyperlink r:id="rId30">
         <w:r>
           <w:rPr>
             <w:rStyle w:val="Hyperlink"/>
@@ -3178,9 +3701,9 @@
         <w:t xml:space="preserve">(manuscript and main analysis).</w:t>
       </w:r>
     </w:p>
-    <w:bookmarkEnd w:id="28"/>
-    <w:bookmarkEnd w:id="29"/>
-    <w:bookmarkStart w:id="30" w:name="data-availability"/>
+    <w:bookmarkEnd w:id="31"/>
+    <w:bookmarkEnd w:id="32"/>
+    <w:bookmarkStart w:id="33" w:name="data-availability"/>
     <w:p>
       <w:pPr>
         <w:pStyle w:val="Heading2"/>
@@ -3221,8 +3744,8 @@
         <w:t xml:space="preserve">Ministry of Natural Resources of China.</w:t>
       </w:r>
     </w:p>
-    <w:bookmarkEnd w:id="30"/>
-    <w:bookmarkStart w:id="31" w:name="code-availability"/>
+    <w:bookmarkEnd w:id="33"/>
+    <w:bookmarkStart w:id="34" w:name="code-availability"/>
     <w:p>
       <w:pPr>
         <w:pStyle w:val="Heading2"/>
@@ -3245,8 +3768,8 @@
         <w:t xml:space="preserve">repositories above and will be archived at Zenodo on acceptance.</w:t>
       </w:r>
     </w:p>
-    <w:bookmarkEnd w:id="31"/>
-    <w:bookmarkStart w:id="32" w:name="references"/>
+    <w:bookmarkEnd w:id="34"/>
+    <w:bookmarkStart w:id="35" w:name="references"/>
     <w:p>
       <w:pPr>
         <w:pStyle w:val="Heading2"/>
@@ -3703,8 +4226,8 @@
         <w:t xml:space="preserve">(Geo Books, 1984).</w:t>
       </w:r>
     </w:p>
-    <w:bookmarkEnd w:id="32"/>
-    <w:bookmarkStart w:id="34" w:name="figures"/>
+    <w:bookmarkEnd w:id="35"/>
+    <w:bookmarkStart w:id="37" w:name="figures"/>
     <w:p>
       <w:pPr>
         <w:pStyle w:val="Heading2"/>
@@ -4228,6 +4751,31 @@
       </w:r>
       <w:r>
         <w:rPr>
+          <w:b/>
+          <w:bCs/>
+        </w:rPr>
+        <w:t xml:space="preserve">c</w:t>
+      </w:r>
+      <w:r>
+        <w:t xml:space="preserve">, Model accuracy on the complete risk set by validation regime:</w:t>
+      </w:r>
+      <w:r>
+        <w:t xml:space="preserve"> </w:t>
+      </w:r>
+      <w:r>
+        <w:t xml:space="preserve">machine learning wins at interpolation (0.774 vs 0.694) but the classes converge for</w:t>
+      </w:r>
+      <w:r>
+        <w:t xml:space="preserve"> </w:t>
+      </w:r>
+      <w:r>
+        <w:t xml:space="preserve">temporal forecasting (0.615–0.630) and spatial extrapolation (0.613–0.616).</w:t>
+      </w:r>
+      <w:r>
+        <w:t xml:space="preserve"> </w:t>
+      </w:r>
+      <w:r>
+        <w:rPr>
           <w:i/>
           <w:iCs/>
         </w:rPr>
@@ -4253,10 +4801,359 @@
           <w:i/>
           <w:iCs/>
         </w:rPr>
+        <w:t xml:space="preserve">,</w:t>
+      </w:r>
+      <w:r>
+        <w:rPr>
+          <w:i/>
+          <w:iCs/>
+        </w:rPr>
+        <w:t xml:space="preserve"> </w:t>
+      </w:r>
+      <w:r>
+        <w:rPr>
+          <w:rStyle w:val="VerbatimChar"/>
+          <w:i/>
+          <w:iCs/>
+        </w:rPr>
+        <w:t xml:space="preserve">Fig_H_model_accuracy</w:t>
+      </w:r>
+      <w:r>
+        <w:rPr>
+          <w:i/>
+          <w:iCs/>
+        </w:rPr>
+        <w:t xml:space="preserve">; province projection maps</w:t>
+      </w:r>
+      <w:r>
+        <w:rPr>
+          <w:i/>
+          <w:iCs/>
+        </w:rPr>
+        <w:t xml:space="preserve"> </w:t>
+      </w:r>
+      <w:r>
+        <w:rPr>
+          <w:i/>
+          <w:iCs/>
+        </w:rPr>
+        <w:t xml:space="preserve">in</w:t>
+      </w:r>
+      <w:r>
+        <w:rPr>
+          <w:i/>
+          <w:iCs/>
+        </w:rPr>
+        <w:t xml:space="preserve"> </w:t>
+      </w:r>
+      <w:r>
+        <w:rPr>
+          <w:rStyle w:val="VerbatimChar"/>
+          <w:i/>
+          <w:iCs/>
+        </w:rPr>
+        <w:t xml:space="preserve">Fig_G_future_maps_mech</w:t>
+      </w:r>
+      <w:r>
+        <w:rPr>
+          <w:i/>
+          <w:iCs/>
+        </w:rPr>
+        <w:t xml:space="preserve"> </w:t>
+      </w:r>
+      <w:r>
+        <w:rPr>
+          <w:i/>
+          <w:iCs/>
+        </w:rPr>
+        <w:t xml:space="preserve">and</w:t>
+      </w:r>
+      <w:r>
+        <w:rPr>
+          <w:i/>
+          <w:iCs/>
+        </w:rPr>
+        <w:t xml:space="preserve"> </w:t>
+      </w:r>
+      <w:r>
+        <w:rPr>
+          <w:rStyle w:val="VerbatimChar"/>
+          <w:i/>
+          <w:iCs/>
+        </w:rPr>
+        <w:t xml:space="preserve">Fig_G_future_maps_ml</w:t>
+      </w:r>
+      <w:r>
+        <w:rPr>
+          <w:i/>
+          <w:iCs/>
+        </w:rPr>
         <w:t xml:space="preserve">.</w:t>
       </w:r>
     </w:p>
-    <w:bookmarkStart w:id="33" w:name="extended-data"/>
+    <w:p>
+      <w:pPr>
+        <w:pStyle w:val="BodyText"/>
+      </w:pPr>
+      <w:r>
+        <w:rPr>
+          <w:b/>
+          <w:bCs/>
+        </w:rPr>
+        <w:t xml:space="preserve">Fig. 5 | New records are displaced polewards, with taxon-specific directions.</w:t>
+      </w:r>
+      <w:r>
+        <w:t xml:space="preserve"> </w:t>
+      </w:r>
+      <w:r>
+        <w:rPr>
+          <w:b/>
+          <w:bCs/>
+        </w:rPr>
+        <w:t xml:space="preserve">a</w:t>
+      </w:r>
+      <w:r>
+        <w:t xml:space="preserve">, Sixteen-sector wind roses of record bearing relative to the historical range</w:t>
+      </w:r>
+      <w:r>
+        <w:t xml:space="preserve"> </w:t>
+      </w:r>
+      <w:r>
+        <w:t xml:space="preserve">centroid (mean 55.7°,</w:t>
+      </w:r>
+      <w:r>
+        <w:t xml:space="preserve"> </w:t>
+      </w:r>
+      <w:r>
+        <w:rPr>
+          <w:i/>
+          <w:iCs/>
+        </w:rPr>
+        <w:t xml:space="preserve">R</w:t>
+      </w:r>
+      <w:r>
+        <w:t xml:space="preserve"> </w:t>
+      </w:r>
+      <w:r>
+        <w:t xml:space="preserve">= 0.270) and the nearest range edge (mean 21.1°,</w:t>
+      </w:r>
+      <w:r>
+        <w:t xml:space="preserve"> </w:t>
+      </w:r>
+      <w:r>
+        <w:rPr>
+          <w:i/>
+          <w:iCs/>
+        </w:rPr>
+        <w:t xml:space="preserve">R</w:t>
+      </w:r>
+      <w:r>
+        <w:t xml:space="preserve"> </w:t>
+      </w:r>
+      <w:r>
+        <w:t xml:space="preserve">= 0.355); both Rayleigh</w:t>
+      </w:r>
+      <w:r>
+        <w:t xml:space="preserve"> </w:t>
+      </w:r>
+      <w:r>
+        <w:rPr>
+          <w:i/>
+          <w:iCs/>
+        </w:rPr>
+        <w:t xml:space="preserve">P</w:t>
+      </w:r>
+      <w:r>
+        <w:t xml:space="preserve"> </w:t>
+      </w:r>
+      <w:r>
+        <w:t xml:space="preserve">&lt; 0.001,</w:t>
+      </w:r>
+      <w:r>
+        <w:t xml:space="preserve"> </w:t>
+      </w:r>
+      <w:r>
+        <w:rPr>
+          <w:i/>
+          <w:iCs/>
+        </w:rPr>
+        <w:t xml:space="preserve">n</w:t>
+      </w:r>
+      <w:r>
+        <w:t xml:space="preserve"> </w:t>
+      </w:r>
+      <w:r>
+        <w:t xml:space="preserve">= 851 records.</w:t>
+      </w:r>
+      <w:r>
+        <w:t xml:space="preserve"> </w:t>
+      </w:r>
+      <w:r>
+        <w:rPr>
+          <w:b/>
+          <w:bCs/>
+        </w:rPr>
+        <w:t xml:space="preserve">b</w:t>
+      </w:r>
+      <w:r>
+        <w:t xml:space="preserve">, Composite roses by</w:t>
+      </w:r>
+      <w:r>
+        <w:t xml:space="preserve"> </w:t>
+      </w:r>
+      <w:r>
+        <w:t xml:space="preserve">taxonomic order: passerines east-north-east, raptors north-east, shorebirds</w:t>
+      </w:r>
+      <w:r>
+        <w:t xml:space="preserve"> </w:t>
+      </w:r>
+      <w:r>
+        <w:t xml:space="preserve">north-west and waterfowl south-west.</w:t>
+      </w:r>
+      <w:r>
+        <w:t xml:space="preserve"> </w:t>
+      </w:r>
+      <w:r>
+        <w:rPr>
+          <w:b/>
+          <w:bCs/>
+        </w:rPr>
+        <w:t xml:space="preserve">c</w:t>
+      </w:r>
+      <w:r>
+        <w:t xml:space="preserve">, Polar bearing × distance view with mean</w:t>
+      </w:r>
+      <w:r>
+        <w:t xml:space="preserve"> </w:t>
+      </w:r>
+      <w:r>
+        <w:t xml:space="preserve">vectors.</w:t>
+      </w:r>
+      <w:r>
+        <w:t xml:space="preserve"> </w:t>
+      </w:r>
+      <w:r>
+        <w:rPr>
+          <w:b/>
+          <w:bCs/>
+        </w:rPr>
+        <w:t xml:space="preserve">d</w:t>
+      </w:r>
+      <w:r>
+        <w:t xml:space="preserve">, Displacement distributions by order and cumulative distributions;</w:t>
+      </w:r>
+      <w:r>
+        <w:t xml:space="preserve"> </w:t>
+      </w:r>
+      <w:r>
+        <w:t xml:space="preserve">median 1,273 km from the centroid and 525 km beyond the nearest edge, with 81 of 851</w:t>
+      </w:r>
+      <w:r>
+        <w:t xml:space="preserve"> </w:t>
+      </w:r>
+      <w:r>
+        <w:t xml:space="preserve">records (9.5 %) inside the historical range.</w:t>
+      </w:r>
+      <w:r>
+        <w:t xml:space="preserve"> </w:t>
+      </w:r>
+      <w:r>
+        <w:rPr>
+          <w:i/>
+          <w:iCs/>
+        </w:rPr>
+        <w:t xml:space="preserve">Source:</w:t>
+      </w:r>
+      <w:r>
+        <w:rPr>
+          <w:i/>
+          <w:iCs/>
+        </w:rPr>
+        <w:t xml:space="preserve"> </w:t>
+      </w:r>
+      <w:r>
+        <w:rPr>
+          <w:rStyle w:val="VerbatimChar"/>
+          <w:i/>
+          <w:iCs/>
+        </w:rPr>
+        <w:t xml:space="preserve">Fig_I_windrose_overall</w:t>
+      </w:r>
+      <w:r>
+        <w:rPr>
+          <w:i/>
+          <w:iCs/>
+        </w:rPr>
+        <w:t xml:space="preserve">,</w:t>
+      </w:r>
+      <w:r>
+        <w:rPr>
+          <w:i/>
+          <w:iCs/>
+        </w:rPr>
+        <w:t xml:space="preserve"> </w:t>
+      </w:r>
+      <w:r>
+        <w:rPr>
+          <w:rStyle w:val="VerbatimChar"/>
+          <w:i/>
+          <w:iCs/>
+        </w:rPr>
+        <w:t xml:space="preserve">Fig_I_windrose_by_order</w:t>
+      </w:r>
+      <w:r>
+        <w:rPr>
+          <w:i/>
+          <w:iCs/>
+        </w:rPr>
+        <w:t xml:space="preserve">,</w:t>
+      </w:r>
+      <w:r>
+        <w:rPr>
+          <w:i/>
+          <w:iCs/>
+        </w:rPr>
+        <w:t xml:space="preserve"> </w:t>
+      </w:r>
+      <w:r>
+        <w:rPr>
+          <w:rStyle w:val="VerbatimChar"/>
+          <w:i/>
+          <w:iCs/>
+        </w:rPr>
+        <w:t xml:space="preserve">Fig_J_polar_bearing_distance</w:t>
+      </w:r>
+      <w:r>
+        <w:rPr>
+          <w:i/>
+          <w:iCs/>
+        </w:rPr>
+        <w:t xml:space="preserve">,</w:t>
+      </w:r>
+      <w:r>
+        <w:rPr>
+          <w:i/>
+          <w:iCs/>
+        </w:rPr>
+        <w:t xml:space="preserve"> </w:t>
+      </w:r>
+      <w:r>
+        <w:rPr>
+          <w:rStyle w:val="VerbatimChar"/>
+          <w:i/>
+          <w:iCs/>
+        </w:rPr>
+        <w:t xml:space="preserve">Fig_K_distance_distributions</w:t>
+      </w:r>
+      <w:r>
+        <w:rPr>
+          <w:i/>
+          <w:iCs/>
+        </w:rPr>
+        <w:t xml:space="preserve">.</w:t>
+      </w:r>
+    </w:p>
+    <w:bookmarkStart w:id="36" w:name="extended-data"/>
     <w:p>
       <w:pPr>
         <w:pStyle w:val="Heading3"/>
@@ -4651,10 +5548,109 @@
           </w:p>
         </w:tc>
       </w:tr>
+      <w:tr>
+        <w:tc>
+          <w:tcPr/>
+          <w:p>
+            <w:pPr>
+              <w:pStyle w:val="Compact"/>
+            </w:pPr>
+            <w:r>
+              <w:t xml:space="preserve">ED Table 9</w:t>
+            </w:r>
+          </w:p>
+        </w:tc>
+        <w:tc>
+          <w:tcPr/>
+          <w:p>
+            <w:pPr>
+              <w:pStyle w:val="Compact"/>
+            </w:pPr>
+            <w:r>
+              <w:t xml:space="preserve">Model accuracy by validation regime, including folds (</w:t>
+            </w:r>
+            <w:r>
+              <w:rPr>
+                <w:rStyle w:val="VerbatimChar"/>
+              </w:rPr>
+              <w:t xml:space="preserve">table_H_model_accuracy*.csv</w:t>
+            </w:r>
+            <w:r>
+              <w:t xml:space="preserve">)</w:t>
+            </w:r>
+          </w:p>
+        </w:tc>
+      </w:tr>
+      <w:tr>
+        <w:tc>
+          <w:tcPr/>
+          <w:p>
+            <w:pPr>
+              <w:pStyle w:val="Compact"/>
+            </w:pPr>
+            <w:r>
+              <w:t xml:space="preserve">ED Table 10</w:t>
+            </w:r>
+          </w:p>
+        </w:tc>
+        <w:tc>
+          <w:tcPr/>
+          <w:p>
+            <w:pPr>
+              <w:pStyle w:val="Compact"/>
+            </w:pPr>
+            <w:r>
+              <w:t xml:space="preserve">Directional summary: mean bearings, concentration and Rayleigh tests (</w:t>
+            </w:r>
+            <w:r>
+              <w:rPr>
+                <w:rStyle w:val="VerbatimChar"/>
+              </w:rPr>
+              <w:t xml:space="preserve">table_I_directional_summary.csv</w:t>
+            </w:r>
+            <w:r>
+              <w:t xml:space="preserve">)</w:t>
+            </w:r>
+          </w:p>
+        </w:tc>
+      </w:tr>
+      <w:tr>
+        <w:tc>
+          <w:tcPr/>
+          <w:p>
+            <w:pPr>
+              <w:pStyle w:val="Compact"/>
+            </w:pPr>
+            <w:r>
+              <w:t xml:space="preserve">ED Table 11</w:t>
+            </w:r>
+          </w:p>
+        </w:tc>
+        <w:tc>
+          <w:tcPr/>
+          <w:p>
+            <w:pPr>
+              <w:pStyle w:val="Compact"/>
+            </w:pPr>
+            <w:r>
+              <w:t xml:space="preserve">Displacement distances overall and by order (</w:t>
+            </w:r>
+            <w:r>
+              <w:rPr>
+                <w:rStyle w:val="VerbatimChar"/>
+              </w:rPr>
+              <w:t xml:space="preserve">table_J_distance_summary.csv</w:t>
+            </w:r>
+            <w:r>
+              <w:t xml:space="preserve">)</w:t>
+            </w:r>
+          </w:p>
+        </w:tc>
+      </w:tr>
     </w:tbl>
-    <w:bookmarkEnd w:id="33"/>
-    <w:bookmarkEnd w:id="34"/>
-    <w:bookmarkStart w:id="35" w:name="author-contributions"/>
+    <w:bookmarkEnd w:id="36"/>
+    <w:bookmarkEnd w:id="37"/>
+    <w:bookmarkStart w:id="38" w:name="author-contributions"/>
     <w:p>
       <w:pPr>
         <w:pStyle w:val="Heading2"/>
@@ -4677,8 +5673,8 @@
         <w:t xml:space="preserve">manuscript.</w:t>
       </w:r>
     </w:p>
-    <w:bookmarkEnd w:id="35"/>
-    <w:bookmarkStart w:id="36" w:name="competing-interests"/>
+    <w:bookmarkEnd w:id="38"/>
+    <w:bookmarkStart w:id="39" w:name="competing-interests"/>
     <w:p>
       <w:pPr>
         <w:pStyle w:val="Heading2"/>
@@ -4695,8 +5691,8 @@
         <w:t xml:space="preserve">The author declares no competing interests.</w:t>
       </w:r>
     </w:p>
-    <w:bookmarkEnd w:id="36"/>
-    <w:bookmarkStart w:id="37" w:name="additional-information"/>
+    <w:bookmarkEnd w:id="39"/>
+    <w:bookmarkStart w:id="40" w:name="additional-information"/>
     <w:p>
       <w:pPr>
         <w:pStyle w:val="Heading2"/>
@@ -4763,8 +5759,8 @@
         <w:t xml:space="preserve">responsibility.</w:t>
       </w:r>
     </w:p>
-    <w:bookmarkEnd w:id="37"/>
-    <w:bookmarkEnd w:id="38"/>
+    <w:bookmarkEnd w:id="40"/>
+    <w:bookmarkEnd w:id="41"/>
     <w:sectPr>
       <w:footnotePr>
         <w:numRestart w:val="eachSect"/>
